--- a/PL1/MemoriaPL1-JavierDutu_KonstantinYanev.docx
+++ b/PL1/MemoriaPL1-JavierDutu_KonstantinYanev.docx
@@ -31,7 +31,7 @@
                     <pic:cNvPicPr/>
                   </pic:nvPicPr>
                   <pic:blipFill>
-                    <a:blip r:embed="rId6">
+                    <a:blip r:embed="rId7">
                       <a:extLst>
                         <a:ext uri="{28A0092B-C50C-407E-A947-70E740481C1C}">
                           <a14:useLocalDpi xmlns:a14="http://schemas.microsoft.com/office/drawing/2010/main" val="0"/>
@@ -88,12 +88,514 @@
         <w:t>DATOS DEL SISTEMA</w:t>
       </w:r>
     </w:p>
+    <w:tbl>
+      <w:tblPr>
+        <w:tblW w:w="0" w:type="auto"/>
+        <w:tblCellSpacing w:w="15" w:type="dxa"/>
+        <w:tblCellMar>
+          <w:left w:w="0" w:type="dxa"/>
+          <w:right w:w="0" w:type="dxa"/>
+        </w:tblCellMar>
+        <w:tblLook w:val="04A0" w:firstRow="1" w:lastRow="0" w:firstColumn="1" w:lastColumn="0" w:noHBand="0" w:noVBand="1"/>
+      </w:tblPr>
+      <w:tblGrid>
+        <w:gridCol w:w="3133"/>
+        <w:gridCol w:w="3480"/>
+      </w:tblGrid>
+      <w:tr>
+        <w:trPr>
+          <w:tblHeader/>
+          <w:tblCellSpacing w:w="15" w:type="dxa"/>
+        </w:trPr>
+        <w:tc>
+          <w:tcPr>
+            <w:tcW w:w="0" w:type="auto"/>
+            <w:tcBorders>
+              <w:top w:val="single" w:sz="6" w:space="0" w:color="auto"/>
+              <w:left w:val="single" w:sz="6" w:space="0" w:color="auto"/>
+              <w:bottom w:val="single" w:sz="6" w:space="0" w:color="auto"/>
+              <w:right w:val="single" w:sz="6" w:space="0" w:color="auto"/>
+            </w:tcBorders>
+            <w:tcMar>
+              <w:top w:w="120" w:type="dxa"/>
+              <w:left w:w="180" w:type="dxa"/>
+              <w:bottom w:w="120" w:type="dxa"/>
+              <w:right w:w="180" w:type="dxa"/>
+            </w:tcMar>
+            <w:vAlign w:val="center"/>
+            <w:hideMark/>
+          </w:tcPr>
+          <w:p>
+            <w:r>
+              <w:rPr>
+                <w:b/>
+                <w:bCs/>
+              </w:rPr>
+              <w:t>Parámetro</w:t>
+            </w:r>
+          </w:p>
+        </w:tc>
+        <w:tc>
+          <w:tcPr>
+            <w:tcW w:w="0" w:type="auto"/>
+            <w:tcBorders>
+              <w:top w:val="single" w:sz="6" w:space="0" w:color="auto"/>
+              <w:left w:val="single" w:sz="6" w:space="0" w:color="auto"/>
+              <w:bottom w:val="single" w:sz="6" w:space="0" w:color="auto"/>
+              <w:right w:val="single" w:sz="6" w:space="0" w:color="auto"/>
+            </w:tcBorders>
+            <w:tcMar>
+              <w:top w:w="120" w:type="dxa"/>
+              <w:left w:w="180" w:type="dxa"/>
+              <w:bottom w:w="120" w:type="dxa"/>
+              <w:right w:w="180" w:type="dxa"/>
+            </w:tcMar>
+            <w:vAlign w:val="center"/>
+            <w:hideMark/>
+          </w:tcPr>
+          <w:p>
+            <w:r>
+              <w:rPr>
+                <w:b/>
+                <w:bCs/>
+              </w:rPr>
+              <w:t>Valor</w:t>
+            </w:r>
+          </w:p>
+        </w:tc>
+      </w:tr>
+      <w:tr>
+        <w:trPr>
+          <w:tblCellSpacing w:w="15" w:type="dxa"/>
+        </w:trPr>
+        <w:tc>
+          <w:tcPr>
+            <w:tcW w:w="0" w:type="auto"/>
+            <w:tcBorders>
+              <w:top w:val="single" w:sz="6" w:space="0" w:color="auto"/>
+              <w:left w:val="single" w:sz="6" w:space="0" w:color="auto"/>
+              <w:bottom w:val="single" w:sz="6" w:space="0" w:color="auto"/>
+              <w:right w:val="single" w:sz="6" w:space="0" w:color="auto"/>
+            </w:tcBorders>
+            <w:tcMar>
+              <w:top w:w="120" w:type="dxa"/>
+              <w:left w:w="180" w:type="dxa"/>
+              <w:bottom w:w="120" w:type="dxa"/>
+              <w:right w:w="180" w:type="dxa"/>
+            </w:tcMar>
+            <w:vAlign w:val="center"/>
+            <w:hideMark/>
+          </w:tcPr>
+          <w:p>
+            <w:r>
+              <w:rPr>
+                <w:b/>
+                <w:bCs/>
+              </w:rPr>
+              <w:t xml:space="preserve">Street </w:t>
+            </w:r>
+            <w:proofErr w:type="spellStart"/>
+            <w:r>
+              <w:rPr>
+                <w:b/>
+                <w:bCs/>
+              </w:rPr>
+              <w:t>Name</w:t>
+            </w:r>
+            <w:proofErr w:type="spellEnd"/>
+            <w:r>
+              <w:rPr>
+                <w:b/>
+                <w:bCs/>
+              </w:rPr>
+              <w:t xml:space="preserve"> (Street ID)</w:t>
+            </w:r>
+          </w:p>
+        </w:tc>
+        <w:tc>
+          <w:tcPr>
+            <w:tcW w:w="0" w:type="auto"/>
+            <w:tcBorders>
+              <w:top w:val="single" w:sz="6" w:space="0" w:color="auto"/>
+              <w:left w:val="single" w:sz="6" w:space="0" w:color="auto"/>
+              <w:bottom w:val="single" w:sz="6" w:space="0" w:color="auto"/>
+              <w:right w:val="single" w:sz="6" w:space="0" w:color="auto"/>
+            </w:tcBorders>
+            <w:tcMar>
+              <w:top w:w="120" w:type="dxa"/>
+              <w:left w:w="180" w:type="dxa"/>
+              <w:bottom w:w="120" w:type="dxa"/>
+              <w:right w:w="180" w:type="dxa"/>
+            </w:tcMar>
+            <w:vAlign w:val="center"/>
+            <w:hideMark/>
+          </w:tcPr>
+          <w:p>
+            <w:r>
+              <w:t>ST_1370</w:t>
+            </w:r>
+          </w:p>
+        </w:tc>
+      </w:tr>
+      <w:tr>
+        <w:trPr>
+          <w:tblCellSpacing w:w="15" w:type="dxa"/>
+        </w:trPr>
+        <w:tc>
+          <w:tcPr>
+            <w:tcW w:w="0" w:type="auto"/>
+            <w:tcBorders>
+              <w:top w:val="single" w:sz="6" w:space="0" w:color="auto"/>
+              <w:left w:val="single" w:sz="6" w:space="0" w:color="auto"/>
+              <w:bottom w:val="single" w:sz="6" w:space="0" w:color="auto"/>
+              <w:right w:val="single" w:sz="6" w:space="0" w:color="auto"/>
+            </w:tcBorders>
+            <w:tcMar>
+              <w:top w:w="120" w:type="dxa"/>
+              <w:left w:w="180" w:type="dxa"/>
+              <w:bottom w:w="120" w:type="dxa"/>
+              <w:right w:w="180" w:type="dxa"/>
+            </w:tcMar>
+            <w:vAlign w:val="center"/>
+            <w:hideMark/>
+          </w:tcPr>
+          <w:p>
+            <w:r>
+              <w:rPr>
+                <w:b/>
+                <w:bCs/>
+              </w:rPr>
+              <w:t>Identificador del Sensor</w:t>
+            </w:r>
+          </w:p>
+        </w:tc>
+        <w:tc>
+          <w:tcPr>
+            <w:tcW w:w="0" w:type="auto"/>
+            <w:tcBorders>
+              <w:top w:val="single" w:sz="6" w:space="0" w:color="auto"/>
+              <w:left w:val="single" w:sz="6" w:space="0" w:color="auto"/>
+              <w:bottom w:val="single" w:sz="6" w:space="0" w:color="auto"/>
+              <w:right w:val="single" w:sz="6" w:space="0" w:color="auto"/>
+            </w:tcBorders>
+            <w:tcMar>
+              <w:top w:w="120" w:type="dxa"/>
+              <w:left w:w="180" w:type="dxa"/>
+              <w:bottom w:w="120" w:type="dxa"/>
+              <w:right w:w="180" w:type="dxa"/>
+            </w:tcMar>
+            <w:vAlign w:val="center"/>
+            <w:hideMark/>
+          </w:tcPr>
+          <w:p>
+            <w:r>
+              <w:t>TL_001_G9</w:t>
+            </w:r>
+          </w:p>
+        </w:tc>
+      </w:tr>
+      <w:tr>
+        <w:trPr>
+          <w:tblCellSpacing w:w="15" w:type="dxa"/>
+        </w:trPr>
+        <w:tc>
+          <w:tcPr>
+            <w:tcW w:w="0" w:type="auto"/>
+            <w:tcBorders>
+              <w:top w:val="single" w:sz="6" w:space="0" w:color="auto"/>
+              <w:left w:val="single" w:sz="6" w:space="0" w:color="auto"/>
+              <w:bottom w:val="single" w:sz="6" w:space="0" w:color="auto"/>
+              <w:right w:val="single" w:sz="6" w:space="0" w:color="auto"/>
+            </w:tcBorders>
+            <w:tcMar>
+              <w:top w:w="120" w:type="dxa"/>
+              <w:left w:w="180" w:type="dxa"/>
+              <w:bottom w:w="120" w:type="dxa"/>
+              <w:right w:w="180" w:type="dxa"/>
+            </w:tcMar>
+            <w:vAlign w:val="center"/>
+            <w:hideMark/>
+          </w:tcPr>
+          <w:p>
+            <w:r>
+              <w:rPr>
+                <w:b/>
+                <w:bCs/>
+              </w:rPr>
+              <w:t>Tipo de Sensor</w:t>
+            </w:r>
+          </w:p>
+        </w:tc>
+        <w:tc>
+          <w:tcPr>
+            <w:tcW w:w="0" w:type="auto"/>
+            <w:tcBorders>
+              <w:top w:val="single" w:sz="6" w:space="0" w:color="auto"/>
+              <w:left w:val="single" w:sz="6" w:space="0" w:color="auto"/>
+              <w:bottom w:val="single" w:sz="6" w:space="0" w:color="auto"/>
+              <w:right w:val="single" w:sz="6" w:space="0" w:color="auto"/>
+            </w:tcBorders>
+            <w:tcMar>
+              <w:top w:w="120" w:type="dxa"/>
+              <w:left w:w="180" w:type="dxa"/>
+              <w:bottom w:w="120" w:type="dxa"/>
+              <w:right w:w="180" w:type="dxa"/>
+            </w:tcMar>
+            <w:vAlign w:val="center"/>
+            <w:hideMark/>
+          </w:tcPr>
+          <w:p>
+            <w:proofErr w:type="spellStart"/>
+            <w:r>
+              <w:t>traffic_light</w:t>
+            </w:r>
+            <w:proofErr w:type="spellEnd"/>
+          </w:p>
+        </w:tc>
+      </w:tr>
+      <w:tr>
+        <w:trPr>
+          <w:tblCellSpacing w:w="15" w:type="dxa"/>
+        </w:trPr>
+        <w:tc>
+          <w:tcPr>
+            <w:tcW w:w="0" w:type="auto"/>
+            <w:tcBorders>
+              <w:top w:val="single" w:sz="6" w:space="0" w:color="auto"/>
+              <w:left w:val="single" w:sz="6" w:space="0" w:color="auto"/>
+              <w:bottom w:val="single" w:sz="6" w:space="0" w:color="auto"/>
+              <w:right w:val="single" w:sz="6" w:space="0" w:color="auto"/>
+            </w:tcBorders>
+            <w:tcMar>
+              <w:top w:w="120" w:type="dxa"/>
+              <w:left w:w="180" w:type="dxa"/>
+              <w:bottom w:w="120" w:type="dxa"/>
+              <w:right w:w="180" w:type="dxa"/>
+            </w:tcMar>
+            <w:vAlign w:val="center"/>
+            <w:hideMark/>
+          </w:tcPr>
+          <w:p>
+            <w:r>
+              <w:rPr>
+                <w:b/>
+                <w:bCs/>
+              </w:rPr>
+              <w:t>Ubicación (Latitud)</w:t>
+            </w:r>
+          </w:p>
+        </w:tc>
+        <w:tc>
+          <w:tcPr>
+            <w:tcW w:w="0" w:type="auto"/>
+            <w:tcBorders>
+              <w:top w:val="single" w:sz="6" w:space="0" w:color="auto"/>
+              <w:left w:val="single" w:sz="6" w:space="0" w:color="auto"/>
+              <w:bottom w:val="single" w:sz="6" w:space="0" w:color="auto"/>
+              <w:right w:val="single" w:sz="6" w:space="0" w:color="auto"/>
+            </w:tcBorders>
+            <w:tcMar>
+              <w:top w:w="120" w:type="dxa"/>
+              <w:left w:w="180" w:type="dxa"/>
+              <w:bottom w:w="120" w:type="dxa"/>
+              <w:right w:w="180" w:type="dxa"/>
+            </w:tcMar>
+            <w:vAlign w:val="center"/>
+            <w:hideMark/>
+          </w:tcPr>
+          <w:p>
+            <w:r>
+              <w:t>40.4087123</w:t>
+            </w:r>
+          </w:p>
+        </w:tc>
+      </w:tr>
+      <w:tr>
+        <w:trPr>
+          <w:tblCellSpacing w:w="15" w:type="dxa"/>
+        </w:trPr>
+        <w:tc>
+          <w:tcPr>
+            <w:tcW w:w="0" w:type="auto"/>
+            <w:tcBorders>
+              <w:top w:val="single" w:sz="6" w:space="0" w:color="auto"/>
+              <w:left w:val="single" w:sz="6" w:space="0" w:color="auto"/>
+              <w:bottom w:val="single" w:sz="6" w:space="0" w:color="auto"/>
+              <w:right w:val="single" w:sz="6" w:space="0" w:color="auto"/>
+            </w:tcBorders>
+            <w:tcMar>
+              <w:top w:w="120" w:type="dxa"/>
+              <w:left w:w="180" w:type="dxa"/>
+              <w:bottom w:w="120" w:type="dxa"/>
+              <w:right w:w="180" w:type="dxa"/>
+            </w:tcMar>
+            <w:vAlign w:val="center"/>
+            <w:hideMark/>
+          </w:tcPr>
+          <w:p>
+            <w:r>
+              <w:rPr>
+                <w:b/>
+                <w:bCs/>
+              </w:rPr>
+              <w:t>Ubicación (Longitud)</w:t>
+            </w:r>
+          </w:p>
+        </w:tc>
+        <w:tc>
+          <w:tcPr>
+            <w:tcW w:w="0" w:type="auto"/>
+            <w:tcBorders>
+              <w:top w:val="single" w:sz="6" w:space="0" w:color="auto"/>
+              <w:left w:val="single" w:sz="6" w:space="0" w:color="auto"/>
+              <w:bottom w:val="single" w:sz="6" w:space="0" w:color="auto"/>
+              <w:right w:val="single" w:sz="6" w:space="0" w:color="auto"/>
+            </w:tcBorders>
+            <w:tcMar>
+              <w:top w:w="120" w:type="dxa"/>
+              <w:left w:w="180" w:type="dxa"/>
+              <w:bottom w:w="120" w:type="dxa"/>
+              <w:right w:w="180" w:type="dxa"/>
+            </w:tcMar>
+            <w:vAlign w:val="center"/>
+            <w:hideMark/>
+          </w:tcPr>
+          <w:p>
+            <w:r>
+              <w:t>-3.6924532</w:t>
+            </w:r>
+          </w:p>
+        </w:tc>
+      </w:tr>
+      <w:tr>
+        <w:trPr>
+          <w:tblCellSpacing w:w="15" w:type="dxa"/>
+        </w:trPr>
+        <w:tc>
+          <w:tcPr>
+            <w:tcW w:w="0" w:type="auto"/>
+            <w:tcBorders>
+              <w:top w:val="single" w:sz="6" w:space="0" w:color="auto"/>
+              <w:left w:val="single" w:sz="6" w:space="0" w:color="auto"/>
+              <w:bottom w:val="single" w:sz="6" w:space="0" w:color="auto"/>
+              <w:right w:val="single" w:sz="6" w:space="0" w:color="auto"/>
+            </w:tcBorders>
+            <w:tcMar>
+              <w:top w:w="120" w:type="dxa"/>
+              <w:left w:w="180" w:type="dxa"/>
+              <w:bottom w:w="120" w:type="dxa"/>
+              <w:right w:w="180" w:type="dxa"/>
+            </w:tcMar>
+            <w:vAlign w:val="center"/>
+            <w:hideMark/>
+          </w:tcPr>
+          <w:p>
+            <w:r>
+              <w:rPr>
+                <w:b/>
+                <w:bCs/>
+              </w:rPr>
+              <w:t>Nombre de la Calle</w:t>
+            </w:r>
+          </w:p>
+        </w:tc>
+        <w:tc>
+          <w:tcPr>
+            <w:tcW w:w="0" w:type="auto"/>
+            <w:tcBorders>
+              <w:top w:val="single" w:sz="6" w:space="0" w:color="auto"/>
+              <w:left w:val="single" w:sz="6" w:space="0" w:color="auto"/>
+              <w:bottom w:val="single" w:sz="6" w:space="0" w:color="auto"/>
+              <w:right w:val="single" w:sz="6" w:space="0" w:color="auto"/>
+            </w:tcBorders>
+            <w:tcMar>
+              <w:top w:w="120" w:type="dxa"/>
+              <w:left w:w="180" w:type="dxa"/>
+              <w:bottom w:w="120" w:type="dxa"/>
+              <w:right w:w="180" w:type="dxa"/>
+            </w:tcMar>
+            <w:vAlign w:val="center"/>
+            <w:hideMark/>
+          </w:tcPr>
+          <w:p>
+            <w:r>
+              <w:t>Plaza del Emperador Carlos V</w:t>
+            </w:r>
+          </w:p>
+        </w:tc>
+      </w:tr>
+      <w:tr>
+        <w:trPr>
+          <w:tblCellSpacing w:w="15" w:type="dxa"/>
+        </w:trPr>
+        <w:tc>
+          <w:tcPr>
+            <w:tcW w:w="0" w:type="auto"/>
+            <w:tcBorders>
+              <w:top w:val="single" w:sz="6" w:space="0" w:color="auto"/>
+              <w:left w:val="single" w:sz="6" w:space="0" w:color="auto"/>
+              <w:bottom w:val="single" w:sz="6" w:space="0" w:color="auto"/>
+              <w:right w:val="single" w:sz="6" w:space="0" w:color="auto"/>
+            </w:tcBorders>
+            <w:tcMar>
+              <w:top w:w="120" w:type="dxa"/>
+              <w:left w:w="180" w:type="dxa"/>
+              <w:bottom w:w="120" w:type="dxa"/>
+              <w:right w:w="180" w:type="dxa"/>
+            </w:tcMar>
+            <w:vAlign w:val="center"/>
+            <w:hideMark/>
+          </w:tcPr>
+          <w:p>
+            <w:r>
+              <w:rPr>
+                <w:b/>
+                <w:bCs/>
+              </w:rPr>
+              <w:t>Dirección de Circulación</w:t>
+            </w:r>
+          </w:p>
+        </w:tc>
+        <w:tc>
+          <w:tcPr>
+            <w:tcW w:w="0" w:type="auto"/>
+            <w:tcBorders>
+              <w:top w:val="single" w:sz="6" w:space="0" w:color="auto"/>
+              <w:left w:val="single" w:sz="6" w:space="0" w:color="auto"/>
+              <w:bottom w:val="single" w:sz="6" w:space="0" w:color="auto"/>
+              <w:right w:val="single" w:sz="6" w:space="0" w:color="auto"/>
+            </w:tcBorders>
+            <w:tcMar>
+              <w:top w:w="120" w:type="dxa"/>
+              <w:left w:w="180" w:type="dxa"/>
+              <w:bottom w:w="120" w:type="dxa"/>
+              <w:right w:w="180" w:type="dxa"/>
+            </w:tcMar>
+            <w:vAlign w:val="center"/>
+            <w:hideMark/>
+          </w:tcPr>
+          <w:p>
+            <w:proofErr w:type="spellStart"/>
+            <w:r>
+              <w:t>bidirectional</w:t>
+            </w:r>
+            <w:proofErr w:type="spellEnd"/>
+          </w:p>
+        </w:tc>
+      </w:tr>
+    </w:tbl>
+    <w:p/>
     <w:p>
       <w:pPr>
-        <w:pStyle w:val="Ttulo1"/>
-      </w:pPr>
-      <w:r>
-        <w:t>DESCRIPCION DEL TRABAJO</w:t>
+        <w:rPr>
+          <w:b/>
+          <w:bCs/>
+          <w:sz w:val="36"/>
+          <w:szCs w:val="36"/>
+        </w:rPr>
+      </w:pPr>
+      <w:r>
+        <w:br w:type="page"/>
       </w:r>
     </w:p>
     <w:p>
@@ -101,20 +603,6047 @@
         <w:pStyle w:val="Ttulo1"/>
       </w:pPr>
       <w:r>
-        <w:t>DETALLES DE LOS MODULOS DESARROLLADOS</w:t>
+        <w:lastRenderedPageBreak/>
+        <w:t>DESCRIPCION DEL TRABAJO</w:t>
+      </w:r>
+    </w:p>
+    <w:p/>
+    <w:p>
+      <w:r>
+        <w:t xml:space="preserve">El trabajo realizado consiste en el diseño e implementación de un </w:t>
+      </w:r>
+      <w:r>
+        <w:rPr>
+          <w:b/>
+          <w:bCs/>
+        </w:rPr>
+        <w:t>Semáforo Inteligente para vehículos y peatones</w:t>
+      </w:r>
+      <w:r>
+        <w:t xml:space="preserve"> basado en una placa ESP32. La característica principal es su lógica de "Siempre en Verde" para el tráfico rodado, la cual solo se interrumpe para dar paso al peatón cuando este pulsa el botón.</w:t>
       </w:r>
     </w:p>
     <w:p>
+      <w:r>
+        <w:t>El sistema incorpora las siguientes funcionalidades:</w:t>
+      </w:r>
+    </w:p>
+    <w:p>
+      <w:pPr>
+        <w:numPr>
+          <w:ilvl w:val="0"/>
+          <w:numId w:val="1"/>
+        </w:numPr>
+      </w:pPr>
+      <w:r>
+        <w:rPr>
+          <w:b/>
+          <w:bCs/>
+        </w:rPr>
+        <w:t xml:space="preserve">Conectividad </w:t>
+      </w:r>
+      <w:proofErr w:type="spellStart"/>
+      <w:r>
+        <w:rPr>
+          <w:b/>
+          <w:bCs/>
+        </w:rPr>
+        <w:t>WiFi</w:t>
+      </w:r>
+      <w:proofErr w:type="spellEnd"/>
+      <w:r>
+        <w:rPr>
+          <w:b/>
+          <w:bCs/>
+        </w:rPr>
+        <w:t xml:space="preserve"> y MQTT:</w:t>
+      </w:r>
+      <w:r>
+        <w:t xml:space="preserve"> Permite la comunicación bidireccional para publicar el estado y recibir comandos de control.</w:t>
+      </w:r>
+    </w:p>
+    <w:p>
+      <w:pPr>
+        <w:numPr>
+          <w:ilvl w:val="0"/>
+          <w:numId w:val="1"/>
+        </w:numPr>
+      </w:pPr>
+      <w:r>
+        <w:rPr>
+          <w:b/>
+          <w:bCs/>
+        </w:rPr>
+        <w:t>Detección de Peatón:</w:t>
+      </w:r>
+      <w:r>
+        <w:t xml:space="preserve"> Utiliza un pulsador para registrar la petición de cruce (</w:t>
+      </w:r>
+      <w:proofErr w:type="spellStart"/>
+      <w:r>
+        <w:t>peticionPeaton</w:t>
+      </w:r>
+      <w:proofErr w:type="spellEnd"/>
+      <w:r>
+        <w:t xml:space="preserve"> a true).</w:t>
+      </w:r>
+    </w:p>
+    <w:p>
+      <w:pPr>
+        <w:numPr>
+          <w:ilvl w:val="0"/>
+          <w:numId w:val="1"/>
+        </w:numPr>
+      </w:pPr>
+      <w:r>
+        <w:rPr>
+          <w:b/>
+          <w:bCs/>
+        </w:rPr>
+        <w:t>Ajuste de Brillo (LDR):</w:t>
+      </w:r>
+      <w:r>
+        <w:t xml:space="preserve"> Ajusta la luminosidad de los </w:t>
+      </w:r>
+      <w:proofErr w:type="spellStart"/>
+      <w:r>
+        <w:t>LEDs</w:t>
+      </w:r>
+      <w:proofErr w:type="spellEnd"/>
+      <w:r>
+        <w:t xml:space="preserve"> del semáforo (PIN_LED_ROJO, PIN_LED_AMARILLO, PIN_LED_VERDE) en función del nivel de luz ambiental, determinado por un LDR (PIN_LDR).</w:t>
+      </w:r>
+    </w:p>
+    <w:p>
+      <w:pPr>
+        <w:numPr>
+          <w:ilvl w:val="0"/>
+          <w:numId w:val="1"/>
+        </w:numPr>
+      </w:pPr>
+      <w:r>
+        <w:rPr>
+          <w:b/>
+          <w:bCs/>
+        </w:rPr>
+        <w:t>Gestión de Estados:</w:t>
+      </w:r>
+      <w:r>
+        <w:t xml:space="preserve"> Implementa la secuencia estándar (Verde $\</w:t>
+      </w:r>
+      <w:proofErr w:type="spellStart"/>
+      <w:r>
+        <w:t>rightarrow</w:t>
+      </w:r>
+      <w:proofErr w:type="spellEnd"/>
+      <w:r>
+        <w:t>$ Amarillo $\</w:t>
+      </w:r>
+      <w:proofErr w:type="spellStart"/>
+      <w:r>
+        <w:t>rightarrow</w:t>
+      </w:r>
+      <w:proofErr w:type="spellEnd"/>
+      <w:r>
+        <w:t>$ Rojo $\</w:t>
+      </w:r>
+      <w:proofErr w:type="spellStart"/>
+      <w:r>
+        <w:t>rightarrow</w:t>
+      </w:r>
+      <w:proofErr w:type="spellEnd"/>
+      <w:r>
+        <w:t xml:space="preserve">$ Verde) con tiempos configurables y un estado de </w:t>
+      </w:r>
+      <w:r>
+        <w:rPr>
+          <w:b/>
+          <w:bCs/>
+        </w:rPr>
+        <w:t>Emergencia</w:t>
+      </w:r>
+      <w:r>
+        <w:t>.</w:t>
+      </w:r>
+    </w:p>
+    <w:p>
+      <w:pPr>
+        <w:numPr>
+          <w:ilvl w:val="0"/>
+          <w:numId w:val="1"/>
+        </w:numPr>
+      </w:pPr>
+      <w:r>
+        <w:rPr>
+          <w:b/>
+          <w:bCs/>
+        </w:rPr>
+        <w:t>Manejo de Emergencia:</w:t>
+      </w:r>
+      <w:r>
+        <w:t xml:space="preserve"> Un comando MQTT permite entrar en un estado de emergencia permanente donde el LED Rojo parpadea (500ms ON / 500ms OFF) hasta recibir un comando de </w:t>
+      </w:r>
+      <w:proofErr w:type="spellStart"/>
+      <w:r>
+        <w:t>reset</w:t>
+      </w:r>
+      <w:proofErr w:type="spellEnd"/>
+      <w:r>
+        <w:t>.</w:t>
+      </w:r>
+    </w:p>
+    <w:p>
+      <w:pPr>
+        <w:numPr>
+          <w:ilvl w:val="0"/>
+          <w:numId w:val="1"/>
+        </w:numPr>
+      </w:pPr>
+      <w:r>
+        <w:rPr>
+          <w:b/>
+          <w:bCs/>
+        </w:rPr>
+        <w:t>Pantalla OLED:</w:t>
+      </w:r>
+      <w:r>
+        <w:t xml:space="preserve"> Muestra el estado actual del semáforo (</w:t>
+      </w:r>
+      <w:proofErr w:type="spellStart"/>
+      <w:r>
+        <w:t>ej</w:t>
+      </w:r>
+      <w:proofErr w:type="spellEnd"/>
+      <w:r>
+        <w:t>: "PASE", "PARE", "ACCIDENTE").</w:t>
+      </w:r>
+    </w:p>
+    <w:p>
+      <w:pPr>
+        <w:rPr>
+          <w:b/>
+          <w:bCs/>
+          <w:sz w:val="36"/>
+          <w:szCs w:val="36"/>
+        </w:rPr>
+      </w:pPr>
+      <w:r>
+        <w:br w:type="page"/>
+      </w:r>
+    </w:p>
+    <w:p>
       <w:pPr>
         <w:pStyle w:val="Ttulo1"/>
       </w:pPr>
       <w:r>
+        <w:lastRenderedPageBreak/>
+        <w:t>DETALLES DE LOS MODULOS DESARROLLADOS</w:t>
+      </w:r>
+    </w:p>
+    <w:p>
+      <w:pPr>
+        <w:pStyle w:val="Ttulo1"/>
+        <w:rPr>
+          <w:sz w:val="24"/>
+          <w:szCs w:val="24"/>
+        </w:rPr>
+      </w:pPr>
+    </w:p>
+    <w:p>
+      <w:pPr>
+        <w:spacing w:after="100" w:afterAutospacing="1" w:line="240" w:lineRule="auto"/>
+        <w:outlineLvl w:val="2"/>
+        <w:rPr>
+          <w:rFonts w:ascii="Arial" w:eastAsia="Times New Roman" w:hAnsi="Arial" w:cs="Arial"/>
+          <w:b/>
+          <w:bCs/>
+          <w:kern w:val="0"/>
+          <w:sz w:val="27"/>
+          <w:szCs w:val="27"/>
+          <w:lang w:eastAsia="es-ES"/>
+          <w14:ligatures w14:val="none"/>
+        </w:rPr>
+      </w:pPr>
+      <w:r>
+        <w:rPr>
+          <w:rFonts w:ascii="Arial" w:eastAsia="Times New Roman" w:hAnsi="Arial" w:cs="Arial"/>
+          <w:b/>
+          <w:bCs/>
+          <w:kern w:val="0"/>
+          <w:sz w:val="27"/>
+          <w:szCs w:val="27"/>
+          <w:lang w:eastAsia="es-ES"/>
+          <w14:ligatures w14:val="none"/>
+        </w:rPr>
+        <w:t>1. Composición de Hardware y Sensores</w:t>
+      </w:r>
+    </w:p>
+    <w:p>
+      <w:pPr>
+        <w:spacing w:after="100" w:afterAutospacing="1" w:line="240" w:lineRule="auto"/>
+        <w:rPr>
+          <w:rFonts w:ascii="Arial" w:eastAsia="Times New Roman" w:hAnsi="Arial" w:cs="Arial"/>
+          <w:kern w:val="0"/>
+          <w:lang w:eastAsia="es-ES"/>
+          <w14:ligatures w14:val="none"/>
+        </w:rPr>
+      </w:pPr>
+      <w:r>
+        <w:rPr>
+          <w:rFonts w:ascii="Arial" w:eastAsia="Times New Roman" w:hAnsi="Arial" w:cs="Arial"/>
+          <w:kern w:val="0"/>
+          <w:lang w:eastAsia="es-ES"/>
+          <w14:ligatures w14:val="none"/>
+        </w:rPr>
+        <w:t xml:space="preserve">El sistema está construido sobre una placa ESP32 y utiliza la siguiente instrumentación y actuadores (ver </w:t>
+      </w:r>
+      <w:proofErr w:type="spellStart"/>
+      <w:r>
+        <w:rPr>
+          <w:rFonts w:ascii="Arial" w:eastAsia="Times New Roman" w:hAnsi="Arial" w:cs="Arial"/>
+          <w:kern w:val="0"/>
+          <w:sz w:val="20"/>
+          <w:szCs w:val="20"/>
+          <w:lang w:eastAsia="es-ES"/>
+          <w14:ligatures w14:val="none"/>
+        </w:rPr>
+        <w:t>config.h</w:t>
+      </w:r>
+      <w:proofErr w:type="spellEnd"/>
+      <w:r>
+        <w:rPr>
+          <w:rFonts w:ascii="Arial" w:eastAsia="Times New Roman" w:hAnsi="Arial" w:cs="Arial"/>
+          <w:kern w:val="0"/>
+          <w:lang w:eastAsia="es-ES"/>
+          <w14:ligatures w14:val="none"/>
+        </w:rPr>
+        <w:t xml:space="preserve"> para el mapeo de pines):</w:t>
+      </w:r>
+    </w:p>
+    <w:tbl>
+      <w:tblPr>
+        <w:tblW w:w="0" w:type="auto"/>
+        <w:tblCellSpacing w:w="15" w:type="dxa"/>
+        <w:tblCellMar>
+          <w:top w:w="15" w:type="dxa"/>
+          <w:left w:w="15" w:type="dxa"/>
+          <w:bottom w:w="15" w:type="dxa"/>
+          <w:right w:w="15" w:type="dxa"/>
+        </w:tblCellMar>
+        <w:tblLook w:val="04A0" w:firstRow="1" w:lastRow="0" w:firstColumn="1" w:lastColumn="0" w:noHBand="0" w:noVBand="1"/>
+      </w:tblPr>
+      <w:tblGrid>
+        <w:gridCol w:w="1086"/>
+        <w:gridCol w:w="1465"/>
+        <w:gridCol w:w="3728"/>
+        <w:gridCol w:w="2209"/>
+      </w:tblGrid>
+      <w:tr>
+        <w:trPr>
+          <w:tblHeader/>
+          <w:tblCellSpacing w:w="15" w:type="dxa"/>
+        </w:trPr>
+        <w:tc>
+          <w:tcPr>
+            <w:tcW w:w="0" w:type="auto"/>
+            <w:tcBorders>
+              <w:top w:val="single" w:sz="6" w:space="0" w:color="auto"/>
+              <w:left w:val="single" w:sz="6" w:space="0" w:color="auto"/>
+              <w:bottom w:val="single" w:sz="6" w:space="0" w:color="auto"/>
+              <w:right w:val="single" w:sz="6" w:space="0" w:color="auto"/>
+            </w:tcBorders>
+            <w:vAlign w:val="center"/>
+            <w:hideMark/>
+          </w:tcPr>
+          <w:p>
+            <w:pPr>
+              <w:spacing w:after="0" w:line="240" w:lineRule="auto"/>
+              <w:rPr>
+                <w:rFonts w:ascii="Arial" w:eastAsia="Times New Roman" w:hAnsi="Arial" w:cs="Arial"/>
+                <w:kern w:val="0"/>
+                <w:sz w:val="20"/>
+                <w:szCs w:val="20"/>
+                <w:lang w:eastAsia="es-ES"/>
+                <w14:ligatures w14:val="none"/>
+              </w:rPr>
+            </w:pPr>
+            <w:r>
+              <w:rPr>
+                <w:rFonts w:ascii="Arial" w:eastAsia="Times New Roman" w:hAnsi="Arial" w:cs="Arial"/>
+                <w:b/>
+                <w:bCs/>
+                <w:kern w:val="0"/>
+                <w:sz w:val="20"/>
+                <w:szCs w:val="20"/>
+                <w:lang w:eastAsia="es-ES"/>
+                <w14:ligatures w14:val="none"/>
+              </w:rPr>
+              <w:t>Módulo</w:t>
+            </w:r>
+          </w:p>
+        </w:tc>
+        <w:tc>
+          <w:tcPr>
+            <w:tcW w:w="0" w:type="auto"/>
+            <w:tcBorders>
+              <w:top w:val="single" w:sz="6" w:space="0" w:color="auto"/>
+              <w:left w:val="single" w:sz="6" w:space="0" w:color="auto"/>
+              <w:bottom w:val="single" w:sz="6" w:space="0" w:color="auto"/>
+              <w:right w:val="single" w:sz="6" w:space="0" w:color="auto"/>
+            </w:tcBorders>
+            <w:vAlign w:val="center"/>
+            <w:hideMark/>
+          </w:tcPr>
+          <w:p>
+            <w:pPr>
+              <w:spacing w:after="0" w:line="240" w:lineRule="auto"/>
+              <w:rPr>
+                <w:rFonts w:ascii="Arial" w:eastAsia="Times New Roman" w:hAnsi="Arial" w:cs="Arial"/>
+                <w:kern w:val="0"/>
+                <w:sz w:val="20"/>
+                <w:szCs w:val="20"/>
+                <w:lang w:eastAsia="es-ES"/>
+                <w14:ligatures w14:val="none"/>
+              </w:rPr>
+            </w:pPr>
+            <w:r>
+              <w:rPr>
+                <w:rFonts w:ascii="Arial" w:eastAsia="Times New Roman" w:hAnsi="Arial" w:cs="Arial"/>
+                <w:b/>
+                <w:bCs/>
+                <w:kern w:val="0"/>
+                <w:sz w:val="20"/>
+                <w:szCs w:val="20"/>
+                <w:lang w:eastAsia="es-ES"/>
+                <w14:ligatures w14:val="none"/>
+              </w:rPr>
+              <w:t>Tipo</w:t>
+            </w:r>
+          </w:p>
+        </w:tc>
+        <w:tc>
+          <w:tcPr>
+            <w:tcW w:w="0" w:type="auto"/>
+            <w:tcBorders>
+              <w:top w:val="single" w:sz="6" w:space="0" w:color="auto"/>
+              <w:left w:val="single" w:sz="6" w:space="0" w:color="auto"/>
+              <w:bottom w:val="single" w:sz="6" w:space="0" w:color="auto"/>
+              <w:right w:val="single" w:sz="6" w:space="0" w:color="auto"/>
+            </w:tcBorders>
+            <w:vAlign w:val="center"/>
+            <w:hideMark/>
+          </w:tcPr>
+          <w:p>
+            <w:pPr>
+              <w:spacing w:after="0" w:line="240" w:lineRule="auto"/>
+              <w:rPr>
+                <w:rFonts w:ascii="Arial" w:eastAsia="Times New Roman" w:hAnsi="Arial" w:cs="Arial"/>
+                <w:kern w:val="0"/>
+                <w:sz w:val="20"/>
+                <w:szCs w:val="20"/>
+                <w:lang w:eastAsia="es-ES"/>
+                <w14:ligatures w14:val="none"/>
+              </w:rPr>
+            </w:pPr>
+            <w:r>
+              <w:rPr>
+                <w:rFonts w:ascii="Arial" w:eastAsia="Times New Roman" w:hAnsi="Arial" w:cs="Arial"/>
+                <w:b/>
+                <w:bCs/>
+                <w:kern w:val="0"/>
+                <w:sz w:val="20"/>
+                <w:szCs w:val="20"/>
+                <w:lang w:eastAsia="es-ES"/>
+                <w14:ligatures w14:val="none"/>
+              </w:rPr>
+              <w:t>Función</w:t>
+            </w:r>
+          </w:p>
+        </w:tc>
+        <w:tc>
+          <w:tcPr>
+            <w:tcW w:w="0" w:type="auto"/>
+            <w:tcBorders>
+              <w:top w:val="single" w:sz="6" w:space="0" w:color="auto"/>
+              <w:left w:val="single" w:sz="6" w:space="0" w:color="auto"/>
+              <w:bottom w:val="single" w:sz="6" w:space="0" w:color="auto"/>
+              <w:right w:val="single" w:sz="6" w:space="0" w:color="auto"/>
+            </w:tcBorders>
+            <w:vAlign w:val="center"/>
+            <w:hideMark/>
+          </w:tcPr>
+          <w:p>
+            <w:pPr>
+              <w:spacing w:after="0" w:line="240" w:lineRule="auto"/>
+              <w:rPr>
+                <w:rFonts w:ascii="Arial" w:eastAsia="Times New Roman" w:hAnsi="Arial" w:cs="Arial"/>
+                <w:kern w:val="0"/>
+                <w:sz w:val="20"/>
+                <w:szCs w:val="20"/>
+                <w:lang w:eastAsia="es-ES"/>
+                <w14:ligatures w14:val="none"/>
+              </w:rPr>
+            </w:pPr>
+            <w:r>
+              <w:rPr>
+                <w:rFonts w:ascii="Arial" w:eastAsia="Times New Roman" w:hAnsi="Arial" w:cs="Arial"/>
+                <w:b/>
+                <w:bCs/>
+                <w:kern w:val="0"/>
+                <w:sz w:val="20"/>
+                <w:szCs w:val="20"/>
+                <w:lang w:eastAsia="es-ES"/>
+                <w14:ligatures w14:val="none"/>
+              </w:rPr>
+              <w:t>Pin ESP32</w:t>
+            </w:r>
+          </w:p>
+        </w:tc>
+      </w:tr>
+      <w:tr>
+        <w:trPr>
+          <w:tblCellSpacing w:w="15" w:type="dxa"/>
+        </w:trPr>
+        <w:tc>
+          <w:tcPr>
+            <w:tcW w:w="0" w:type="auto"/>
+            <w:tcBorders>
+              <w:top w:val="single" w:sz="6" w:space="0" w:color="auto"/>
+              <w:left w:val="single" w:sz="6" w:space="0" w:color="auto"/>
+              <w:bottom w:val="single" w:sz="6" w:space="0" w:color="auto"/>
+              <w:right w:val="single" w:sz="6" w:space="0" w:color="auto"/>
+            </w:tcBorders>
+            <w:vAlign w:val="center"/>
+            <w:hideMark/>
+          </w:tcPr>
+          <w:p>
+            <w:pPr>
+              <w:spacing w:after="0" w:line="240" w:lineRule="auto"/>
+              <w:rPr>
+                <w:rFonts w:ascii="Arial" w:eastAsia="Times New Roman" w:hAnsi="Arial" w:cs="Arial"/>
+                <w:kern w:val="0"/>
+                <w:sz w:val="20"/>
+                <w:szCs w:val="20"/>
+                <w:lang w:eastAsia="es-ES"/>
+                <w14:ligatures w14:val="none"/>
+              </w:rPr>
+            </w:pPr>
+            <w:r>
+              <w:rPr>
+                <w:rFonts w:ascii="Arial" w:eastAsia="Times New Roman" w:hAnsi="Arial" w:cs="Arial"/>
+                <w:kern w:val="0"/>
+                <w:sz w:val="20"/>
+                <w:szCs w:val="20"/>
+                <w:lang w:eastAsia="es-ES"/>
+                <w14:ligatures w14:val="none"/>
+              </w:rPr>
+              <w:t>LED Rojo</w:t>
+            </w:r>
+          </w:p>
+        </w:tc>
+        <w:tc>
+          <w:tcPr>
+            <w:tcW w:w="0" w:type="auto"/>
+            <w:tcBorders>
+              <w:top w:val="single" w:sz="6" w:space="0" w:color="auto"/>
+              <w:left w:val="single" w:sz="6" w:space="0" w:color="auto"/>
+              <w:bottom w:val="single" w:sz="6" w:space="0" w:color="auto"/>
+              <w:right w:val="single" w:sz="6" w:space="0" w:color="auto"/>
+            </w:tcBorders>
+            <w:vAlign w:val="center"/>
+            <w:hideMark/>
+          </w:tcPr>
+          <w:p>
+            <w:pPr>
+              <w:spacing w:after="0" w:line="240" w:lineRule="auto"/>
+              <w:rPr>
+                <w:rFonts w:ascii="Arial" w:eastAsia="Times New Roman" w:hAnsi="Arial" w:cs="Arial"/>
+                <w:kern w:val="0"/>
+                <w:sz w:val="20"/>
+                <w:szCs w:val="20"/>
+                <w:lang w:eastAsia="es-ES"/>
+                <w14:ligatures w14:val="none"/>
+              </w:rPr>
+            </w:pPr>
+            <w:r>
+              <w:rPr>
+                <w:rFonts w:ascii="Arial" w:eastAsia="Times New Roman" w:hAnsi="Arial" w:cs="Arial"/>
+                <w:kern w:val="0"/>
+                <w:sz w:val="20"/>
+                <w:szCs w:val="20"/>
+                <w:lang w:eastAsia="es-ES"/>
+                <w14:ligatures w14:val="none"/>
+              </w:rPr>
+              <w:t>Actuador (PWM)</w:t>
+            </w:r>
+          </w:p>
+        </w:tc>
+        <w:tc>
+          <w:tcPr>
+            <w:tcW w:w="0" w:type="auto"/>
+            <w:tcBorders>
+              <w:top w:val="single" w:sz="6" w:space="0" w:color="auto"/>
+              <w:left w:val="single" w:sz="6" w:space="0" w:color="auto"/>
+              <w:bottom w:val="single" w:sz="6" w:space="0" w:color="auto"/>
+              <w:right w:val="single" w:sz="6" w:space="0" w:color="auto"/>
+            </w:tcBorders>
+            <w:vAlign w:val="center"/>
+            <w:hideMark/>
+          </w:tcPr>
+          <w:p>
+            <w:pPr>
+              <w:spacing w:after="0" w:line="240" w:lineRule="auto"/>
+              <w:rPr>
+                <w:rFonts w:ascii="Arial" w:eastAsia="Times New Roman" w:hAnsi="Arial" w:cs="Arial"/>
+                <w:kern w:val="0"/>
+                <w:sz w:val="20"/>
+                <w:szCs w:val="20"/>
+                <w:lang w:eastAsia="es-ES"/>
+                <w14:ligatures w14:val="none"/>
+              </w:rPr>
+            </w:pPr>
+            <w:r>
+              <w:rPr>
+                <w:rFonts w:ascii="Arial" w:eastAsia="Times New Roman" w:hAnsi="Arial" w:cs="Arial"/>
+                <w:kern w:val="0"/>
+                <w:sz w:val="20"/>
+                <w:szCs w:val="20"/>
+                <w:lang w:eastAsia="es-ES"/>
+                <w14:ligatures w14:val="none"/>
+              </w:rPr>
+              <w:t>Indica PARE al tráfico rodado.</w:t>
+            </w:r>
+          </w:p>
+        </w:tc>
+        <w:tc>
+          <w:tcPr>
+            <w:tcW w:w="0" w:type="auto"/>
+            <w:tcBorders>
+              <w:top w:val="single" w:sz="6" w:space="0" w:color="auto"/>
+              <w:left w:val="single" w:sz="6" w:space="0" w:color="auto"/>
+              <w:bottom w:val="single" w:sz="6" w:space="0" w:color="auto"/>
+              <w:right w:val="single" w:sz="6" w:space="0" w:color="auto"/>
+            </w:tcBorders>
+            <w:vAlign w:val="center"/>
+            <w:hideMark/>
+          </w:tcPr>
+          <w:p>
+            <w:pPr>
+              <w:spacing w:after="0" w:line="240" w:lineRule="auto"/>
+              <w:rPr>
+                <w:rFonts w:ascii="Arial" w:eastAsia="Times New Roman" w:hAnsi="Arial" w:cs="Arial"/>
+                <w:kern w:val="0"/>
+                <w:sz w:val="20"/>
+                <w:szCs w:val="20"/>
+                <w:lang w:eastAsia="es-ES"/>
+                <w14:ligatures w14:val="none"/>
+              </w:rPr>
+            </w:pPr>
+            <w:r>
+              <w:rPr>
+                <w:rFonts w:ascii="Arial" w:eastAsia="Times New Roman" w:hAnsi="Arial" w:cs="Arial"/>
+                <w:kern w:val="0"/>
+                <w:sz w:val="20"/>
+                <w:szCs w:val="20"/>
+                <w:lang w:eastAsia="es-ES"/>
+                <w14:ligatures w14:val="none"/>
+              </w:rPr>
+              <w:t>PIN_LED_ROJO (23)</w:t>
+            </w:r>
+          </w:p>
+        </w:tc>
+      </w:tr>
+      <w:tr>
+        <w:trPr>
+          <w:tblCellSpacing w:w="15" w:type="dxa"/>
+        </w:trPr>
+        <w:tc>
+          <w:tcPr>
+            <w:tcW w:w="0" w:type="auto"/>
+            <w:tcBorders>
+              <w:top w:val="single" w:sz="6" w:space="0" w:color="auto"/>
+              <w:left w:val="single" w:sz="6" w:space="0" w:color="auto"/>
+              <w:bottom w:val="single" w:sz="6" w:space="0" w:color="auto"/>
+              <w:right w:val="single" w:sz="6" w:space="0" w:color="auto"/>
+            </w:tcBorders>
+            <w:vAlign w:val="center"/>
+            <w:hideMark/>
+          </w:tcPr>
+          <w:p>
+            <w:pPr>
+              <w:spacing w:after="0" w:line="240" w:lineRule="auto"/>
+              <w:rPr>
+                <w:rFonts w:ascii="Arial" w:eastAsia="Times New Roman" w:hAnsi="Arial" w:cs="Arial"/>
+                <w:kern w:val="0"/>
+                <w:sz w:val="20"/>
+                <w:szCs w:val="20"/>
+                <w:lang w:eastAsia="es-ES"/>
+                <w14:ligatures w14:val="none"/>
+              </w:rPr>
+            </w:pPr>
+            <w:r>
+              <w:rPr>
+                <w:rFonts w:ascii="Arial" w:eastAsia="Times New Roman" w:hAnsi="Arial" w:cs="Arial"/>
+                <w:kern w:val="0"/>
+                <w:sz w:val="20"/>
+                <w:szCs w:val="20"/>
+                <w:lang w:eastAsia="es-ES"/>
+                <w14:ligatures w14:val="none"/>
+              </w:rPr>
+              <w:t>LED Amarillo</w:t>
+            </w:r>
+          </w:p>
+        </w:tc>
+        <w:tc>
+          <w:tcPr>
+            <w:tcW w:w="0" w:type="auto"/>
+            <w:tcBorders>
+              <w:top w:val="single" w:sz="6" w:space="0" w:color="auto"/>
+              <w:left w:val="single" w:sz="6" w:space="0" w:color="auto"/>
+              <w:bottom w:val="single" w:sz="6" w:space="0" w:color="auto"/>
+              <w:right w:val="single" w:sz="6" w:space="0" w:color="auto"/>
+            </w:tcBorders>
+            <w:vAlign w:val="center"/>
+            <w:hideMark/>
+          </w:tcPr>
+          <w:p>
+            <w:pPr>
+              <w:spacing w:after="0" w:line="240" w:lineRule="auto"/>
+              <w:rPr>
+                <w:rFonts w:ascii="Arial" w:eastAsia="Times New Roman" w:hAnsi="Arial" w:cs="Arial"/>
+                <w:kern w:val="0"/>
+                <w:sz w:val="20"/>
+                <w:szCs w:val="20"/>
+                <w:lang w:eastAsia="es-ES"/>
+                <w14:ligatures w14:val="none"/>
+              </w:rPr>
+            </w:pPr>
+            <w:r>
+              <w:rPr>
+                <w:rFonts w:ascii="Arial" w:eastAsia="Times New Roman" w:hAnsi="Arial" w:cs="Arial"/>
+                <w:kern w:val="0"/>
+                <w:sz w:val="20"/>
+                <w:szCs w:val="20"/>
+                <w:lang w:eastAsia="es-ES"/>
+                <w14:ligatures w14:val="none"/>
+              </w:rPr>
+              <w:t>Actuador (PWM)</w:t>
+            </w:r>
+          </w:p>
+        </w:tc>
+        <w:tc>
+          <w:tcPr>
+            <w:tcW w:w="0" w:type="auto"/>
+            <w:tcBorders>
+              <w:top w:val="single" w:sz="6" w:space="0" w:color="auto"/>
+              <w:left w:val="single" w:sz="6" w:space="0" w:color="auto"/>
+              <w:bottom w:val="single" w:sz="6" w:space="0" w:color="auto"/>
+              <w:right w:val="single" w:sz="6" w:space="0" w:color="auto"/>
+            </w:tcBorders>
+            <w:vAlign w:val="center"/>
+            <w:hideMark/>
+          </w:tcPr>
+          <w:p>
+            <w:pPr>
+              <w:spacing w:after="0" w:line="240" w:lineRule="auto"/>
+              <w:rPr>
+                <w:rFonts w:ascii="Arial" w:eastAsia="Times New Roman" w:hAnsi="Arial" w:cs="Arial"/>
+                <w:kern w:val="0"/>
+                <w:sz w:val="20"/>
+                <w:szCs w:val="20"/>
+                <w:lang w:eastAsia="es-ES"/>
+                <w14:ligatures w14:val="none"/>
+              </w:rPr>
+            </w:pPr>
+            <w:r>
+              <w:rPr>
+                <w:rFonts w:ascii="Arial" w:eastAsia="Times New Roman" w:hAnsi="Arial" w:cs="Arial"/>
+                <w:kern w:val="0"/>
+                <w:sz w:val="20"/>
+                <w:szCs w:val="20"/>
+                <w:lang w:eastAsia="es-ES"/>
+                <w14:ligatures w14:val="none"/>
+              </w:rPr>
+              <w:t>Indica PRECAUCIÓN.</w:t>
+            </w:r>
+          </w:p>
+        </w:tc>
+        <w:tc>
+          <w:tcPr>
+            <w:tcW w:w="0" w:type="auto"/>
+            <w:tcBorders>
+              <w:top w:val="single" w:sz="6" w:space="0" w:color="auto"/>
+              <w:left w:val="single" w:sz="6" w:space="0" w:color="auto"/>
+              <w:bottom w:val="single" w:sz="6" w:space="0" w:color="auto"/>
+              <w:right w:val="single" w:sz="6" w:space="0" w:color="auto"/>
+            </w:tcBorders>
+            <w:vAlign w:val="center"/>
+            <w:hideMark/>
+          </w:tcPr>
+          <w:p>
+            <w:pPr>
+              <w:spacing w:after="0" w:line="240" w:lineRule="auto"/>
+              <w:rPr>
+                <w:rFonts w:ascii="Arial" w:eastAsia="Times New Roman" w:hAnsi="Arial" w:cs="Arial"/>
+                <w:kern w:val="0"/>
+                <w:sz w:val="20"/>
+                <w:szCs w:val="20"/>
+                <w:lang w:eastAsia="es-ES"/>
+                <w14:ligatures w14:val="none"/>
+              </w:rPr>
+            </w:pPr>
+            <w:r>
+              <w:rPr>
+                <w:rFonts w:ascii="Arial" w:eastAsia="Times New Roman" w:hAnsi="Arial" w:cs="Arial"/>
+                <w:kern w:val="0"/>
+                <w:sz w:val="20"/>
+                <w:szCs w:val="20"/>
+                <w:lang w:eastAsia="es-ES"/>
+                <w14:ligatures w14:val="none"/>
+              </w:rPr>
+              <w:t>PIN_LED_AMARILLO (19)</w:t>
+            </w:r>
+          </w:p>
+        </w:tc>
+      </w:tr>
+      <w:tr>
+        <w:trPr>
+          <w:tblCellSpacing w:w="15" w:type="dxa"/>
+        </w:trPr>
+        <w:tc>
+          <w:tcPr>
+            <w:tcW w:w="0" w:type="auto"/>
+            <w:tcBorders>
+              <w:top w:val="single" w:sz="6" w:space="0" w:color="auto"/>
+              <w:left w:val="single" w:sz="6" w:space="0" w:color="auto"/>
+              <w:bottom w:val="single" w:sz="6" w:space="0" w:color="auto"/>
+              <w:right w:val="single" w:sz="6" w:space="0" w:color="auto"/>
+            </w:tcBorders>
+            <w:vAlign w:val="center"/>
+            <w:hideMark/>
+          </w:tcPr>
+          <w:p>
+            <w:pPr>
+              <w:spacing w:after="0" w:line="240" w:lineRule="auto"/>
+              <w:rPr>
+                <w:rFonts w:ascii="Arial" w:eastAsia="Times New Roman" w:hAnsi="Arial" w:cs="Arial"/>
+                <w:kern w:val="0"/>
+                <w:sz w:val="20"/>
+                <w:szCs w:val="20"/>
+                <w:lang w:eastAsia="es-ES"/>
+                <w14:ligatures w14:val="none"/>
+              </w:rPr>
+            </w:pPr>
+            <w:r>
+              <w:rPr>
+                <w:rFonts w:ascii="Arial" w:eastAsia="Times New Roman" w:hAnsi="Arial" w:cs="Arial"/>
+                <w:kern w:val="0"/>
+                <w:sz w:val="20"/>
+                <w:szCs w:val="20"/>
+                <w:lang w:eastAsia="es-ES"/>
+                <w14:ligatures w14:val="none"/>
+              </w:rPr>
+              <w:t>LED Verde</w:t>
+            </w:r>
+          </w:p>
+        </w:tc>
+        <w:tc>
+          <w:tcPr>
+            <w:tcW w:w="0" w:type="auto"/>
+            <w:tcBorders>
+              <w:top w:val="single" w:sz="6" w:space="0" w:color="auto"/>
+              <w:left w:val="single" w:sz="6" w:space="0" w:color="auto"/>
+              <w:bottom w:val="single" w:sz="6" w:space="0" w:color="auto"/>
+              <w:right w:val="single" w:sz="6" w:space="0" w:color="auto"/>
+            </w:tcBorders>
+            <w:vAlign w:val="center"/>
+            <w:hideMark/>
+          </w:tcPr>
+          <w:p>
+            <w:pPr>
+              <w:spacing w:after="0" w:line="240" w:lineRule="auto"/>
+              <w:rPr>
+                <w:rFonts w:ascii="Arial" w:eastAsia="Times New Roman" w:hAnsi="Arial" w:cs="Arial"/>
+                <w:kern w:val="0"/>
+                <w:sz w:val="20"/>
+                <w:szCs w:val="20"/>
+                <w:lang w:eastAsia="es-ES"/>
+                <w14:ligatures w14:val="none"/>
+              </w:rPr>
+            </w:pPr>
+            <w:r>
+              <w:rPr>
+                <w:rFonts w:ascii="Arial" w:eastAsia="Times New Roman" w:hAnsi="Arial" w:cs="Arial"/>
+                <w:kern w:val="0"/>
+                <w:sz w:val="20"/>
+                <w:szCs w:val="20"/>
+                <w:lang w:eastAsia="es-ES"/>
+                <w14:ligatures w14:val="none"/>
+              </w:rPr>
+              <w:t>Actuador (PWM)</w:t>
+            </w:r>
+          </w:p>
+        </w:tc>
+        <w:tc>
+          <w:tcPr>
+            <w:tcW w:w="0" w:type="auto"/>
+            <w:tcBorders>
+              <w:top w:val="single" w:sz="6" w:space="0" w:color="auto"/>
+              <w:left w:val="single" w:sz="6" w:space="0" w:color="auto"/>
+              <w:bottom w:val="single" w:sz="6" w:space="0" w:color="auto"/>
+              <w:right w:val="single" w:sz="6" w:space="0" w:color="auto"/>
+            </w:tcBorders>
+            <w:vAlign w:val="center"/>
+            <w:hideMark/>
+          </w:tcPr>
+          <w:p>
+            <w:pPr>
+              <w:spacing w:after="0" w:line="240" w:lineRule="auto"/>
+              <w:rPr>
+                <w:rFonts w:ascii="Arial" w:eastAsia="Times New Roman" w:hAnsi="Arial" w:cs="Arial"/>
+                <w:kern w:val="0"/>
+                <w:sz w:val="20"/>
+                <w:szCs w:val="20"/>
+                <w:lang w:eastAsia="es-ES"/>
+                <w14:ligatures w14:val="none"/>
+              </w:rPr>
+            </w:pPr>
+            <w:r>
+              <w:rPr>
+                <w:rFonts w:ascii="Arial" w:eastAsia="Times New Roman" w:hAnsi="Arial" w:cs="Arial"/>
+                <w:kern w:val="0"/>
+                <w:sz w:val="20"/>
+                <w:szCs w:val="20"/>
+                <w:lang w:eastAsia="es-ES"/>
+                <w14:ligatures w14:val="none"/>
+              </w:rPr>
+              <w:t>Indica PASE al tráfico rodado.</w:t>
+            </w:r>
+          </w:p>
+        </w:tc>
+        <w:tc>
+          <w:tcPr>
+            <w:tcW w:w="0" w:type="auto"/>
+            <w:tcBorders>
+              <w:top w:val="single" w:sz="6" w:space="0" w:color="auto"/>
+              <w:left w:val="single" w:sz="6" w:space="0" w:color="auto"/>
+              <w:bottom w:val="single" w:sz="6" w:space="0" w:color="auto"/>
+              <w:right w:val="single" w:sz="6" w:space="0" w:color="auto"/>
+            </w:tcBorders>
+            <w:vAlign w:val="center"/>
+            <w:hideMark/>
+          </w:tcPr>
+          <w:p>
+            <w:pPr>
+              <w:spacing w:after="0" w:line="240" w:lineRule="auto"/>
+              <w:rPr>
+                <w:rFonts w:ascii="Arial" w:eastAsia="Times New Roman" w:hAnsi="Arial" w:cs="Arial"/>
+                <w:kern w:val="0"/>
+                <w:sz w:val="20"/>
+                <w:szCs w:val="20"/>
+                <w:lang w:eastAsia="es-ES"/>
+                <w14:ligatures w14:val="none"/>
+              </w:rPr>
+            </w:pPr>
+            <w:r>
+              <w:rPr>
+                <w:rFonts w:ascii="Arial" w:eastAsia="Times New Roman" w:hAnsi="Arial" w:cs="Arial"/>
+                <w:kern w:val="0"/>
+                <w:sz w:val="20"/>
+                <w:szCs w:val="20"/>
+                <w:lang w:eastAsia="es-ES"/>
+                <w14:ligatures w14:val="none"/>
+              </w:rPr>
+              <w:t>PIN_LED_VERDE (18)</w:t>
+            </w:r>
+          </w:p>
+        </w:tc>
+      </w:tr>
+      <w:tr>
+        <w:trPr>
+          <w:tblCellSpacing w:w="15" w:type="dxa"/>
+        </w:trPr>
+        <w:tc>
+          <w:tcPr>
+            <w:tcW w:w="0" w:type="auto"/>
+            <w:tcBorders>
+              <w:top w:val="single" w:sz="6" w:space="0" w:color="auto"/>
+              <w:left w:val="single" w:sz="6" w:space="0" w:color="auto"/>
+              <w:bottom w:val="single" w:sz="6" w:space="0" w:color="auto"/>
+              <w:right w:val="single" w:sz="6" w:space="0" w:color="auto"/>
+            </w:tcBorders>
+            <w:vAlign w:val="center"/>
+            <w:hideMark/>
+          </w:tcPr>
+          <w:p>
+            <w:pPr>
+              <w:spacing w:after="0" w:line="240" w:lineRule="auto"/>
+              <w:rPr>
+                <w:rFonts w:ascii="Arial" w:eastAsia="Times New Roman" w:hAnsi="Arial" w:cs="Arial"/>
+                <w:kern w:val="0"/>
+                <w:sz w:val="20"/>
+                <w:szCs w:val="20"/>
+                <w:lang w:eastAsia="es-ES"/>
+                <w14:ligatures w14:val="none"/>
+              </w:rPr>
+            </w:pPr>
+            <w:r>
+              <w:rPr>
+                <w:rFonts w:ascii="Arial" w:eastAsia="Times New Roman" w:hAnsi="Arial" w:cs="Arial"/>
+                <w:kern w:val="0"/>
+                <w:sz w:val="20"/>
+                <w:szCs w:val="20"/>
+                <w:lang w:eastAsia="es-ES"/>
+                <w14:ligatures w14:val="none"/>
+              </w:rPr>
+              <w:t>Pulsador</w:t>
+            </w:r>
+          </w:p>
+        </w:tc>
+        <w:tc>
+          <w:tcPr>
+            <w:tcW w:w="0" w:type="auto"/>
+            <w:tcBorders>
+              <w:top w:val="single" w:sz="6" w:space="0" w:color="auto"/>
+              <w:left w:val="single" w:sz="6" w:space="0" w:color="auto"/>
+              <w:bottom w:val="single" w:sz="6" w:space="0" w:color="auto"/>
+              <w:right w:val="single" w:sz="6" w:space="0" w:color="auto"/>
+            </w:tcBorders>
+            <w:vAlign w:val="center"/>
+            <w:hideMark/>
+          </w:tcPr>
+          <w:p>
+            <w:pPr>
+              <w:spacing w:after="0" w:line="240" w:lineRule="auto"/>
+              <w:rPr>
+                <w:rFonts w:ascii="Arial" w:eastAsia="Times New Roman" w:hAnsi="Arial" w:cs="Arial"/>
+                <w:kern w:val="0"/>
+                <w:sz w:val="20"/>
+                <w:szCs w:val="20"/>
+                <w:lang w:eastAsia="es-ES"/>
+                <w14:ligatures w14:val="none"/>
+              </w:rPr>
+            </w:pPr>
+            <w:r>
+              <w:rPr>
+                <w:rFonts w:ascii="Arial" w:eastAsia="Times New Roman" w:hAnsi="Arial" w:cs="Arial"/>
+                <w:kern w:val="0"/>
+                <w:sz w:val="20"/>
+                <w:szCs w:val="20"/>
+                <w:lang w:eastAsia="es-ES"/>
+                <w14:ligatures w14:val="none"/>
+              </w:rPr>
+              <w:t>Sensor Digital</w:t>
+            </w:r>
+          </w:p>
+        </w:tc>
+        <w:tc>
+          <w:tcPr>
+            <w:tcW w:w="0" w:type="auto"/>
+            <w:tcBorders>
+              <w:top w:val="single" w:sz="6" w:space="0" w:color="auto"/>
+              <w:left w:val="single" w:sz="6" w:space="0" w:color="auto"/>
+              <w:bottom w:val="single" w:sz="6" w:space="0" w:color="auto"/>
+              <w:right w:val="single" w:sz="6" w:space="0" w:color="auto"/>
+            </w:tcBorders>
+            <w:vAlign w:val="center"/>
+            <w:hideMark/>
+          </w:tcPr>
+          <w:p>
+            <w:pPr>
+              <w:spacing w:after="0" w:line="240" w:lineRule="auto"/>
+              <w:rPr>
+                <w:rFonts w:ascii="Arial" w:eastAsia="Times New Roman" w:hAnsi="Arial" w:cs="Arial"/>
+                <w:kern w:val="0"/>
+                <w:sz w:val="20"/>
+                <w:szCs w:val="20"/>
+                <w:lang w:eastAsia="es-ES"/>
+                <w14:ligatures w14:val="none"/>
+              </w:rPr>
+            </w:pPr>
+            <w:r>
+              <w:rPr>
+                <w:rFonts w:ascii="Arial" w:eastAsia="Times New Roman" w:hAnsi="Arial" w:cs="Arial"/>
+                <w:kern w:val="0"/>
+                <w:sz w:val="20"/>
+                <w:szCs w:val="20"/>
+                <w:lang w:eastAsia="es-ES"/>
+                <w14:ligatures w14:val="none"/>
+              </w:rPr>
+              <w:t>Registra la petición de cruce del peatón.</w:t>
+            </w:r>
+          </w:p>
+        </w:tc>
+        <w:tc>
+          <w:tcPr>
+            <w:tcW w:w="0" w:type="auto"/>
+            <w:tcBorders>
+              <w:top w:val="single" w:sz="6" w:space="0" w:color="auto"/>
+              <w:left w:val="single" w:sz="6" w:space="0" w:color="auto"/>
+              <w:bottom w:val="single" w:sz="6" w:space="0" w:color="auto"/>
+              <w:right w:val="single" w:sz="6" w:space="0" w:color="auto"/>
+            </w:tcBorders>
+            <w:vAlign w:val="center"/>
+            <w:hideMark/>
+          </w:tcPr>
+          <w:p>
+            <w:pPr>
+              <w:spacing w:after="0" w:line="240" w:lineRule="auto"/>
+              <w:rPr>
+                <w:rFonts w:ascii="Arial" w:eastAsia="Times New Roman" w:hAnsi="Arial" w:cs="Arial"/>
+                <w:kern w:val="0"/>
+                <w:sz w:val="20"/>
+                <w:szCs w:val="20"/>
+                <w:lang w:eastAsia="es-ES"/>
+                <w14:ligatures w14:val="none"/>
+              </w:rPr>
+            </w:pPr>
+            <w:r>
+              <w:rPr>
+                <w:rFonts w:ascii="Arial" w:eastAsia="Times New Roman" w:hAnsi="Arial" w:cs="Arial"/>
+                <w:kern w:val="0"/>
+                <w:sz w:val="20"/>
+                <w:szCs w:val="20"/>
+                <w:lang w:eastAsia="es-ES"/>
+                <w14:ligatures w14:val="none"/>
+              </w:rPr>
+              <w:t>PIN_PULSADOR (5)</w:t>
+            </w:r>
+          </w:p>
+        </w:tc>
+      </w:tr>
+      <w:tr>
+        <w:trPr>
+          <w:tblCellSpacing w:w="15" w:type="dxa"/>
+        </w:trPr>
+        <w:tc>
+          <w:tcPr>
+            <w:tcW w:w="0" w:type="auto"/>
+            <w:tcBorders>
+              <w:top w:val="single" w:sz="6" w:space="0" w:color="auto"/>
+              <w:left w:val="single" w:sz="6" w:space="0" w:color="auto"/>
+              <w:bottom w:val="single" w:sz="6" w:space="0" w:color="auto"/>
+              <w:right w:val="single" w:sz="6" w:space="0" w:color="auto"/>
+            </w:tcBorders>
+            <w:vAlign w:val="center"/>
+            <w:hideMark/>
+          </w:tcPr>
+          <w:p>
+            <w:pPr>
+              <w:spacing w:after="0" w:line="240" w:lineRule="auto"/>
+              <w:rPr>
+                <w:rFonts w:ascii="Arial" w:eastAsia="Times New Roman" w:hAnsi="Arial" w:cs="Arial"/>
+                <w:kern w:val="0"/>
+                <w:sz w:val="20"/>
+                <w:szCs w:val="20"/>
+                <w:lang w:eastAsia="es-ES"/>
+                <w14:ligatures w14:val="none"/>
+              </w:rPr>
+            </w:pPr>
+            <w:r>
+              <w:rPr>
+                <w:rFonts w:ascii="Arial" w:eastAsia="Times New Roman" w:hAnsi="Arial" w:cs="Arial"/>
+                <w:kern w:val="0"/>
+                <w:sz w:val="20"/>
+                <w:szCs w:val="20"/>
+                <w:lang w:eastAsia="es-ES"/>
+                <w14:ligatures w14:val="none"/>
+              </w:rPr>
+              <w:t>LDR</w:t>
+            </w:r>
+          </w:p>
+        </w:tc>
+        <w:tc>
+          <w:tcPr>
+            <w:tcW w:w="0" w:type="auto"/>
+            <w:tcBorders>
+              <w:top w:val="single" w:sz="6" w:space="0" w:color="auto"/>
+              <w:left w:val="single" w:sz="6" w:space="0" w:color="auto"/>
+              <w:bottom w:val="single" w:sz="6" w:space="0" w:color="auto"/>
+              <w:right w:val="single" w:sz="6" w:space="0" w:color="auto"/>
+            </w:tcBorders>
+            <w:vAlign w:val="center"/>
+            <w:hideMark/>
+          </w:tcPr>
+          <w:p>
+            <w:pPr>
+              <w:spacing w:after="0" w:line="240" w:lineRule="auto"/>
+              <w:rPr>
+                <w:rFonts w:ascii="Arial" w:eastAsia="Times New Roman" w:hAnsi="Arial" w:cs="Arial"/>
+                <w:kern w:val="0"/>
+                <w:sz w:val="20"/>
+                <w:szCs w:val="20"/>
+                <w:lang w:eastAsia="es-ES"/>
+                <w14:ligatures w14:val="none"/>
+              </w:rPr>
+            </w:pPr>
+            <w:r>
+              <w:rPr>
+                <w:rFonts w:ascii="Arial" w:eastAsia="Times New Roman" w:hAnsi="Arial" w:cs="Arial"/>
+                <w:kern w:val="0"/>
+                <w:sz w:val="20"/>
+                <w:szCs w:val="20"/>
+                <w:lang w:eastAsia="es-ES"/>
+                <w14:ligatures w14:val="none"/>
+              </w:rPr>
+              <w:t>Sensor Analógico</w:t>
+            </w:r>
+          </w:p>
+        </w:tc>
+        <w:tc>
+          <w:tcPr>
+            <w:tcW w:w="0" w:type="auto"/>
+            <w:tcBorders>
+              <w:top w:val="single" w:sz="6" w:space="0" w:color="auto"/>
+              <w:left w:val="single" w:sz="6" w:space="0" w:color="auto"/>
+              <w:bottom w:val="single" w:sz="6" w:space="0" w:color="auto"/>
+              <w:right w:val="single" w:sz="6" w:space="0" w:color="auto"/>
+            </w:tcBorders>
+            <w:vAlign w:val="center"/>
+            <w:hideMark/>
+          </w:tcPr>
+          <w:p>
+            <w:pPr>
+              <w:spacing w:after="0" w:line="240" w:lineRule="auto"/>
+              <w:rPr>
+                <w:rFonts w:ascii="Arial" w:eastAsia="Times New Roman" w:hAnsi="Arial" w:cs="Arial"/>
+                <w:kern w:val="0"/>
+                <w:sz w:val="20"/>
+                <w:szCs w:val="20"/>
+                <w:lang w:eastAsia="es-ES"/>
+                <w14:ligatures w14:val="none"/>
+              </w:rPr>
+            </w:pPr>
+            <w:r>
+              <w:rPr>
+                <w:rFonts w:ascii="Arial" w:eastAsia="Times New Roman" w:hAnsi="Arial" w:cs="Arial"/>
+                <w:kern w:val="0"/>
+                <w:sz w:val="20"/>
+                <w:szCs w:val="20"/>
+                <w:lang w:eastAsia="es-ES"/>
+                <w14:ligatures w14:val="none"/>
+              </w:rPr>
+              <w:t>Mide el nivel de luz ambiental para el control de brillo.</w:t>
+            </w:r>
+          </w:p>
+        </w:tc>
+        <w:tc>
+          <w:tcPr>
+            <w:tcW w:w="0" w:type="auto"/>
+            <w:tcBorders>
+              <w:top w:val="single" w:sz="6" w:space="0" w:color="auto"/>
+              <w:left w:val="single" w:sz="6" w:space="0" w:color="auto"/>
+              <w:bottom w:val="single" w:sz="6" w:space="0" w:color="auto"/>
+              <w:right w:val="single" w:sz="6" w:space="0" w:color="auto"/>
+            </w:tcBorders>
+            <w:vAlign w:val="center"/>
+            <w:hideMark/>
+          </w:tcPr>
+          <w:p>
+            <w:pPr>
+              <w:spacing w:after="0" w:line="240" w:lineRule="auto"/>
+              <w:rPr>
+                <w:rFonts w:ascii="Arial" w:eastAsia="Times New Roman" w:hAnsi="Arial" w:cs="Arial"/>
+                <w:kern w:val="0"/>
+                <w:sz w:val="20"/>
+                <w:szCs w:val="20"/>
+                <w:lang w:eastAsia="es-ES"/>
+                <w14:ligatures w14:val="none"/>
+              </w:rPr>
+            </w:pPr>
+            <w:r>
+              <w:rPr>
+                <w:rFonts w:ascii="Arial" w:eastAsia="Times New Roman" w:hAnsi="Arial" w:cs="Arial"/>
+                <w:kern w:val="0"/>
+                <w:sz w:val="20"/>
+                <w:szCs w:val="20"/>
+                <w:lang w:eastAsia="es-ES"/>
+                <w14:ligatures w14:val="none"/>
+              </w:rPr>
+              <w:t>PIN_LDR (34)</w:t>
+            </w:r>
+          </w:p>
+        </w:tc>
+      </w:tr>
+      <w:tr>
+        <w:trPr>
+          <w:tblCellSpacing w:w="15" w:type="dxa"/>
+        </w:trPr>
+        <w:tc>
+          <w:tcPr>
+            <w:tcW w:w="0" w:type="auto"/>
+            <w:tcBorders>
+              <w:top w:val="single" w:sz="6" w:space="0" w:color="auto"/>
+              <w:left w:val="single" w:sz="6" w:space="0" w:color="auto"/>
+              <w:bottom w:val="single" w:sz="6" w:space="0" w:color="auto"/>
+              <w:right w:val="single" w:sz="6" w:space="0" w:color="auto"/>
+            </w:tcBorders>
+            <w:vAlign w:val="center"/>
+            <w:hideMark/>
+          </w:tcPr>
+          <w:p>
+            <w:pPr>
+              <w:spacing w:after="0" w:line="240" w:lineRule="auto"/>
+              <w:rPr>
+                <w:rFonts w:ascii="Arial" w:eastAsia="Times New Roman" w:hAnsi="Arial" w:cs="Arial"/>
+                <w:kern w:val="0"/>
+                <w:sz w:val="20"/>
+                <w:szCs w:val="20"/>
+                <w:lang w:eastAsia="es-ES"/>
+                <w14:ligatures w14:val="none"/>
+              </w:rPr>
+            </w:pPr>
+            <w:r>
+              <w:rPr>
+                <w:rFonts w:ascii="Arial" w:eastAsia="Times New Roman" w:hAnsi="Arial" w:cs="Arial"/>
+                <w:kern w:val="0"/>
+                <w:sz w:val="20"/>
+                <w:szCs w:val="20"/>
+                <w:lang w:eastAsia="es-ES"/>
+                <w14:ligatures w14:val="none"/>
+              </w:rPr>
+              <w:t>Pantalla OLED</w:t>
+            </w:r>
+          </w:p>
+        </w:tc>
+        <w:tc>
+          <w:tcPr>
+            <w:tcW w:w="0" w:type="auto"/>
+            <w:tcBorders>
+              <w:top w:val="single" w:sz="6" w:space="0" w:color="auto"/>
+              <w:left w:val="single" w:sz="6" w:space="0" w:color="auto"/>
+              <w:bottom w:val="single" w:sz="6" w:space="0" w:color="auto"/>
+              <w:right w:val="single" w:sz="6" w:space="0" w:color="auto"/>
+            </w:tcBorders>
+            <w:vAlign w:val="center"/>
+            <w:hideMark/>
+          </w:tcPr>
+          <w:p>
+            <w:pPr>
+              <w:spacing w:after="0" w:line="240" w:lineRule="auto"/>
+              <w:rPr>
+                <w:rFonts w:ascii="Arial" w:eastAsia="Times New Roman" w:hAnsi="Arial" w:cs="Arial"/>
+                <w:kern w:val="0"/>
+                <w:sz w:val="20"/>
+                <w:szCs w:val="20"/>
+                <w:lang w:eastAsia="es-ES"/>
+                <w14:ligatures w14:val="none"/>
+              </w:rPr>
+            </w:pPr>
+            <w:r>
+              <w:rPr>
+                <w:rFonts w:ascii="Arial" w:eastAsia="Times New Roman" w:hAnsi="Arial" w:cs="Arial"/>
+                <w:kern w:val="0"/>
+                <w:sz w:val="20"/>
+                <w:szCs w:val="20"/>
+                <w:lang w:eastAsia="es-ES"/>
+                <w14:ligatures w14:val="none"/>
+              </w:rPr>
+              <w:t>Interfaz Visual</w:t>
+            </w:r>
+          </w:p>
+        </w:tc>
+        <w:tc>
+          <w:tcPr>
+            <w:tcW w:w="0" w:type="auto"/>
+            <w:tcBorders>
+              <w:top w:val="single" w:sz="6" w:space="0" w:color="auto"/>
+              <w:left w:val="single" w:sz="6" w:space="0" w:color="auto"/>
+              <w:bottom w:val="single" w:sz="6" w:space="0" w:color="auto"/>
+              <w:right w:val="single" w:sz="6" w:space="0" w:color="auto"/>
+            </w:tcBorders>
+            <w:vAlign w:val="center"/>
+            <w:hideMark/>
+          </w:tcPr>
+          <w:p>
+            <w:pPr>
+              <w:spacing w:after="0" w:line="240" w:lineRule="auto"/>
+              <w:rPr>
+                <w:rFonts w:ascii="Arial" w:eastAsia="Times New Roman" w:hAnsi="Arial" w:cs="Arial"/>
+                <w:kern w:val="0"/>
+                <w:sz w:val="20"/>
+                <w:szCs w:val="20"/>
+                <w:lang w:eastAsia="es-ES"/>
+                <w14:ligatures w14:val="none"/>
+              </w:rPr>
+            </w:pPr>
+            <w:r>
+              <w:rPr>
+                <w:rFonts w:ascii="Arial" w:eastAsia="Times New Roman" w:hAnsi="Arial" w:cs="Arial"/>
+                <w:kern w:val="0"/>
+                <w:sz w:val="20"/>
+                <w:szCs w:val="20"/>
+                <w:lang w:eastAsia="es-ES"/>
+                <w14:ligatures w14:val="none"/>
+              </w:rPr>
+              <w:t>Muestra el estado actual ("PASE", "PARE", "ACCIDENTE") y el estado de la conexión.</w:t>
+            </w:r>
+          </w:p>
+        </w:tc>
+        <w:tc>
+          <w:tcPr>
+            <w:tcW w:w="0" w:type="auto"/>
+            <w:tcBorders>
+              <w:top w:val="single" w:sz="6" w:space="0" w:color="auto"/>
+              <w:left w:val="single" w:sz="6" w:space="0" w:color="auto"/>
+              <w:bottom w:val="single" w:sz="6" w:space="0" w:color="auto"/>
+              <w:right w:val="single" w:sz="6" w:space="0" w:color="auto"/>
+            </w:tcBorders>
+            <w:vAlign w:val="center"/>
+            <w:hideMark/>
+          </w:tcPr>
+          <w:p>
+            <w:pPr>
+              <w:spacing w:after="0" w:line="240" w:lineRule="auto"/>
+              <w:rPr>
+                <w:rFonts w:ascii="Arial" w:eastAsia="Times New Roman" w:hAnsi="Arial" w:cs="Arial"/>
+                <w:kern w:val="0"/>
+                <w:sz w:val="20"/>
+                <w:szCs w:val="20"/>
+                <w:lang w:eastAsia="es-ES"/>
+                <w14:ligatures w14:val="none"/>
+              </w:rPr>
+            </w:pPr>
+            <w:r>
+              <w:rPr>
+                <w:rFonts w:ascii="Arial" w:eastAsia="Times New Roman" w:hAnsi="Arial" w:cs="Arial"/>
+                <w:kern w:val="0"/>
+                <w:sz w:val="20"/>
+                <w:szCs w:val="20"/>
+                <w:lang w:eastAsia="es-ES"/>
+                <w14:ligatures w14:val="none"/>
+              </w:rPr>
+              <w:t>I2C (SDA=21, SCL=22)</w:t>
+            </w:r>
+          </w:p>
+        </w:tc>
+      </w:tr>
+      <w:tr>
+        <w:trPr>
+          <w:tblCellSpacing w:w="15" w:type="dxa"/>
+        </w:trPr>
+        <w:tc>
+          <w:tcPr>
+            <w:tcW w:w="0" w:type="auto"/>
+            <w:tcBorders>
+              <w:top w:val="single" w:sz="6" w:space="0" w:color="auto"/>
+              <w:left w:val="single" w:sz="6" w:space="0" w:color="auto"/>
+              <w:bottom w:val="single" w:sz="6" w:space="0" w:color="auto"/>
+              <w:right w:val="single" w:sz="6" w:space="0" w:color="auto"/>
+            </w:tcBorders>
+            <w:vAlign w:val="center"/>
+            <w:hideMark/>
+          </w:tcPr>
+          <w:p>
+            <w:pPr>
+              <w:spacing w:after="0" w:line="240" w:lineRule="auto"/>
+              <w:rPr>
+                <w:rFonts w:ascii="Arial" w:eastAsia="Times New Roman" w:hAnsi="Arial" w:cs="Arial"/>
+                <w:kern w:val="0"/>
+                <w:sz w:val="20"/>
+                <w:szCs w:val="20"/>
+                <w:lang w:eastAsia="es-ES"/>
+                <w14:ligatures w14:val="none"/>
+              </w:rPr>
+            </w:pPr>
+            <w:r>
+              <w:rPr>
+                <w:rFonts w:ascii="Arial" w:eastAsia="Times New Roman" w:hAnsi="Arial" w:cs="Arial"/>
+                <w:kern w:val="0"/>
+                <w:sz w:val="20"/>
+                <w:szCs w:val="20"/>
+                <w:lang w:eastAsia="es-ES"/>
+                <w14:ligatures w14:val="none"/>
+              </w:rPr>
+              <w:t xml:space="preserve">Módulo </w:t>
+            </w:r>
+            <w:proofErr w:type="spellStart"/>
+            <w:r>
+              <w:rPr>
+                <w:rFonts w:ascii="Arial" w:eastAsia="Times New Roman" w:hAnsi="Arial" w:cs="Arial"/>
+                <w:kern w:val="0"/>
+                <w:sz w:val="20"/>
+                <w:szCs w:val="20"/>
+                <w:lang w:eastAsia="es-ES"/>
+                <w14:ligatures w14:val="none"/>
+              </w:rPr>
+              <w:t>WiFi</w:t>
+            </w:r>
+            <w:proofErr w:type="spellEnd"/>
+          </w:p>
+        </w:tc>
+        <w:tc>
+          <w:tcPr>
+            <w:tcW w:w="0" w:type="auto"/>
+            <w:tcBorders>
+              <w:top w:val="single" w:sz="6" w:space="0" w:color="auto"/>
+              <w:left w:val="single" w:sz="6" w:space="0" w:color="auto"/>
+              <w:bottom w:val="single" w:sz="6" w:space="0" w:color="auto"/>
+              <w:right w:val="single" w:sz="6" w:space="0" w:color="auto"/>
+            </w:tcBorders>
+            <w:vAlign w:val="center"/>
+            <w:hideMark/>
+          </w:tcPr>
+          <w:p>
+            <w:pPr>
+              <w:spacing w:after="0" w:line="240" w:lineRule="auto"/>
+              <w:rPr>
+                <w:rFonts w:ascii="Arial" w:eastAsia="Times New Roman" w:hAnsi="Arial" w:cs="Arial"/>
+                <w:kern w:val="0"/>
+                <w:sz w:val="20"/>
+                <w:szCs w:val="20"/>
+                <w:lang w:eastAsia="es-ES"/>
+                <w14:ligatures w14:val="none"/>
+              </w:rPr>
+            </w:pPr>
+            <w:r>
+              <w:rPr>
+                <w:rFonts w:ascii="Arial" w:eastAsia="Times New Roman" w:hAnsi="Arial" w:cs="Arial"/>
+                <w:kern w:val="0"/>
+                <w:sz w:val="20"/>
+                <w:szCs w:val="20"/>
+                <w:lang w:eastAsia="es-ES"/>
+                <w14:ligatures w14:val="none"/>
+              </w:rPr>
+              <w:t>Comunicación</w:t>
+            </w:r>
+          </w:p>
+        </w:tc>
+        <w:tc>
+          <w:tcPr>
+            <w:tcW w:w="0" w:type="auto"/>
+            <w:tcBorders>
+              <w:top w:val="single" w:sz="6" w:space="0" w:color="auto"/>
+              <w:left w:val="single" w:sz="6" w:space="0" w:color="auto"/>
+              <w:bottom w:val="single" w:sz="6" w:space="0" w:color="auto"/>
+              <w:right w:val="single" w:sz="6" w:space="0" w:color="auto"/>
+            </w:tcBorders>
+            <w:vAlign w:val="center"/>
+            <w:hideMark/>
+          </w:tcPr>
+          <w:p>
+            <w:pPr>
+              <w:spacing w:after="0" w:line="240" w:lineRule="auto"/>
+              <w:rPr>
+                <w:rFonts w:ascii="Arial" w:eastAsia="Times New Roman" w:hAnsi="Arial" w:cs="Arial"/>
+                <w:kern w:val="0"/>
+                <w:sz w:val="20"/>
+                <w:szCs w:val="20"/>
+                <w:lang w:eastAsia="es-ES"/>
+                <w14:ligatures w14:val="none"/>
+              </w:rPr>
+            </w:pPr>
+            <w:r>
+              <w:rPr>
+                <w:rFonts w:ascii="Arial" w:eastAsia="Times New Roman" w:hAnsi="Arial" w:cs="Arial"/>
+                <w:kern w:val="0"/>
+                <w:sz w:val="20"/>
+                <w:szCs w:val="20"/>
+                <w:lang w:eastAsia="es-ES"/>
+                <w14:ligatures w14:val="none"/>
+              </w:rPr>
+              <w:t>Establece la conexión a internet.</w:t>
+            </w:r>
+          </w:p>
+        </w:tc>
+        <w:tc>
+          <w:tcPr>
+            <w:tcW w:w="0" w:type="auto"/>
+            <w:tcBorders>
+              <w:top w:val="single" w:sz="6" w:space="0" w:color="auto"/>
+              <w:left w:val="single" w:sz="6" w:space="0" w:color="auto"/>
+              <w:bottom w:val="single" w:sz="6" w:space="0" w:color="auto"/>
+              <w:right w:val="single" w:sz="6" w:space="0" w:color="auto"/>
+            </w:tcBorders>
+            <w:vAlign w:val="center"/>
+            <w:hideMark/>
+          </w:tcPr>
+          <w:p>
+            <w:pPr>
+              <w:spacing w:after="0" w:line="240" w:lineRule="auto"/>
+              <w:rPr>
+                <w:rFonts w:ascii="Arial" w:eastAsia="Times New Roman" w:hAnsi="Arial" w:cs="Arial"/>
+                <w:kern w:val="0"/>
+                <w:sz w:val="20"/>
+                <w:szCs w:val="20"/>
+                <w:lang w:eastAsia="es-ES"/>
+                <w14:ligatures w14:val="none"/>
+              </w:rPr>
+            </w:pPr>
+            <w:r>
+              <w:rPr>
+                <w:rFonts w:ascii="Arial" w:eastAsia="Times New Roman" w:hAnsi="Arial" w:cs="Arial"/>
+                <w:kern w:val="0"/>
+                <w:sz w:val="20"/>
+                <w:szCs w:val="20"/>
+                <w:lang w:eastAsia="es-ES"/>
+                <w14:ligatures w14:val="none"/>
+              </w:rPr>
+              <w:t>Interno ESP32</w:t>
+            </w:r>
+          </w:p>
+        </w:tc>
+      </w:tr>
+    </w:tbl>
+    <w:p>
+      <w:pPr>
+        <w:spacing w:after="100" w:afterAutospacing="1" w:line="240" w:lineRule="auto"/>
+        <w:outlineLvl w:val="2"/>
+        <w:rPr>
+          <w:rFonts w:ascii="Arial" w:eastAsia="Times New Roman" w:hAnsi="Arial" w:cs="Arial"/>
+          <w:b/>
+          <w:bCs/>
+          <w:kern w:val="0"/>
+          <w:sz w:val="27"/>
+          <w:szCs w:val="27"/>
+          <w:lang w:eastAsia="es-ES"/>
+          <w14:ligatures w14:val="none"/>
+        </w:rPr>
+      </w:pPr>
+    </w:p>
+    <w:p>
+      <w:pPr>
+        <w:spacing w:after="100" w:afterAutospacing="1" w:line="240" w:lineRule="auto"/>
+        <w:outlineLvl w:val="2"/>
+        <w:rPr>
+          <w:rFonts w:ascii="Arial" w:eastAsia="Times New Roman" w:hAnsi="Arial" w:cs="Arial"/>
+          <w:b/>
+          <w:bCs/>
+          <w:kern w:val="0"/>
+          <w:sz w:val="27"/>
+          <w:szCs w:val="27"/>
+          <w:lang w:eastAsia="es-ES"/>
+          <w14:ligatures w14:val="none"/>
+        </w:rPr>
+      </w:pPr>
+      <w:r>
+        <w:rPr>
+          <w:rFonts w:ascii="Arial" w:eastAsia="Times New Roman" w:hAnsi="Arial" w:cs="Arial"/>
+          <w:b/>
+          <w:bCs/>
+          <w:kern w:val="0"/>
+          <w:sz w:val="27"/>
+          <w:szCs w:val="27"/>
+          <w:lang w:eastAsia="es-ES"/>
+          <w14:ligatures w14:val="none"/>
+        </w:rPr>
+        <w:t>2. Funcionamiento y Lógica Principal (</w:t>
+      </w:r>
+      <w:proofErr w:type="spellStart"/>
+      <w:r>
+        <w:rPr>
+          <w:rFonts w:ascii="Arial" w:eastAsia="Times New Roman" w:hAnsi="Arial" w:cs="Arial"/>
+          <w:b/>
+          <w:bCs/>
+          <w:kern w:val="0"/>
+          <w:sz w:val="20"/>
+          <w:szCs w:val="20"/>
+          <w:lang w:eastAsia="es-ES"/>
+          <w14:ligatures w14:val="none"/>
+        </w:rPr>
+        <w:t>semaforo.ino</w:t>
+      </w:r>
+      <w:proofErr w:type="spellEnd"/>
+      <w:r>
+        <w:rPr>
+          <w:rFonts w:ascii="Arial" w:eastAsia="Times New Roman" w:hAnsi="Arial" w:cs="Arial"/>
+          <w:b/>
+          <w:bCs/>
+          <w:kern w:val="0"/>
+          <w:sz w:val="27"/>
+          <w:szCs w:val="27"/>
+          <w:lang w:eastAsia="es-ES"/>
+          <w14:ligatures w14:val="none"/>
+        </w:rPr>
+        <w:t>)</w:t>
+      </w:r>
+    </w:p>
+    <w:p>
+      <w:pPr>
+        <w:spacing w:after="100" w:afterAutospacing="1" w:line="240" w:lineRule="auto"/>
+        <w:rPr>
+          <w:rFonts w:ascii="Arial" w:eastAsia="Times New Roman" w:hAnsi="Arial" w:cs="Arial"/>
+          <w:kern w:val="0"/>
+          <w:lang w:eastAsia="es-ES"/>
+          <w14:ligatures w14:val="none"/>
+        </w:rPr>
+      </w:pPr>
+      <w:r>
+        <w:rPr>
+          <w:rFonts w:ascii="Arial" w:eastAsia="Times New Roman" w:hAnsi="Arial" w:cs="Arial"/>
+          <w:kern w:val="0"/>
+          <w:lang w:eastAsia="es-ES"/>
+          <w14:ligatures w14:val="none"/>
+        </w:rPr>
+        <w:t xml:space="preserve">La lógica central se basa en una máquina de estados controlada por un </w:t>
+      </w:r>
+      <w:r>
+        <w:rPr>
+          <w:rFonts w:ascii="Arial" w:eastAsia="Times New Roman" w:hAnsi="Arial" w:cs="Arial"/>
+          <w:kern w:val="0"/>
+          <w:sz w:val="20"/>
+          <w:szCs w:val="20"/>
+          <w:lang w:eastAsia="es-ES"/>
+          <w14:ligatures w14:val="none"/>
+        </w:rPr>
+        <w:t>switch (</w:t>
+      </w:r>
+      <w:proofErr w:type="spellStart"/>
+      <w:r>
+        <w:rPr>
+          <w:rFonts w:ascii="Arial" w:eastAsia="Times New Roman" w:hAnsi="Arial" w:cs="Arial"/>
+          <w:kern w:val="0"/>
+          <w:sz w:val="20"/>
+          <w:szCs w:val="20"/>
+          <w:lang w:eastAsia="es-ES"/>
+          <w14:ligatures w14:val="none"/>
+        </w:rPr>
+        <w:t>estadoActual</w:t>
+      </w:r>
+      <w:proofErr w:type="spellEnd"/>
+      <w:r>
+        <w:rPr>
+          <w:rFonts w:ascii="Arial" w:eastAsia="Times New Roman" w:hAnsi="Arial" w:cs="Arial"/>
+          <w:kern w:val="0"/>
+          <w:sz w:val="20"/>
+          <w:szCs w:val="20"/>
+          <w:lang w:eastAsia="es-ES"/>
+          <w14:ligatures w14:val="none"/>
+        </w:rPr>
+        <w:t>)</w:t>
+      </w:r>
+      <w:r>
+        <w:rPr>
+          <w:rFonts w:ascii="Arial" w:eastAsia="Times New Roman" w:hAnsi="Arial" w:cs="Arial"/>
+          <w:kern w:val="0"/>
+          <w:lang w:eastAsia="es-ES"/>
+          <w14:ligatures w14:val="none"/>
+        </w:rPr>
+        <w:t xml:space="preserve"> y gestión de tiempos sin bloqueo (</w:t>
+      </w:r>
+      <w:proofErr w:type="spellStart"/>
+      <w:proofErr w:type="gramStart"/>
+      <w:r>
+        <w:rPr>
+          <w:rFonts w:ascii="Arial" w:eastAsia="Times New Roman" w:hAnsi="Arial" w:cs="Arial"/>
+          <w:kern w:val="0"/>
+          <w:sz w:val="20"/>
+          <w:szCs w:val="20"/>
+          <w:lang w:eastAsia="es-ES"/>
+          <w14:ligatures w14:val="none"/>
+        </w:rPr>
+        <w:t>millis</w:t>
+      </w:r>
+      <w:proofErr w:type="spellEnd"/>
+      <w:r>
+        <w:rPr>
+          <w:rFonts w:ascii="Arial" w:eastAsia="Times New Roman" w:hAnsi="Arial" w:cs="Arial"/>
+          <w:kern w:val="0"/>
+          <w:sz w:val="20"/>
+          <w:szCs w:val="20"/>
+          <w:lang w:eastAsia="es-ES"/>
+          <w14:ligatures w14:val="none"/>
+        </w:rPr>
+        <w:t>(</w:t>
+      </w:r>
+      <w:proofErr w:type="gramEnd"/>
+      <w:r>
+        <w:rPr>
+          <w:rFonts w:ascii="Arial" w:eastAsia="Times New Roman" w:hAnsi="Arial" w:cs="Arial"/>
+          <w:kern w:val="0"/>
+          <w:sz w:val="20"/>
+          <w:szCs w:val="20"/>
+          <w:lang w:eastAsia="es-ES"/>
+          <w14:ligatures w14:val="none"/>
+        </w:rPr>
+        <w:t>)</w:t>
+      </w:r>
+      <w:r>
+        <w:rPr>
+          <w:rFonts w:ascii="Arial" w:eastAsia="Times New Roman" w:hAnsi="Arial" w:cs="Arial"/>
+          <w:kern w:val="0"/>
+          <w:lang w:eastAsia="es-ES"/>
+          <w14:ligatures w14:val="none"/>
+        </w:rPr>
+        <w:t>).</w:t>
+      </w:r>
+    </w:p>
+    <w:p>
+      <w:pPr>
+        <w:spacing w:after="100" w:afterAutospacing="1" w:line="240" w:lineRule="auto"/>
+        <w:outlineLvl w:val="3"/>
+        <w:rPr>
+          <w:rFonts w:ascii="Arial" w:eastAsia="Times New Roman" w:hAnsi="Arial" w:cs="Arial"/>
+          <w:b/>
+          <w:bCs/>
+          <w:kern w:val="0"/>
+          <w:lang w:eastAsia="es-ES"/>
+          <w14:ligatures w14:val="none"/>
+        </w:rPr>
+      </w:pPr>
+      <w:r>
+        <w:rPr>
+          <w:rFonts w:ascii="Arial" w:eastAsia="Times New Roman" w:hAnsi="Arial" w:cs="Arial"/>
+          <w:b/>
+          <w:bCs/>
+          <w:kern w:val="0"/>
+          <w:lang w:eastAsia="es-ES"/>
+          <w14:ligatures w14:val="none"/>
+        </w:rPr>
+        <w:t>Lógica "Siempre en Verde"</w:t>
+      </w:r>
+    </w:p>
+    <w:p>
+      <w:pPr>
+        <w:numPr>
+          <w:ilvl w:val="0"/>
+          <w:numId w:val="4"/>
+        </w:numPr>
+        <w:spacing w:after="100" w:afterAutospacing="1" w:line="240" w:lineRule="auto"/>
+        <w:rPr>
+          <w:rFonts w:ascii="Arial" w:eastAsia="Times New Roman" w:hAnsi="Arial" w:cs="Arial"/>
+          <w:kern w:val="0"/>
+          <w:lang w:eastAsia="es-ES"/>
+          <w14:ligatures w14:val="none"/>
+        </w:rPr>
+      </w:pPr>
+      <w:r>
+        <w:rPr>
+          <w:rFonts w:ascii="Arial" w:eastAsia="Times New Roman" w:hAnsi="Arial" w:cs="Arial"/>
+          <w:kern w:val="0"/>
+          <w:lang w:eastAsia="es-ES"/>
+          <w14:ligatures w14:val="none"/>
+        </w:rPr>
+        <w:t xml:space="preserve">Estado por Defecto: El semáforo permanece en el </w:t>
+      </w:r>
+      <w:r>
+        <w:rPr>
+          <w:rFonts w:ascii="Arial" w:eastAsia="Times New Roman" w:hAnsi="Arial" w:cs="Arial"/>
+          <w:kern w:val="0"/>
+          <w:sz w:val="20"/>
+          <w:szCs w:val="20"/>
+          <w:lang w:eastAsia="es-ES"/>
+          <w14:ligatures w14:val="none"/>
+        </w:rPr>
+        <w:t>ESTADO_VERDE</w:t>
+      </w:r>
+      <w:r>
+        <w:rPr>
+          <w:rFonts w:ascii="Arial" w:eastAsia="Times New Roman" w:hAnsi="Arial" w:cs="Arial"/>
+          <w:kern w:val="0"/>
+          <w:lang w:eastAsia="es-ES"/>
+          <w14:ligatures w14:val="none"/>
+        </w:rPr>
+        <w:t xml:space="preserve"> por defecto para priorizar el tráfico rodado.</w:t>
+      </w:r>
+    </w:p>
+    <w:p>
+      <w:pPr>
+        <w:numPr>
+          <w:ilvl w:val="0"/>
+          <w:numId w:val="4"/>
+        </w:numPr>
+        <w:spacing w:after="100" w:afterAutospacing="1" w:line="240" w:lineRule="auto"/>
+        <w:rPr>
+          <w:rFonts w:ascii="Arial" w:eastAsia="Times New Roman" w:hAnsi="Arial" w:cs="Arial"/>
+          <w:kern w:val="0"/>
+          <w:lang w:eastAsia="es-ES"/>
+          <w14:ligatures w14:val="none"/>
+        </w:rPr>
+      </w:pPr>
+      <w:r>
+        <w:rPr>
+          <w:rFonts w:ascii="Arial" w:eastAsia="Times New Roman" w:hAnsi="Arial" w:cs="Arial"/>
+          <w:kern w:val="0"/>
+          <w:lang w:eastAsia="es-ES"/>
+          <w14:ligatures w14:val="none"/>
+        </w:rPr>
+        <w:t xml:space="preserve">Transición Condicional: Para cambiar a </w:t>
+      </w:r>
+      <w:r>
+        <w:rPr>
+          <w:rFonts w:ascii="Arial" w:eastAsia="Times New Roman" w:hAnsi="Arial" w:cs="Arial"/>
+          <w:kern w:val="0"/>
+          <w:sz w:val="20"/>
+          <w:szCs w:val="20"/>
+          <w:lang w:eastAsia="es-ES"/>
+          <w14:ligatures w14:val="none"/>
+        </w:rPr>
+        <w:t>ESTADO_AMARILLO</w:t>
+      </w:r>
+      <w:r>
+        <w:rPr>
+          <w:rFonts w:ascii="Arial" w:eastAsia="Times New Roman" w:hAnsi="Arial" w:cs="Arial"/>
+          <w:kern w:val="0"/>
+          <w:lang w:eastAsia="es-ES"/>
+          <w14:ligatures w14:val="none"/>
+        </w:rPr>
+        <w:t>, se deben cumplir dos condiciones:</w:t>
+      </w:r>
+    </w:p>
+    <w:p>
+      <w:pPr>
+        <w:numPr>
+          <w:ilvl w:val="1"/>
+          <w:numId w:val="4"/>
+        </w:numPr>
+        <w:spacing w:after="100" w:afterAutospacing="1" w:line="240" w:lineRule="auto"/>
+        <w:rPr>
+          <w:rFonts w:ascii="Arial" w:eastAsia="Times New Roman" w:hAnsi="Arial" w:cs="Arial"/>
+          <w:kern w:val="0"/>
+          <w:lang w:eastAsia="es-ES"/>
+          <w14:ligatures w14:val="none"/>
+        </w:rPr>
+      </w:pPr>
+      <w:r>
+        <w:rPr>
+          <w:rFonts w:ascii="Arial" w:eastAsia="Times New Roman" w:hAnsi="Arial" w:cs="Arial"/>
+          <w:kern w:val="0"/>
+          <w:lang w:eastAsia="es-ES"/>
+          <w14:ligatures w14:val="none"/>
+        </w:rPr>
+        <w:t xml:space="preserve">Se ha activado la variable booleana </w:t>
+      </w:r>
+      <w:proofErr w:type="spellStart"/>
+      <w:r>
+        <w:rPr>
+          <w:rFonts w:ascii="Arial" w:eastAsia="Times New Roman" w:hAnsi="Arial" w:cs="Arial"/>
+          <w:kern w:val="0"/>
+          <w:sz w:val="20"/>
+          <w:szCs w:val="20"/>
+          <w:lang w:eastAsia="es-ES"/>
+          <w14:ligatures w14:val="none"/>
+        </w:rPr>
+        <w:t>peticionPeaton</w:t>
+      </w:r>
+      <w:proofErr w:type="spellEnd"/>
+      <w:r>
+        <w:rPr>
+          <w:rFonts w:ascii="Arial" w:eastAsia="Times New Roman" w:hAnsi="Arial" w:cs="Arial"/>
+          <w:kern w:val="0"/>
+          <w:lang w:eastAsia="es-ES"/>
+          <w14:ligatures w14:val="none"/>
+        </w:rPr>
+        <w:t xml:space="preserve"> (pulsador presionado).</w:t>
+      </w:r>
+    </w:p>
+    <w:p>
+      <w:pPr>
+        <w:numPr>
+          <w:ilvl w:val="1"/>
+          <w:numId w:val="4"/>
+        </w:numPr>
+        <w:spacing w:after="100" w:afterAutospacing="1" w:line="240" w:lineRule="auto"/>
+        <w:rPr>
+          <w:rFonts w:ascii="Arial" w:eastAsia="Times New Roman" w:hAnsi="Arial" w:cs="Arial"/>
+          <w:kern w:val="0"/>
+          <w:lang w:eastAsia="es-ES"/>
+          <w14:ligatures w14:val="none"/>
+        </w:rPr>
+      </w:pPr>
+      <w:r>
+        <w:rPr>
+          <w:rFonts w:ascii="Arial" w:eastAsia="Times New Roman" w:hAnsi="Arial" w:cs="Arial"/>
+          <w:kern w:val="0"/>
+          <w:lang w:eastAsia="es-ES"/>
+          <w14:ligatures w14:val="none"/>
+        </w:rPr>
+        <w:t>Ha transcurrido el tiempo mínimo en verde (</w:t>
+      </w:r>
+      <w:r>
+        <w:rPr>
+          <w:rFonts w:ascii="Arial" w:eastAsia="Times New Roman" w:hAnsi="Arial" w:cs="Arial"/>
+          <w:kern w:val="0"/>
+          <w:sz w:val="20"/>
+          <w:szCs w:val="20"/>
+          <w:lang w:eastAsia="es-ES"/>
+          <w14:ligatures w14:val="none"/>
+        </w:rPr>
+        <w:t>TIEMPO_VERDE_MINIMO</w:t>
+      </w:r>
+      <w:r>
+        <w:rPr>
+          <w:rFonts w:ascii="Arial" w:eastAsia="Times New Roman" w:hAnsi="Arial" w:cs="Arial"/>
+          <w:kern w:val="0"/>
+          <w:lang w:eastAsia="es-ES"/>
+          <w14:ligatures w14:val="none"/>
+        </w:rPr>
+        <w:t xml:space="preserve"> = 10s).</w:t>
+      </w:r>
+    </w:p>
+    <w:p>
+      <w:pPr>
+        <w:numPr>
+          <w:ilvl w:val="0"/>
+          <w:numId w:val="4"/>
+        </w:numPr>
+        <w:spacing w:after="100" w:afterAutospacing="1" w:line="240" w:lineRule="auto"/>
+        <w:rPr>
+          <w:rFonts w:ascii="Arial" w:eastAsia="Times New Roman" w:hAnsi="Arial" w:cs="Arial"/>
+          <w:kern w:val="0"/>
+          <w:lang w:eastAsia="es-ES"/>
+          <w14:ligatures w14:val="none"/>
+        </w:rPr>
+      </w:pPr>
+      <w:r>
+        <w:rPr>
+          <w:rFonts w:ascii="Arial" w:eastAsia="Times New Roman" w:hAnsi="Arial" w:cs="Arial"/>
+          <w:kern w:val="0"/>
+          <w:lang w:eastAsia="es-ES"/>
+          <w14:ligatures w14:val="none"/>
+        </w:rPr>
+        <w:t>Tiempo Máximo: Si el semáforo alcanza el tiempo máximo en verde (</w:t>
+      </w:r>
+      <w:r>
+        <w:rPr>
+          <w:rFonts w:ascii="Arial" w:eastAsia="Times New Roman" w:hAnsi="Arial" w:cs="Arial"/>
+          <w:kern w:val="0"/>
+          <w:sz w:val="20"/>
+          <w:szCs w:val="20"/>
+          <w:lang w:eastAsia="es-ES"/>
+          <w14:ligatures w14:val="none"/>
+        </w:rPr>
+        <w:t>TIEMPO_VERDE_MAXIMO</w:t>
+      </w:r>
+      <w:r>
+        <w:rPr>
+          <w:rFonts w:ascii="Arial" w:eastAsia="Times New Roman" w:hAnsi="Arial" w:cs="Arial"/>
+          <w:kern w:val="0"/>
+          <w:lang w:eastAsia="es-ES"/>
+          <w14:ligatures w14:val="none"/>
+        </w:rPr>
+        <w:t xml:space="preserve"> = 25s), la transición a amarillo se fuerza automáticamente, independientemente del estado del pulsador, para evitar bloqueos.</w:t>
+      </w:r>
+    </w:p>
+    <w:p>
+      <w:pPr>
+        <w:spacing w:after="100" w:afterAutospacing="1" w:line="240" w:lineRule="auto"/>
+        <w:outlineLvl w:val="3"/>
+        <w:rPr>
+          <w:rFonts w:ascii="Arial" w:eastAsia="Times New Roman" w:hAnsi="Arial" w:cs="Arial"/>
+          <w:b/>
+          <w:bCs/>
+          <w:kern w:val="0"/>
+          <w:lang w:eastAsia="es-ES"/>
+          <w14:ligatures w14:val="none"/>
+        </w:rPr>
+      </w:pPr>
+      <w:r>
+        <w:rPr>
+          <w:rFonts w:ascii="Arial" w:eastAsia="Times New Roman" w:hAnsi="Arial" w:cs="Arial"/>
+          <w:b/>
+          <w:bCs/>
+          <w:kern w:val="0"/>
+          <w:lang w:eastAsia="es-ES"/>
+          <w14:ligatures w14:val="none"/>
+        </w:rPr>
+        <w:t>Secuencia de Estados</w:t>
+      </w:r>
+    </w:p>
+    <w:p>
+      <w:pPr>
+        <w:numPr>
+          <w:ilvl w:val="0"/>
+          <w:numId w:val="5"/>
+        </w:numPr>
+        <w:spacing w:after="100" w:afterAutospacing="1" w:line="240" w:lineRule="auto"/>
+        <w:rPr>
+          <w:rFonts w:ascii="Arial" w:eastAsia="Times New Roman" w:hAnsi="Arial" w:cs="Arial"/>
+          <w:kern w:val="0"/>
+          <w:lang w:eastAsia="es-ES"/>
+          <w14:ligatures w14:val="none"/>
+        </w:rPr>
+      </w:pPr>
+      <w:r>
+        <w:rPr>
+          <w:rFonts w:ascii="Arial" w:eastAsia="Times New Roman" w:hAnsi="Arial" w:cs="Arial"/>
+          <w:kern w:val="0"/>
+          <w:lang w:eastAsia="es-ES"/>
+          <w14:ligatures w14:val="none"/>
+        </w:rPr>
+        <w:lastRenderedPageBreak/>
+        <w:t xml:space="preserve">VERDE </w:t>
+      </w:r>
+      <w:r>
+        <w:rPr>
+          <w:rFonts w:ascii="Arial" w:eastAsia="Times New Roman" w:hAnsi="Arial" w:cs="Arial"/>
+          <w:kern w:val="0"/>
+          <w:lang w:eastAsia="es-ES"/>
+          <w14:ligatures w14:val="none"/>
+        </w:rPr>
+        <w:sym w:font="Wingdings" w:char="F0E0"/>
+      </w:r>
+      <w:r>
+        <w:rPr>
+          <w:rFonts w:ascii="Arial" w:eastAsia="Times New Roman" w:hAnsi="Arial" w:cs="Arial"/>
+          <w:kern w:val="0"/>
+          <w:lang w:eastAsia="es-ES"/>
+          <w14:ligatures w14:val="none"/>
+        </w:rPr>
+        <w:t xml:space="preserve"> </w:t>
+      </w:r>
+      <w:r>
+        <w:rPr>
+          <w:rFonts w:ascii="Arial" w:eastAsia="Times New Roman" w:hAnsi="Arial" w:cs="Arial"/>
+          <w:kern w:val="0"/>
+          <w:lang w:eastAsia="es-ES"/>
+          <w14:ligatures w14:val="none"/>
+        </w:rPr>
+        <w:t xml:space="preserve">AMARILLO: Tras </w:t>
+      </w:r>
+      <w:proofErr w:type="spellStart"/>
+      <w:r>
+        <w:rPr>
+          <w:rFonts w:ascii="Arial" w:eastAsia="Times New Roman" w:hAnsi="Arial" w:cs="Arial"/>
+          <w:kern w:val="0"/>
+          <w:sz w:val="20"/>
+          <w:szCs w:val="20"/>
+          <w:lang w:eastAsia="es-ES"/>
+          <w14:ligatures w14:val="none"/>
+        </w:rPr>
+        <w:t>peticionPeaton</w:t>
+      </w:r>
+      <w:proofErr w:type="spellEnd"/>
+      <w:r>
+        <w:rPr>
+          <w:rFonts w:ascii="Arial" w:eastAsia="Times New Roman" w:hAnsi="Arial" w:cs="Arial"/>
+          <w:kern w:val="0"/>
+          <w:lang w:eastAsia="es-ES"/>
+          <w14:ligatures w14:val="none"/>
+        </w:rPr>
+        <w:t xml:space="preserve"> y tiempo mínimo (o tiempo máximo).</w:t>
+      </w:r>
+    </w:p>
+    <w:p>
+      <w:pPr>
+        <w:numPr>
+          <w:ilvl w:val="0"/>
+          <w:numId w:val="5"/>
+        </w:numPr>
+        <w:spacing w:after="100" w:afterAutospacing="1" w:line="240" w:lineRule="auto"/>
+        <w:rPr>
+          <w:rFonts w:ascii="Arial" w:eastAsia="Times New Roman" w:hAnsi="Arial" w:cs="Arial"/>
+          <w:kern w:val="0"/>
+          <w:lang w:eastAsia="es-ES"/>
+          <w14:ligatures w14:val="none"/>
+        </w:rPr>
+      </w:pPr>
+      <w:r>
+        <w:rPr>
+          <w:rFonts w:ascii="Arial" w:eastAsia="Times New Roman" w:hAnsi="Arial" w:cs="Arial"/>
+          <w:kern w:val="0"/>
+          <w:lang w:eastAsia="es-ES"/>
+          <w14:ligatures w14:val="none"/>
+        </w:rPr>
+        <w:t xml:space="preserve">AMARILLO </w:t>
+      </w:r>
+      <w:r>
+        <w:rPr>
+          <w:rFonts w:ascii="Arial" w:eastAsia="Times New Roman" w:hAnsi="Arial" w:cs="Arial"/>
+          <w:kern w:val="0"/>
+          <w:lang w:eastAsia="es-ES"/>
+          <w14:ligatures w14:val="none"/>
+        </w:rPr>
+        <w:sym w:font="Wingdings" w:char="F0E0"/>
+      </w:r>
+      <w:r>
+        <w:rPr>
+          <w:rFonts w:ascii="Arial" w:eastAsia="Times New Roman" w:hAnsi="Arial" w:cs="Arial"/>
+          <w:kern w:val="0"/>
+          <w:lang w:eastAsia="es-ES"/>
+          <w14:ligatures w14:val="none"/>
+        </w:rPr>
+        <w:t xml:space="preserve"> </w:t>
+      </w:r>
+      <w:r>
+        <w:rPr>
+          <w:rFonts w:ascii="Arial" w:eastAsia="Times New Roman" w:hAnsi="Arial" w:cs="Arial"/>
+          <w:kern w:val="0"/>
+          <w:lang w:eastAsia="es-ES"/>
+          <w14:ligatures w14:val="none"/>
+        </w:rPr>
+        <w:t>ROJO: Transición de precaución.</w:t>
+      </w:r>
+    </w:p>
+    <w:p>
+      <w:pPr>
+        <w:numPr>
+          <w:ilvl w:val="0"/>
+          <w:numId w:val="5"/>
+        </w:numPr>
+        <w:spacing w:after="100" w:afterAutospacing="1" w:line="240" w:lineRule="auto"/>
+        <w:rPr>
+          <w:rFonts w:ascii="Arial" w:eastAsia="Times New Roman" w:hAnsi="Arial" w:cs="Arial"/>
+          <w:kern w:val="0"/>
+          <w:lang w:eastAsia="es-ES"/>
+          <w14:ligatures w14:val="none"/>
+        </w:rPr>
+      </w:pPr>
+      <w:r>
+        <w:rPr>
+          <w:rFonts w:ascii="Arial" w:eastAsia="Times New Roman" w:hAnsi="Arial" w:cs="Arial"/>
+          <w:kern w:val="0"/>
+          <w:lang w:eastAsia="es-ES"/>
+          <w14:ligatures w14:val="none"/>
+        </w:rPr>
+        <w:t xml:space="preserve">ROJO </w:t>
+      </w:r>
+      <w:r>
+        <w:rPr>
+          <w:rFonts w:ascii="Arial" w:eastAsia="Times New Roman" w:hAnsi="Arial" w:cs="Arial"/>
+          <w:kern w:val="0"/>
+          <w:lang w:eastAsia="es-ES"/>
+          <w14:ligatures w14:val="none"/>
+        </w:rPr>
+        <w:sym w:font="Wingdings" w:char="F0E0"/>
+      </w:r>
+      <w:r>
+        <w:rPr>
+          <w:rFonts w:ascii="Arial" w:eastAsia="Times New Roman" w:hAnsi="Arial" w:cs="Arial"/>
+          <w:kern w:val="0"/>
+          <w:lang w:eastAsia="es-ES"/>
+          <w14:ligatures w14:val="none"/>
+        </w:rPr>
+        <w:t xml:space="preserve"> </w:t>
+      </w:r>
+      <w:r>
+        <w:rPr>
+          <w:rFonts w:ascii="Arial" w:eastAsia="Times New Roman" w:hAnsi="Arial" w:cs="Arial"/>
+          <w:kern w:val="0"/>
+          <w:lang w:eastAsia="es-ES"/>
+          <w14:ligatures w14:val="none"/>
+        </w:rPr>
+        <w:t xml:space="preserve">VERDE: Al finalizar el tiempo en rojo, se </w:t>
+      </w:r>
+      <w:proofErr w:type="gramStart"/>
+      <w:r>
+        <w:rPr>
+          <w:rFonts w:ascii="Arial" w:eastAsia="Times New Roman" w:hAnsi="Arial" w:cs="Arial"/>
+          <w:kern w:val="0"/>
+          <w:lang w:eastAsia="es-ES"/>
+          <w14:ligatures w14:val="none"/>
+        </w:rPr>
+        <w:t>resetea</w:t>
+      </w:r>
+      <w:proofErr w:type="gramEnd"/>
+      <w:r>
+        <w:rPr>
+          <w:rFonts w:ascii="Arial" w:eastAsia="Times New Roman" w:hAnsi="Arial" w:cs="Arial"/>
+          <w:kern w:val="0"/>
+          <w:lang w:eastAsia="es-ES"/>
+          <w14:ligatures w14:val="none"/>
+        </w:rPr>
+        <w:t xml:space="preserve"> </w:t>
+      </w:r>
+      <w:proofErr w:type="spellStart"/>
+      <w:r>
+        <w:rPr>
+          <w:rFonts w:ascii="Arial" w:eastAsia="Times New Roman" w:hAnsi="Arial" w:cs="Arial"/>
+          <w:kern w:val="0"/>
+          <w:sz w:val="20"/>
+          <w:szCs w:val="20"/>
+          <w:lang w:eastAsia="es-ES"/>
+          <w14:ligatures w14:val="none"/>
+        </w:rPr>
+        <w:t>peticionPeaton</w:t>
+      </w:r>
+      <w:proofErr w:type="spellEnd"/>
+      <w:r>
+        <w:rPr>
+          <w:rFonts w:ascii="Arial" w:eastAsia="Times New Roman" w:hAnsi="Arial" w:cs="Arial"/>
+          <w:kern w:val="0"/>
+          <w:lang w:eastAsia="es-ES"/>
+          <w14:ligatures w14:val="none"/>
+        </w:rPr>
+        <w:t xml:space="preserve"> y se vuelve al estado inicial.</w:t>
+      </w:r>
+    </w:p>
+    <w:p>
+      <w:pPr>
+        <w:spacing w:after="100" w:afterAutospacing="1" w:line="240" w:lineRule="auto"/>
+        <w:outlineLvl w:val="3"/>
+        <w:rPr>
+          <w:rFonts w:ascii="Arial" w:eastAsia="Times New Roman" w:hAnsi="Arial" w:cs="Arial"/>
+          <w:b/>
+          <w:bCs/>
+          <w:kern w:val="0"/>
+          <w:lang w:eastAsia="es-ES"/>
+          <w14:ligatures w14:val="none"/>
+        </w:rPr>
+      </w:pPr>
+      <w:r>
+        <w:rPr>
+          <w:rFonts w:ascii="Arial" w:eastAsia="Times New Roman" w:hAnsi="Arial" w:cs="Arial"/>
+          <w:b/>
+          <w:bCs/>
+          <w:kern w:val="0"/>
+          <w:lang w:eastAsia="es-ES"/>
+          <w14:ligatures w14:val="none"/>
+        </w:rPr>
+        <w:t>Control de Emergencia</w:t>
+      </w:r>
+    </w:p>
+    <w:p>
+      <w:pPr>
+        <w:numPr>
+          <w:ilvl w:val="0"/>
+          <w:numId w:val="6"/>
+        </w:numPr>
+        <w:spacing w:after="100" w:afterAutospacing="1" w:line="240" w:lineRule="auto"/>
+        <w:rPr>
+          <w:rFonts w:ascii="Arial" w:eastAsia="Times New Roman" w:hAnsi="Arial" w:cs="Arial"/>
+          <w:kern w:val="0"/>
+          <w:lang w:eastAsia="es-ES"/>
+          <w14:ligatures w14:val="none"/>
+        </w:rPr>
+      </w:pPr>
+      <w:r>
+        <w:rPr>
+          <w:rFonts w:ascii="Arial" w:eastAsia="Times New Roman" w:hAnsi="Arial" w:cs="Arial"/>
+          <w:kern w:val="0"/>
+          <w:lang w:eastAsia="es-ES"/>
+          <w14:ligatures w14:val="none"/>
+        </w:rPr>
+        <w:t xml:space="preserve">El </w:t>
+      </w:r>
+      <w:r>
+        <w:rPr>
+          <w:rFonts w:ascii="Arial" w:eastAsia="Times New Roman" w:hAnsi="Arial" w:cs="Arial"/>
+          <w:kern w:val="0"/>
+          <w:sz w:val="20"/>
+          <w:szCs w:val="20"/>
+          <w:lang w:eastAsia="es-ES"/>
+          <w14:ligatures w14:val="none"/>
+        </w:rPr>
+        <w:t>ESTADO_EMERGENCIA</w:t>
+      </w:r>
+      <w:r>
+        <w:rPr>
+          <w:rFonts w:ascii="Arial" w:eastAsia="Times New Roman" w:hAnsi="Arial" w:cs="Arial"/>
+          <w:kern w:val="0"/>
+          <w:lang w:eastAsia="es-ES"/>
+          <w14:ligatures w14:val="none"/>
+        </w:rPr>
+        <w:t xml:space="preserve"> se activa exclusivamente por el comando MQTT </w:t>
+      </w:r>
+      <w:r>
+        <w:rPr>
+          <w:rFonts w:ascii="Arial" w:eastAsia="Times New Roman" w:hAnsi="Arial" w:cs="Arial"/>
+          <w:kern w:val="0"/>
+          <w:sz w:val="20"/>
+          <w:szCs w:val="20"/>
+          <w:lang w:eastAsia="es-ES"/>
+          <w14:ligatures w14:val="none"/>
+        </w:rPr>
+        <w:t>accidente</w:t>
+      </w:r>
+      <w:r>
+        <w:rPr>
+          <w:rFonts w:ascii="Arial" w:eastAsia="Times New Roman" w:hAnsi="Arial" w:cs="Arial"/>
+          <w:kern w:val="0"/>
+          <w:lang w:eastAsia="es-ES"/>
+          <w14:ligatures w14:val="none"/>
+        </w:rPr>
+        <w:t>.</w:t>
+      </w:r>
+    </w:p>
+    <w:p>
+      <w:pPr>
+        <w:numPr>
+          <w:ilvl w:val="0"/>
+          <w:numId w:val="6"/>
+        </w:numPr>
+        <w:spacing w:after="100" w:afterAutospacing="1" w:line="240" w:lineRule="auto"/>
+        <w:rPr>
+          <w:rFonts w:ascii="Arial" w:eastAsia="Times New Roman" w:hAnsi="Arial" w:cs="Arial"/>
+          <w:kern w:val="0"/>
+          <w:lang w:eastAsia="es-ES"/>
+          <w14:ligatures w14:val="none"/>
+        </w:rPr>
+      </w:pPr>
+      <w:r>
+        <w:rPr>
+          <w:rFonts w:ascii="Arial" w:eastAsia="Times New Roman" w:hAnsi="Arial" w:cs="Arial"/>
+          <w:kern w:val="0"/>
+          <w:lang w:eastAsia="es-ES"/>
+          <w14:ligatures w14:val="none"/>
+        </w:rPr>
+        <w:t>En este estado, el LED Rojo parpadea de forma intermitente (500ms ON / 500ms OFF) usando temporizadores, y la pantalla OLED muestra "ACCIDENTE".</w:t>
+      </w:r>
+    </w:p>
+    <w:p>
+      <w:pPr>
+        <w:numPr>
+          <w:ilvl w:val="0"/>
+          <w:numId w:val="6"/>
+        </w:numPr>
+        <w:spacing w:after="100" w:afterAutospacing="1" w:line="240" w:lineRule="auto"/>
+        <w:rPr>
+          <w:rFonts w:ascii="Arial" w:eastAsia="Times New Roman" w:hAnsi="Arial" w:cs="Arial"/>
+          <w:kern w:val="0"/>
+          <w:lang w:eastAsia="es-ES"/>
+          <w14:ligatures w14:val="none"/>
+        </w:rPr>
+      </w:pPr>
+      <w:r>
+        <w:rPr>
+          <w:rFonts w:ascii="Arial" w:eastAsia="Times New Roman" w:hAnsi="Arial" w:cs="Arial"/>
+          <w:kern w:val="0"/>
+          <w:lang w:eastAsia="es-ES"/>
+          <w14:ligatures w14:val="none"/>
+        </w:rPr>
+        <w:t xml:space="preserve">El sistema solo puede salir de este estado si se recibe el comando MQTT </w:t>
+      </w:r>
+      <w:proofErr w:type="spellStart"/>
+      <w:r>
+        <w:rPr>
+          <w:rFonts w:ascii="Arial" w:eastAsia="Times New Roman" w:hAnsi="Arial" w:cs="Arial"/>
+          <w:kern w:val="0"/>
+          <w:sz w:val="20"/>
+          <w:szCs w:val="20"/>
+          <w:lang w:eastAsia="es-ES"/>
+          <w14:ligatures w14:val="none"/>
+        </w:rPr>
+        <w:t>reset</w:t>
+      </w:r>
+      <w:proofErr w:type="spellEnd"/>
+      <w:r>
+        <w:rPr>
+          <w:rFonts w:ascii="Arial" w:eastAsia="Times New Roman" w:hAnsi="Arial" w:cs="Arial"/>
+          <w:kern w:val="0"/>
+          <w:lang w:eastAsia="es-ES"/>
+          <w14:ligatures w14:val="none"/>
+        </w:rPr>
+        <w:t>.</w:t>
+      </w:r>
+    </w:p>
+    <w:p>
+      <w:pPr>
+        <w:spacing w:after="100" w:afterAutospacing="1" w:line="240" w:lineRule="auto"/>
+        <w:outlineLvl w:val="3"/>
+        <w:rPr>
+          <w:rFonts w:ascii="Arial" w:eastAsia="Times New Roman" w:hAnsi="Arial" w:cs="Arial"/>
+          <w:b/>
+          <w:bCs/>
+          <w:kern w:val="0"/>
+          <w:lang w:eastAsia="es-ES"/>
+          <w14:ligatures w14:val="none"/>
+        </w:rPr>
+      </w:pPr>
+      <w:r>
+        <w:rPr>
+          <w:rFonts w:ascii="Arial" w:eastAsia="Times New Roman" w:hAnsi="Arial" w:cs="Arial"/>
+          <w:b/>
+          <w:bCs/>
+          <w:kern w:val="0"/>
+          <w:lang w:eastAsia="es-ES"/>
+          <w14:ligatures w14:val="none"/>
+        </w:rPr>
+        <w:t>Control de Brillo</w:t>
+      </w:r>
+    </w:p>
+    <w:p>
+      <w:pPr>
+        <w:numPr>
+          <w:ilvl w:val="0"/>
+          <w:numId w:val="7"/>
+        </w:numPr>
+        <w:spacing w:after="100" w:afterAutospacing="1" w:line="240" w:lineRule="auto"/>
+        <w:rPr>
+          <w:rFonts w:ascii="Arial" w:eastAsia="Times New Roman" w:hAnsi="Arial" w:cs="Arial"/>
+          <w:kern w:val="0"/>
+          <w:lang w:eastAsia="es-ES"/>
+          <w14:ligatures w14:val="none"/>
+        </w:rPr>
+      </w:pPr>
+      <w:r>
+        <w:rPr>
+          <w:rFonts w:ascii="Arial" w:eastAsia="Times New Roman" w:hAnsi="Arial" w:cs="Arial"/>
+          <w:kern w:val="0"/>
+          <w:lang w:eastAsia="es-ES"/>
+          <w14:ligatures w14:val="none"/>
+        </w:rPr>
+        <w:t xml:space="preserve">La función </w:t>
+      </w:r>
+      <w:proofErr w:type="spellStart"/>
+      <w:proofErr w:type="gramStart"/>
+      <w:r>
+        <w:rPr>
+          <w:rFonts w:ascii="Arial" w:eastAsia="Times New Roman" w:hAnsi="Arial" w:cs="Arial"/>
+          <w:kern w:val="0"/>
+          <w:sz w:val="20"/>
+          <w:szCs w:val="20"/>
+          <w:lang w:eastAsia="es-ES"/>
+          <w14:ligatures w14:val="none"/>
+        </w:rPr>
+        <w:t>checkLightLevel</w:t>
+      </w:r>
+      <w:proofErr w:type="spellEnd"/>
+      <w:r>
+        <w:rPr>
+          <w:rFonts w:ascii="Arial" w:eastAsia="Times New Roman" w:hAnsi="Arial" w:cs="Arial"/>
+          <w:kern w:val="0"/>
+          <w:sz w:val="20"/>
+          <w:szCs w:val="20"/>
+          <w:lang w:eastAsia="es-ES"/>
+          <w14:ligatures w14:val="none"/>
+        </w:rPr>
+        <w:t>(</w:t>
+      </w:r>
+      <w:proofErr w:type="gramEnd"/>
+      <w:r>
+        <w:rPr>
+          <w:rFonts w:ascii="Arial" w:eastAsia="Times New Roman" w:hAnsi="Arial" w:cs="Arial"/>
+          <w:kern w:val="0"/>
+          <w:sz w:val="20"/>
+          <w:szCs w:val="20"/>
+          <w:lang w:eastAsia="es-ES"/>
+          <w14:ligatures w14:val="none"/>
+        </w:rPr>
+        <w:t>)</w:t>
+      </w:r>
+      <w:r>
+        <w:rPr>
+          <w:rFonts w:ascii="Arial" w:eastAsia="Times New Roman" w:hAnsi="Arial" w:cs="Arial"/>
+          <w:kern w:val="0"/>
+          <w:lang w:eastAsia="es-ES"/>
+          <w14:ligatures w14:val="none"/>
+        </w:rPr>
+        <w:t xml:space="preserve"> ajusta el brillo de los </w:t>
+      </w:r>
+      <w:proofErr w:type="spellStart"/>
+      <w:r>
+        <w:rPr>
+          <w:rFonts w:ascii="Arial" w:eastAsia="Times New Roman" w:hAnsi="Arial" w:cs="Arial"/>
+          <w:kern w:val="0"/>
+          <w:lang w:eastAsia="es-ES"/>
+          <w14:ligatures w14:val="none"/>
+        </w:rPr>
+        <w:t>LEDs</w:t>
+      </w:r>
+      <w:proofErr w:type="spellEnd"/>
+      <w:r>
+        <w:rPr>
+          <w:rFonts w:ascii="Arial" w:eastAsia="Times New Roman" w:hAnsi="Arial" w:cs="Arial"/>
+          <w:kern w:val="0"/>
+          <w:lang w:eastAsia="es-ES"/>
+          <w14:ligatures w14:val="none"/>
+        </w:rPr>
+        <w:t xml:space="preserve"> (utilizando PWM) en función de la lectura analógica del LDR. Si el valor supera el umbral (</w:t>
+      </w:r>
+      <w:r>
+        <w:rPr>
+          <w:rFonts w:ascii="Arial" w:eastAsia="Times New Roman" w:hAnsi="Arial" w:cs="Arial"/>
+          <w:kern w:val="0"/>
+          <w:sz w:val="20"/>
+          <w:szCs w:val="20"/>
+          <w:lang w:eastAsia="es-ES"/>
+          <w14:ligatures w14:val="none"/>
+        </w:rPr>
+        <w:t>LDR_TRESHOLD</w:t>
+      </w:r>
+      <w:r>
+        <w:rPr>
+          <w:rFonts w:ascii="Arial" w:eastAsia="Times New Roman" w:hAnsi="Arial" w:cs="Arial"/>
+          <w:kern w:val="0"/>
+          <w:lang w:eastAsia="es-ES"/>
+          <w14:ligatures w14:val="none"/>
+        </w:rPr>
+        <w:t>), se aplica el brillo máximo (</w:t>
+      </w:r>
+      <w:r>
+        <w:rPr>
+          <w:rFonts w:ascii="Arial" w:eastAsia="Times New Roman" w:hAnsi="Arial" w:cs="Arial"/>
+          <w:kern w:val="0"/>
+          <w:sz w:val="20"/>
+          <w:szCs w:val="20"/>
+          <w:lang w:eastAsia="es-ES"/>
+          <w14:ligatures w14:val="none"/>
+        </w:rPr>
+        <w:t>BRIGHT_LEVEL</w:t>
+      </w:r>
+      <w:r>
+        <w:rPr>
+          <w:rFonts w:ascii="Arial" w:eastAsia="Times New Roman" w:hAnsi="Arial" w:cs="Arial"/>
+          <w:kern w:val="0"/>
+          <w:lang w:eastAsia="es-ES"/>
+          <w14:ligatures w14:val="none"/>
+        </w:rPr>
+        <w:t>); de lo contrario, se usa un nivel más bajo (</w:t>
+      </w:r>
+      <w:r>
+        <w:rPr>
+          <w:rFonts w:ascii="Arial" w:eastAsia="Times New Roman" w:hAnsi="Arial" w:cs="Arial"/>
+          <w:kern w:val="0"/>
+          <w:sz w:val="20"/>
+          <w:szCs w:val="20"/>
+          <w:lang w:eastAsia="es-ES"/>
+          <w14:ligatures w14:val="none"/>
+        </w:rPr>
+        <w:t>DIM_LEVEL</w:t>
+      </w:r>
+      <w:r>
+        <w:rPr>
+          <w:rFonts w:ascii="Arial" w:eastAsia="Times New Roman" w:hAnsi="Arial" w:cs="Arial"/>
+          <w:kern w:val="0"/>
+          <w:lang w:eastAsia="es-ES"/>
+          <w14:ligatures w14:val="none"/>
+        </w:rPr>
+        <w:t>).</w:t>
+      </w:r>
+    </w:p>
+    <w:p>
+      <w:pPr>
+        <w:spacing w:after="100" w:afterAutospacing="1" w:line="240" w:lineRule="auto"/>
+        <w:ind w:left="720"/>
+        <w:rPr>
+          <w:rFonts w:ascii="Arial" w:eastAsia="Times New Roman" w:hAnsi="Arial" w:cs="Arial"/>
+          <w:kern w:val="0"/>
+          <w:lang w:eastAsia="es-ES"/>
+          <w14:ligatures w14:val="none"/>
+        </w:rPr>
+      </w:pPr>
+    </w:p>
+    <w:p>
+      <w:pPr>
+        <w:spacing w:after="100" w:afterAutospacing="1" w:line="240" w:lineRule="auto"/>
+        <w:outlineLvl w:val="2"/>
+        <w:rPr>
+          <w:rFonts w:ascii="Arial" w:eastAsia="Times New Roman" w:hAnsi="Arial" w:cs="Arial"/>
+          <w:b/>
+          <w:bCs/>
+          <w:kern w:val="0"/>
+          <w:sz w:val="27"/>
+          <w:szCs w:val="27"/>
+          <w:lang w:eastAsia="es-ES"/>
+          <w14:ligatures w14:val="none"/>
+        </w:rPr>
+      </w:pPr>
+      <w:r>
+        <w:rPr>
+          <w:rFonts w:ascii="Arial" w:eastAsia="Times New Roman" w:hAnsi="Arial" w:cs="Arial"/>
+          <w:b/>
+          <w:bCs/>
+          <w:kern w:val="0"/>
+          <w:sz w:val="27"/>
+          <w:szCs w:val="27"/>
+          <w:lang w:eastAsia="es-ES"/>
+          <w14:ligatures w14:val="none"/>
+        </w:rPr>
+        <w:t>3. Estructura del Mensaje JSON (MQTT)</w:t>
+      </w:r>
+    </w:p>
+    <w:p>
+      <w:pPr>
+        <w:spacing w:after="100" w:afterAutospacing="1" w:line="240" w:lineRule="auto"/>
+        <w:rPr>
+          <w:rFonts w:ascii="Arial" w:eastAsia="Times New Roman" w:hAnsi="Arial" w:cs="Arial"/>
+          <w:kern w:val="0"/>
+          <w:lang w:eastAsia="es-ES"/>
+          <w14:ligatures w14:val="none"/>
+        </w:rPr>
+      </w:pPr>
+      <w:r>
+        <w:rPr>
+          <w:rFonts w:ascii="Arial" w:eastAsia="Times New Roman" w:hAnsi="Arial" w:cs="Arial"/>
+          <w:kern w:val="0"/>
+          <w:lang w:eastAsia="es-ES"/>
+          <w14:ligatures w14:val="none"/>
+        </w:rPr>
+        <w:t xml:space="preserve">El sistema publica un mensaje en formato JSON cada 10 segundos (definido por </w:t>
+      </w:r>
+      <w:proofErr w:type="spellStart"/>
+      <w:r>
+        <w:rPr>
+          <w:rFonts w:ascii="Arial" w:eastAsia="Times New Roman" w:hAnsi="Arial" w:cs="Arial"/>
+          <w:kern w:val="0"/>
+          <w:sz w:val="20"/>
+          <w:szCs w:val="20"/>
+          <w:lang w:eastAsia="es-ES"/>
+          <w14:ligatures w14:val="none"/>
+        </w:rPr>
+        <w:t>intervaloPublicacion</w:t>
+      </w:r>
+      <w:proofErr w:type="spellEnd"/>
+      <w:r>
+        <w:rPr>
+          <w:rFonts w:ascii="Arial" w:eastAsia="Times New Roman" w:hAnsi="Arial" w:cs="Arial"/>
+          <w:kern w:val="0"/>
+          <w:lang w:eastAsia="es-ES"/>
+          <w14:ligatures w14:val="none"/>
+        </w:rPr>
+        <w:t xml:space="preserve">) en el </w:t>
+      </w:r>
+      <w:proofErr w:type="spellStart"/>
+      <w:r>
+        <w:rPr>
+          <w:rFonts w:ascii="Arial" w:eastAsia="Times New Roman" w:hAnsi="Arial" w:cs="Arial"/>
+          <w:kern w:val="0"/>
+          <w:sz w:val="20"/>
+          <w:szCs w:val="20"/>
+          <w:lang w:eastAsia="es-ES"/>
+          <w14:ligatures w14:val="none"/>
+        </w:rPr>
+        <w:t>mqtt_topic</w:t>
+      </w:r>
+      <w:proofErr w:type="spellEnd"/>
+      <w:r>
+        <w:rPr>
+          <w:rFonts w:ascii="Arial" w:eastAsia="Times New Roman" w:hAnsi="Arial" w:cs="Arial"/>
+          <w:kern w:val="0"/>
+          <w:lang w:eastAsia="es-ES"/>
+          <w14:ligatures w14:val="none"/>
+        </w:rPr>
+        <w:t xml:space="preserve"> para reportar su estado y datos operativos.</w:t>
+      </w:r>
+    </w:p>
+    <w:tbl>
+      <w:tblPr>
+        <w:tblW w:w="0" w:type="auto"/>
+        <w:tblCellSpacing w:w="15" w:type="dxa"/>
+        <w:tblCellMar>
+          <w:top w:w="15" w:type="dxa"/>
+          <w:left w:w="15" w:type="dxa"/>
+          <w:bottom w:w="15" w:type="dxa"/>
+          <w:right w:w="15" w:type="dxa"/>
+        </w:tblCellMar>
+        <w:tblLook w:val="04A0" w:firstRow="1" w:lastRow="0" w:firstColumn="1" w:lastColumn="0" w:noHBand="0" w:noVBand="1"/>
+      </w:tblPr>
+      <w:tblGrid>
+        <w:gridCol w:w="3173"/>
+        <w:gridCol w:w="1124"/>
+        <w:gridCol w:w="1259"/>
+        <w:gridCol w:w="2932"/>
+      </w:tblGrid>
+      <w:tr>
+        <w:trPr>
+          <w:tblHeader/>
+          <w:tblCellSpacing w:w="15" w:type="dxa"/>
+        </w:trPr>
+        <w:tc>
+          <w:tcPr>
+            <w:tcW w:w="0" w:type="auto"/>
+            <w:tcBorders>
+              <w:top w:val="single" w:sz="6" w:space="0" w:color="auto"/>
+              <w:left w:val="single" w:sz="6" w:space="0" w:color="auto"/>
+              <w:bottom w:val="single" w:sz="6" w:space="0" w:color="auto"/>
+              <w:right w:val="single" w:sz="6" w:space="0" w:color="auto"/>
+            </w:tcBorders>
+            <w:vAlign w:val="center"/>
+            <w:hideMark/>
+          </w:tcPr>
+          <w:p>
+            <w:pPr>
+              <w:spacing w:after="0" w:line="240" w:lineRule="auto"/>
+              <w:rPr>
+                <w:rFonts w:ascii="Arial" w:eastAsia="Times New Roman" w:hAnsi="Arial" w:cs="Arial"/>
+                <w:kern w:val="0"/>
+                <w:sz w:val="22"/>
+                <w:szCs w:val="22"/>
+                <w:lang w:eastAsia="es-ES"/>
+                <w14:ligatures w14:val="none"/>
+              </w:rPr>
+            </w:pPr>
+            <w:r>
+              <w:rPr>
+                <w:rFonts w:ascii="Arial" w:eastAsia="Times New Roman" w:hAnsi="Arial" w:cs="Arial"/>
+                <w:b/>
+                <w:bCs/>
+                <w:kern w:val="0"/>
+                <w:sz w:val="22"/>
+                <w:szCs w:val="22"/>
+                <w:lang w:eastAsia="es-ES"/>
+                <w14:ligatures w14:val="none"/>
+              </w:rPr>
+              <w:t>Clave JSON</w:t>
+            </w:r>
+          </w:p>
+        </w:tc>
+        <w:tc>
+          <w:tcPr>
+            <w:tcW w:w="0" w:type="auto"/>
+            <w:tcBorders>
+              <w:top w:val="single" w:sz="6" w:space="0" w:color="auto"/>
+              <w:left w:val="single" w:sz="6" w:space="0" w:color="auto"/>
+              <w:bottom w:val="single" w:sz="6" w:space="0" w:color="auto"/>
+              <w:right w:val="single" w:sz="6" w:space="0" w:color="auto"/>
+            </w:tcBorders>
+            <w:vAlign w:val="center"/>
+            <w:hideMark/>
+          </w:tcPr>
+          <w:p>
+            <w:pPr>
+              <w:spacing w:after="0" w:line="240" w:lineRule="auto"/>
+              <w:rPr>
+                <w:rFonts w:ascii="Arial" w:eastAsia="Times New Roman" w:hAnsi="Arial" w:cs="Arial"/>
+                <w:kern w:val="0"/>
+                <w:sz w:val="22"/>
+                <w:szCs w:val="22"/>
+                <w:lang w:eastAsia="es-ES"/>
+                <w14:ligatures w14:val="none"/>
+              </w:rPr>
+            </w:pPr>
+            <w:r>
+              <w:rPr>
+                <w:rFonts w:ascii="Arial" w:eastAsia="Times New Roman" w:hAnsi="Arial" w:cs="Arial"/>
+                <w:b/>
+                <w:bCs/>
+                <w:kern w:val="0"/>
+                <w:sz w:val="22"/>
+                <w:szCs w:val="22"/>
+                <w:lang w:eastAsia="es-ES"/>
+                <w14:ligatures w14:val="none"/>
+              </w:rPr>
+              <w:t>Tipo de Dato</w:t>
+            </w:r>
+          </w:p>
+        </w:tc>
+        <w:tc>
+          <w:tcPr>
+            <w:tcW w:w="0" w:type="auto"/>
+            <w:tcBorders>
+              <w:top w:val="single" w:sz="6" w:space="0" w:color="auto"/>
+              <w:left w:val="single" w:sz="6" w:space="0" w:color="auto"/>
+              <w:bottom w:val="single" w:sz="6" w:space="0" w:color="auto"/>
+              <w:right w:val="single" w:sz="6" w:space="0" w:color="auto"/>
+            </w:tcBorders>
+            <w:vAlign w:val="center"/>
+            <w:hideMark/>
+          </w:tcPr>
+          <w:p>
+            <w:pPr>
+              <w:spacing w:after="0" w:line="240" w:lineRule="auto"/>
+              <w:rPr>
+                <w:rFonts w:ascii="Arial" w:eastAsia="Times New Roman" w:hAnsi="Arial" w:cs="Arial"/>
+                <w:kern w:val="0"/>
+                <w:sz w:val="22"/>
+                <w:szCs w:val="22"/>
+                <w:lang w:eastAsia="es-ES"/>
+                <w14:ligatures w14:val="none"/>
+              </w:rPr>
+            </w:pPr>
+            <w:r>
+              <w:rPr>
+                <w:rFonts w:ascii="Arial" w:eastAsia="Times New Roman" w:hAnsi="Arial" w:cs="Arial"/>
+                <w:b/>
+                <w:bCs/>
+                <w:kern w:val="0"/>
+                <w:sz w:val="22"/>
+                <w:szCs w:val="22"/>
+                <w:lang w:eastAsia="es-ES"/>
+                <w14:ligatures w14:val="none"/>
+              </w:rPr>
+              <w:t>Fuente</w:t>
+            </w:r>
+          </w:p>
+        </w:tc>
+        <w:tc>
+          <w:tcPr>
+            <w:tcW w:w="0" w:type="auto"/>
+            <w:tcBorders>
+              <w:top w:val="single" w:sz="6" w:space="0" w:color="auto"/>
+              <w:left w:val="single" w:sz="6" w:space="0" w:color="auto"/>
+              <w:bottom w:val="single" w:sz="6" w:space="0" w:color="auto"/>
+              <w:right w:val="single" w:sz="6" w:space="0" w:color="auto"/>
+            </w:tcBorders>
+            <w:vAlign w:val="center"/>
+            <w:hideMark/>
+          </w:tcPr>
+          <w:p>
+            <w:pPr>
+              <w:spacing w:after="0" w:line="240" w:lineRule="auto"/>
+              <w:rPr>
+                <w:rFonts w:ascii="Arial" w:eastAsia="Times New Roman" w:hAnsi="Arial" w:cs="Arial"/>
+                <w:kern w:val="0"/>
+                <w:sz w:val="22"/>
+                <w:szCs w:val="22"/>
+                <w:lang w:eastAsia="es-ES"/>
+                <w14:ligatures w14:val="none"/>
+              </w:rPr>
+            </w:pPr>
+            <w:r>
+              <w:rPr>
+                <w:rFonts w:ascii="Arial" w:eastAsia="Times New Roman" w:hAnsi="Arial" w:cs="Arial"/>
+                <w:b/>
+                <w:bCs/>
+                <w:kern w:val="0"/>
+                <w:sz w:val="22"/>
+                <w:szCs w:val="22"/>
+                <w:lang w:eastAsia="es-ES"/>
+                <w14:ligatures w14:val="none"/>
+              </w:rPr>
+              <w:t>Descripción</w:t>
+            </w:r>
+          </w:p>
+        </w:tc>
+      </w:tr>
+      <w:tr>
+        <w:trPr>
+          <w:tblCellSpacing w:w="15" w:type="dxa"/>
+        </w:trPr>
+        <w:tc>
+          <w:tcPr>
+            <w:tcW w:w="0" w:type="auto"/>
+            <w:tcBorders>
+              <w:top w:val="single" w:sz="6" w:space="0" w:color="auto"/>
+              <w:left w:val="single" w:sz="6" w:space="0" w:color="auto"/>
+              <w:bottom w:val="single" w:sz="6" w:space="0" w:color="auto"/>
+              <w:right w:val="single" w:sz="6" w:space="0" w:color="auto"/>
+            </w:tcBorders>
+            <w:vAlign w:val="center"/>
+            <w:hideMark/>
+          </w:tcPr>
+          <w:p>
+            <w:pPr>
+              <w:spacing w:after="0" w:line="240" w:lineRule="auto"/>
+              <w:rPr>
+                <w:rFonts w:ascii="Arial" w:eastAsia="Times New Roman" w:hAnsi="Arial" w:cs="Arial"/>
+                <w:kern w:val="0"/>
+                <w:sz w:val="22"/>
+                <w:szCs w:val="22"/>
+                <w:lang w:eastAsia="es-ES"/>
+                <w14:ligatures w14:val="none"/>
+              </w:rPr>
+            </w:pPr>
+            <w:proofErr w:type="spellStart"/>
+            <w:r>
+              <w:rPr>
+                <w:rFonts w:ascii="Arial" w:eastAsia="Times New Roman" w:hAnsi="Arial" w:cs="Arial"/>
+                <w:kern w:val="0"/>
+                <w:sz w:val="22"/>
+                <w:szCs w:val="22"/>
+                <w:lang w:eastAsia="es-ES"/>
+                <w14:ligatures w14:val="none"/>
+              </w:rPr>
+              <w:t>sensor_id</w:t>
+            </w:r>
+            <w:proofErr w:type="spellEnd"/>
+          </w:p>
+        </w:tc>
+        <w:tc>
+          <w:tcPr>
+            <w:tcW w:w="0" w:type="auto"/>
+            <w:tcBorders>
+              <w:top w:val="single" w:sz="6" w:space="0" w:color="auto"/>
+              <w:left w:val="single" w:sz="6" w:space="0" w:color="auto"/>
+              <w:bottom w:val="single" w:sz="6" w:space="0" w:color="auto"/>
+              <w:right w:val="single" w:sz="6" w:space="0" w:color="auto"/>
+            </w:tcBorders>
+            <w:vAlign w:val="center"/>
+            <w:hideMark/>
+          </w:tcPr>
+          <w:p>
+            <w:pPr>
+              <w:spacing w:after="0" w:line="240" w:lineRule="auto"/>
+              <w:rPr>
+                <w:rFonts w:ascii="Arial" w:eastAsia="Times New Roman" w:hAnsi="Arial" w:cs="Arial"/>
+                <w:kern w:val="0"/>
+                <w:sz w:val="22"/>
+                <w:szCs w:val="22"/>
+                <w:lang w:eastAsia="es-ES"/>
+                <w14:ligatures w14:val="none"/>
+              </w:rPr>
+            </w:pPr>
+            <w:proofErr w:type="spellStart"/>
+            <w:r>
+              <w:rPr>
+                <w:rFonts w:ascii="Arial" w:eastAsia="Times New Roman" w:hAnsi="Arial" w:cs="Arial"/>
+                <w:kern w:val="0"/>
+                <w:sz w:val="22"/>
+                <w:szCs w:val="22"/>
+                <w:lang w:eastAsia="es-ES"/>
+                <w14:ligatures w14:val="none"/>
+              </w:rPr>
+              <w:t>String</w:t>
+            </w:r>
+            <w:proofErr w:type="spellEnd"/>
+          </w:p>
+        </w:tc>
+        <w:tc>
+          <w:tcPr>
+            <w:tcW w:w="0" w:type="auto"/>
+            <w:tcBorders>
+              <w:top w:val="single" w:sz="6" w:space="0" w:color="auto"/>
+              <w:left w:val="single" w:sz="6" w:space="0" w:color="auto"/>
+              <w:bottom w:val="single" w:sz="6" w:space="0" w:color="auto"/>
+              <w:right w:val="single" w:sz="6" w:space="0" w:color="auto"/>
+            </w:tcBorders>
+            <w:vAlign w:val="center"/>
+            <w:hideMark/>
+          </w:tcPr>
+          <w:p>
+            <w:pPr>
+              <w:spacing w:after="0" w:line="240" w:lineRule="auto"/>
+              <w:rPr>
+                <w:rFonts w:ascii="Arial" w:eastAsia="Times New Roman" w:hAnsi="Arial" w:cs="Arial"/>
+                <w:kern w:val="0"/>
+                <w:sz w:val="22"/>
+                <w:szCs w:val="22"/>
+                <w:lang w:eastAsia="es-ES"/>
+                <w14:ligatures w14:val="none"/>
+              </w:rPr>
+            </w:pPr>
+            <w:r>
+              <w:rPr>
+                <w:rFonts w:ascii="Arial" w:eastAsia="Times New Roman" w:hAnsi="Arial" w:cs="Arial"/>
+                <w:kern w:val="0"/>
+                <w:sz w:val="22"/>
+                <w:szCs w:val="22"/>
+                <w:lang w:eastAsia="es-ES"/>
+                <w14:ligatures w14:val="none"/>
+              </w:rPr>
+              <w:t>MQTT.hpp</w:t>
+            </w:r>
+          </w:p>
+        </w:tc>
+        <w:tc>
+          <w:tcPr>
+            <w:tcW w:w="0" w:type="auto"/>
+            <w:tcBorders>
+              <w:top w:val="single" w:sz="6" w:space="0" w:color="auto"/>
+              <w:left w:val="single" w:sz="6" w:space="0" w:color="auto"/>
+              <w:bottom w:val="single" w:sz="6" w:space="0" w:color="auto"/>
+              <w:right w:val="single" w:sz="6" w:space="0" w:color="auto"/>
+            </w:tcBorders>
+            <w:vAlign w:val="center"/>
+            <w:hideMark/>
+          </w:tcPr>
+          <w:p>
+            <w:pPr>
+              <w:spacing w:after="0" w:line="240" w:lineRule="auto"/>
+              <w:rPr>
+                <w:rFonts w:ascii="Arial" w:eastAsia="Times New Roman" w:hAnsi="Arial" w:cs="Arial"/>
+                <w:kern w:val="0"/>
+                <w:sz w:val="22"/>
+                <w:szCs w:val="22"/>
+                <w:lang w:eastAsia="es-ES"/>
+                <w14:ligatures w14:val="none"/>
+              </w:rPr>
+            </w:pPr>
+            <w:r>
+              <w:rPr>
+                <w:rFonts w:ascii="Arial" w:eastAsia="Times New Roman" w:hAnsi="Arial" w:cs="Arial"/>
+                <w:kern w:val="0"/>
+                <w:sz w:val="22"/>
+                <w:szCs w:val="22"/>
+                <w:lang w:eastAsia="es-ES"/>
+                <w14:ligatures w14:val="none"/>
+              </w:rPr>
+              <w:t>Identificador único del semáforo (TL_001_G9).</w:t>
+            </w:r>
+          </w:p>
+        </w:tc>
+      </w:tr>
+      <w:tr>
+        <w:trPr>
+          <w:tblCellSpacing w:w="15" w:type="dxa"/>
+        </w:trPr>
+        <w:tc>
+          <w:tcPr>
+            <w:tcW w:w="0" w:type="auto"/>
+            <w:tcBorders>
+              <w:top w:val="single" w:sz="6" w:space="0" w:color="auto"/>
+              <w:left w:val="single" w:sz="6" w:space="0" w:color="auto"/>
+              <w:bottom w:val="single" w:sz="6" w:space="0" w:color="auto"/>
+              <w:right w:val="single" w:sz="6" w:space="0" w:color="auto"/>
+            </w:tcBorders>
+            <w:vAlign w:val="center"/>
+            <w:hideMark/>
+          </w:tcPr>
+          <w:p>
+            <w:pPr>
+              <w:spacing w:after="0" w:line="240" w:lineRule="auto"/>
+              <w:rPr>
+                <w:rFonts w:ascii="Arial" w:eastAsia="Times New Roman" w:hAnsi="Arial" w:cs="Arial"/>
+                <w:kern w:val="0"/>
+                <w:sz w:val="22"/>
+                <w:szCs w:val="22"/>
+                <w:lang w:eastAsia="es-ES"/>
+                <w14:ligatures w14:val="none"/>
+              </w:rPr>
+            </w:pPr>
+            <w:proofErr w:type="spellStart"/>
+            <w:r>
+              <w:rPr>
+                <w:rFonts w:ascii="Arial" w:eastAsia="Times New Roman" w:hAnsi="Arial" w:cs="Arial"/>
+                <w:kern w:val="0"/>
+                <w:sz w:val="22"/>
+                <w:szCs w:val="22"/>
+                <w:lang w:eastAsia="es-ES"/>
+                <w14:ligatures w14:val="none"/>
+              </w:rPr>
+              <w:t>sensor_type</w:t>
+            </w:r>
+            <w:proofErr w:type="spellEnd"/>
+          </w:p>
+        </w:tc>
+        <w:tc>
+          <w:tcPr>
+            <w:tcW w:w="0" w:type="auto"/>
+            <w:tcBorders>
+              <w:top w:val="single" w:sz="6" w:space="0" w:color="auto"/>
+              <w:left w:val="single" w:sz="6" w:space="0" w:color="auto"/>
+              <w:bottom w:val="single" w:sz="6" w:space="0" w:color="auto"/>
+              <w:right w:val="single" w:sz="6" w:space="0" w:color="auto"/>
+            </w:tcBorders>
+            <w:vAlign w:val="center"/>
+            <w:hideMark/>
+          </w:tcPr>
+          <w:p>
+            <w:pPr>
+              <w:spacing w:after="0" w:line="240" w:lineRule="auto"/>
+              <w:rPr>
+                <w:rFonts w:ascii="Arial" w:eastAsia="Times New Roman" w:hAnsi="Arial" w:cs="Arial"/>
+                <w:kern w:val="0"/>
+                <w:sz w:val="22"/>
+                <w:szCs w:val="22"/>
+                <w:lang w:eastAsia="es-ES"/>
+                <w14:ligatures w14:val="none"/>
+              </w:rPr>
+            </w:pPr>
+            <w:proofErr w:type="spellStart"/>
+            <w:r>
+              <w:rPr>
+                <w:rFonts w:ascii="Arial" w:eastAsia="Times New Roman" w:hAnsi="Arial" w:cs="Arial"/>
+                <w:kern w:val="0"/>
+                <w:sz w:val="22"/>
+                <w:szCs w:val="22"/>
+                <w:lang w:eastAsia="es-ES"/>
+                <w14:ligatures w14:val="none"/>
+              </w:rPr>
+              <w:t>String</w:t>
+            </w:r>
+            <w:proofErr w:type="spellEnd"/>
+          </w:p>
+        </w:tc>
+        <w:tc>
+          <w:tcPr>
+            <w:tcW w:w="0" w:type="auto"/>
+            <w:tcBorders>
+              <w:top w:val="single" w:sz="6" w:space="0" w:color="auto"/>
+              <w:left w:val="single" w:sz="6" w:space="0" w:color="auto"/>
+              <w:bottom w:val="single" w:sz="6" w:space="0" w:color="auto"/>
+              <w:right w:val="single" w:sz="6" w:space="0" w:color="auto"/>
+            </w:tcBorders>
+            <w:vAlign w:val="center"/>
+            <w:hideMark/>
+          </w:tcPr>
+          <w:p>
+            <w:pPr>
+              <w:spacing w:after="0" w:line="240" w:lineRule="auto"/>
+              <w:rPr>
+                <w:rFonts w:ascii="Arial" w:eastAsia="Times New Roman" w:hAnsi="Arial" w:cs="Arial"/>
+                <w:kern w:val="0"/>
+                <w:sz w:val="22"/>
+                <w:szCs w:val="22"/>
+                <w:lang w:eastAsia="es-ES"/>
+                <w14:ligatures w14:val="none"/>
+              </w:rPr>
+            </w:pPr>
+            <w:r>
+              <w:rPr>
+                <w:rFonts w:ascii="Arial" w:eastAsia="Times New Roman" w:hAnsi="Arial" w:cs="Arial"/>
+                <w:kern w:val="0"/>
+                <w:sz w:val="22"/>
+                <w:szCs w:val="22"/>
+                <w:lang w:eastAsia="es-ES"/>
+                <w14:ligatures w14:val="none"/>
+              </w:rPr>
+              <w:t>MQTT.hpp</w:t>
+            </w:r>
+          </w:p>
+        </w:tc>
+        <w:tc>
+          <w:tcPr>
+            <w:tcW w:w="0" w:type="auto"/>
+            <w:tcBorders>
+              <w:top w:val="single" w:sz="6" w:space="0" w:color="auto"/>
+              <w:left w:val="single" w:sz="6" w:space="0" w:color="auto"/>
+              <w:bottom w:val="single" w:sz="6" w:space="0" w:color="auto"/>
+              <w:right w:val="single" w:sz="6" w:space="0" w:color="auto"/>
+            </w:tcBorders>
+            <w:vAlign w:val="center"/>
+            <w:hideMark/>
+          </w:tcPr>
+          <w:p>
+            <w:pPr>
+              <w:spacing w:after="0" w:line="240" w:lineRule="auto"/>
+              <w:rPr>
+                <w:rFonts w:ascii="Arial" w:eastAsia="Times New Roman" w:hAnsi="Arial" w:cs="Arial"/>
+                <w:kern w:val="0"/>
+                <w:sz w:val="22"/>
+                <w:szCs w:val="22"/>
+                <w:lang w:eastAsia="es-ES"/>
+                <w14:ligatures w14:val="none"/>
+              </w:rPr>
+            </w:pPr>
+            <w:r>
+              <w:rPr>
+                <w:rFonts w:ascii="Arial" w:eastAsia="Times New Roman" w:hAnsi="Arial" w:cs="Arial"/>
+                <w:kern w:val="0"/>
+                <w:sz w:val="22"/>
+                <w:szCs w:val="22"/>
+                <w:lang w:eastAsia="es-ES"/>
+                <w14:ligatures w14:val="none"/>
+              </w:rPr>
+              <w:t>Tipo de dispositivo (</w:t>
+            </w:r>
+            <w:proofErr w:type="spellStart"/>
+            <w:r>
+              <w:rPr>
+                <w:rFonts w:ascii="Arial" w:eastAsia="Times New Roman" w:hAnsi="Arial" w:cs="Arial"/>
+                <w:kern w:val="0"/>
+                <w:sz w:val="22"/>
+                <w:szCs w:val="22"/>
+                <w:lang w:eastAsia="es-ES"/>
+                <w14:ligatures w14:val="none"/>
+              </w:rPr>
+              <w:t>traffic_light</w:t>
+            </w:r>
+            <w:proofErr w:type="spellEnd"/>
+            <w:r>
+              <w:rPr>
+                <w:rFonts w:ascii="Arial" w:eastAsia="Times New Roman" w:hAnsi="Arial" w:cs="Arial"/>
+                <w:kern w:val="0"/>
+                <w:sz w:val="22"/>
+                <w:szCs w:val="22"/>
+                <w:lang w:eastAsia="es-ES"/>
+                <w14:ligatures w14:val="none"/>
+              </w:rPr>
+              <w:t>).</w:t>
+            </w:r>
+          </w:p>
+        </w:tc>
+      </w:tr>
+      <w:tr>
+        <w:trPr>
+          <w:tblCellSpacing w:w="15" w:type="dxa"/>
+        </w:trPr>
+        <w:tc>
+          <w:tcPr>
+            <w:tcW w:w="0" w:type="auto"/>
+            <w:tcBorders>
+              <w:top w:val="single" w:sz="6" w:space="0" w:color="auto"/>
+              <w:left w:val="single" w:sz="6" w:space="0" w:color="auto"/>
+              <w:bottom w:val="single" w:sz="6" w:space="0" w:color="auto"/>
+              <w:right w:val="single" w:sz="6" w:space="0" w:color="auto"/>
+            </w:tcBorders>
+            <w:vAlign w:val="center"/>
+            <w:hideMark/>
+          </w:tcPr>
+          <w:p>
+            <w:pPr>
+              <w:spacing w:after="0" w:line="240" w:lineRule="auto"/>
+              <w:rPr>
+                <w:rFonts w:ascii="Arial" w:eastAsia="Times New Roman" w:hAnsi="Arial" w:cs="Arial"/>
+                <w:kern w:val="0"/>
+                <w:sz w:val="22"/>
+                <w:szCs w:val="22"/>
+                <w:lang w:eastAsia="es-ES"/>
+                <w14:ligatures w14:val="none"/>
+              </w:rPr>
+            </w:pPr>
+            <w:proofErr w:type="spellStart"/>
+            <w:r>
+              <w:rPr>
+                <w:rFonts w:ascii="Arial" w:eastAsia="Times New Roman" w:hAnsi="Arial" w:cs="Arial"/>
+                <w:kern w:val="0"/>
+                <w:sz w:val="22"/>
+                <w:szCs w:val="22"/>
+                <w:lang w:eastAsia="es-ES"/>
+                <w14:ligatures w14:val="none"/>
+              </w:rPr>
+              <w:t>timestamp</w:t>
+            </w:r>
+            <w:proofErr w:type="spellEnd"/>
+          </w:p>
+        </w:tc>
+        <w:tc>
+          <w:tcPr>
+            <w:tcW w:w="0" w:type="auto"/>
+            <w:tcBorders>
+              <w:top w:val="single" w:sz="6" w:space="0" w:color="auto"/>
+              <w:left w:val="single" w:sz="6" w:space="0" w:color="auto"/>
+              <w:bottom w:val="single" w:sz="6" w:space="0" w:color="auto"/>
+              <w:right w:val="single" w:sz="6" w:space="0" w:color="auto"/>
+            </w:tcBorders>
+            <w:vAlign w:val="center"/>
+            <w:hideMark/>
+          </w:tcPr>
+          <w:p>
+            <w:pPr>
+              <w:spacing w:after="0" w:line="240" w:lineRule="auto"/>
+              <w:rPr>
+                <w:rFonts w:ascii="Arial" w:eastAsia="Times New Roman" w:hAnsi="Arial" w:cs="Arial"/>
+                <w:kern w:val="0"/>
+                <w:sz w:val="22"/>
+                <w:szCs w:val="22"/>
+                <w:lang w:eastAsia="es-ES"/>
+                <w14:ligatures w14:val="none"/>
+              </w:rPr>
+            </w:pPr>
+            <w:proofErr w:type="spellStart"/>
+            <w:r>
+              <w:rPr>
+                <w:rFonts w:ascii="Arial" w:eastAsia="Times New Roman" w:hAnsi="Arial" w:cs="Arial"/>
+                <w:kern w:val="0"/>
+                <w:sz w:val="22"/>
+                <w:szCs w:val="22"/>
+                <w:lang w:eastAsia="es-ES"/>
+                <w14:ligatures w14:val="none"/>
+              </w:rPr>
+              <w:t>String</w:t>
+            </w:r>
+            <w:proofErr w:type="spellEnd"/>
+          </w:p>
+        </w:tc>
+        <w:tc>
+          <w:tcPr>
+            <w:tcW w:w="0" w:type="auto"/>
+            <w:tcBorders>
+              <w:top w:val="single" w:sz="6" w:space="0" w:color="auto"/>
+              <w:left w:val="single" w:sz="6" w:space="0" w:color="auto"/>
+              <w:bottom w:val="single" w:sz="6" w:space="0" w:color="auto"/>
+              <w:right w:val="single" w:sz="6" w:space="0" w:color="auto"/>
+            </w:tcBorders>
+            <w:vAlign w:val="center"/>
+            <w:hideMark/>
+          </w:tcPr>
+          <w:p>
+            <w:pPr>
+              <w:spacing w:after="0" w:line="240" w:lineRule="auto"/>
+              <w:rPr>
+                <w:rFonts w:ascii="Arial" w:eastAsia="Times New Roman" w:hAnsi="Arial" w:cs="Arial"/>
+                <w:kern w:val="0"/>
+                <w:sz w:val="22"/>
+                <w:szCs w:val="22"/>
+                <w:lang w:eastAsia="es-ES"/>
+                <w14:ligatures w14:val="none"/>
+              </w:rPr>
+            </w:pPr>
+            <w:r>
+              <w:rPr>
+                <w:rFonts w:ascii="Arial" w:eastAsia="Times New Roman" w:hAnsi="Arial" w:cs="Arial"/>
+                <w:kern w:val="0"/>
+                <w:sz w:val="22"/>
+                <w:szCs w:val="22"/>
+                <w:lang w:eastAsia="es-ES"/>
+                <w14:ligatures w14:val="none"/>
+              </w:rPr>
+              <w:t>NTP Time</w:t>
+            </w:r>
+          </w:p>
+        </w:tc>
+        <w:tc>
+          <w:tcPr>
+            <w:tcW w:w="0" w:type="auto"/>
+            <w:tcBorders>
+              <w:top w:val="single" w:sz="6" w:space="0" w:color="auto"/>
+              <w:left w:val="single" w:sz="6" w:space="0" w:color="auto"/>
+              <w:bottom w:val="single" w:sz="6" w:space="0" w:color="auto"/>
+              <w:right w:val="single" w:sz="6" w:space="0" w:color="auto"/>
+            </w:tcBorders>
+            <w:vAlign w:val="center"/>
+            <w:hideMark/>
+          </w:tcPr>
+          <w:p>
+            <w:pPr>
+              <w:spacing w:after="0" w:line="240" w:lineRule="auto"/>
+              <w:rPr>
+                <w:rFonts w:ascii="Arial" w:eastAsia="Times New Roman" w:hAnsi="Arial" w:cs="Arial"/>
+                <w:kern w:val="0"/>
+                <w:sz w:val="22"/>
+                <w:szCs w:val="22"/>
+                <w:lang w:eastAsia="es-ES"/>
+                <w14:ligatures w14:val="none"/>
+              </w:rPr>
+            </w:pPr>
+            <w:r>
+              <w:rPr>
+                <w:rFonts w:ascii="Arial" w:eastAsia="Times New Roman" w:hAnsi="Arial" w:cs="Arial"/>
+                <w:kern w:val="0"/>
+                <w:sz w:val="22"/>
+                <w:szCs w:val="22"/>
+                <w:lang w:eastAsia="es-ES"/>
+                <w14:ligatures w14:val="none"/>
+              </w:rPr>
+              <w:t>Marca de tiempo ISO 8601 obtenida por el servidor NTP.</w:t>
+            </w:r>
+          </w:p>
+        </w:tc>
+      </w:tr>
+      <w:tr>
+        <w:trPr>
+          <w:tblCellSpacing w:w="15" w:type="dxa"/>
+        </w:trPr>
+        <w:tc>
+          <w:tcPr>
+            <w:tcW w:w="0" w:type="auto"/>
+            <w:tcBorders>
+              <w:top w:val="single" w:sz="6" w:space="0" w:color="auto"/>
+              <w:left w:val="single" w:sz="6" w:space="0" w:color="auto"/>
+              <w:bottom w:val="single" w:sz="6" w:space="0" w:color="auto"/>
+              <w:right w:val="single" w:sz="6" w:space="0" w:color="auto"/>
+            </w:tcBorders>
+            <w:vAlign w:val="center"/>
+            <w:hideMark/>
+          </w:tcPr>
+          <w:p>
+            <w:pPr>
+              <w:spacing w:after="0" w:line="240" w:lineRule="auto"/>
+              <w:rPr>
+                <w:rFonts w:ascii="Arial" w:eastAsia="Times New Roman" w:hAnsi="Arial" w:cs="Arial"/>
+                <w:kern w:val="0"/>
+                <w:sz w:val="22"/>
+                <w:szCs w:val="22"/>
+                <w:lang w:eastAsia="es-ES"/>
+                <w14:ligatures w14:val="none"/>
+              </w:rPr>
+            </w:pPr>
+            <w:proofErr w:type="spellStart"/>
+            <w:r>
+              <w:rPr>
+                <w:rFonts w:ascii="Arial" w:eastAsia="Times New Roman" w:hAnsi="Arial" w:cs="Arial"/>
+                <w:kern w:val="0"/>
+                <w:sz w:val="22"/>
+                <w:szCs w:val="22"/>
+                <w:lang w:eastAsia="es-ES"/>
+                <w14:ligatures w14:val="none"/>
+              </w:rPr>
+              <w:t>location</w:t>
+            </w:r>
+            <w:proofErr w:type="spellEnd"/>
+          </w:p>
+        </w:tc>
+        <w:tc>
+          <w:tcPr>
+            <w:tcW w:w="0" w:type="auto"/>
+            <w:tcBorders>
+              <w:top w:val="single" w:sz="6" w:space="0" w:color="auto"/>
+              <w:left w:val="single" w:sz="6" w:space="0" w:color="auto"/>
+              <w:bottom w:val="single" w:sz="6" w:space="0" w:color="auto"/>
+              <w:right w:val="single" w:sz="6" w:space="0" w:color="auto"/>
+            </w:tcBorders>
+            <w:vAlign w:val="center"/>
+            <w:hideMark/>
+          </w:tcPr>
+          <w:p>
+            <w:pPr>
+              <w:spacing w:after="0" w:line="240" w:lineRule="auto"/>
+              <w:rPr>
+                <w:rFonts w:ascii="Arial" w:eastAsia="Times New Roman" w:hAnsi="Arial" w:cs="Arial"/>
+                <w:kern w:val="0"/>
+                <w:sz w:val="22"/>
+                <w:szCs w:val="22"/>
+                <w:lang w:eastAsia="es-ES"/>
+                <w14:ligatures w14:val="none"/>
+              </w:rPr>
+            </w:pPr>
+            <w:r>
+              <w:rPr>
+                <w:rFonts w:ascii="Arial" w:eastAsia="Times New Roman" w:hAnsi="Arial" w:cs="Arial"/>
+                <w:kern w:val="0"/>
+                <w:sz w:val="22"/>
+                <w:szCs w:val="22"/>
+                <w:lang w:eastAsia="es-ES"/>
+                <w14:ligatures w14:val="none"/>
+              </w:rPr>
+              <w:t>Objeto</w:t>
+            </w:r>
+          </w:p>
+        </w:tc>
+        <w:tc>
+          <w:tcPr>
+            <w:tcW w:w="0" w:type="auto"/>
+            <w:tcBorders>
+              <w:top w:val="single" w:sz="6" w:space="0" w:color="auto"/>
+              <w:left w:val="single" w:sz="6" w:space="0" w:color="auto"/>
+              <w:bottom w:val="single" w:sz="6" w:space="0" w:color="auto"/>
+              <w:right w:val="single" w:sz="6" w:space="0" w:color="auto"/>
+            </w:tcBorders>
+            <w:vAlign w:val="center"/>
+            <w:hideMark/>
+          </w:tcPr>
+          <w:p>
+            <w:pPr>
+              <w:spacing w:after="0" w:line="240" w:lineRule="auto"/>
+              <w:rPr>
+                <w:rFonts w:ascii="Arial" w:eastAsia="Times New Roman" w:hAnsi="Arial" w:cs="Arial"/>
+                <w:kern w:val="0"/>
+                <w:sz w:val="22"/>
+                <w:szCs w:val="22"/>
+                <w:lang w:eastAsia="es-ES"/>
+                <w14:ligatures w14:val="none"/>
+              </w:rPr>
+            </w:pPr>
+            <w:r>
+              <w:rPr>
+                <w:rFonts w:ascii="Arial" w:eastAsia="Times New Roman" w:hAnsi="Arial" w:cs="Arial"/>
+                <w:kern w:val="0"/>
+                <w:sz w:val="22"/>
+                <w:szCs w:val="22"/>
+                <w:lang w:eastAsia="es-ES"/>
+                <w14:ligatures w14:val="none"/>
+              </w:rPr>
+              <w:t>MQTT.hpp</w:t>
+            </w:r>
+          </w:p>
+        </w:tc>
+        <w:tc>
+          <w:tcPr>
+            <w:tcW w:w="0" w:type="auto"/>
+            <w:tcBorders>
+              <w:top w:val="single" w:sz="6" w:space="0" w:color="auto"/>
+              <w:left w:val="single" w:sz="6" w:space="0" w:color="auto"/>
+              <w:bottom w:val="single" w:sz="6" w:space="0" w:color="auto"/>
+              <w:right w:val="single" w:sz="6" w:space="0" w:color="auto"/>
+            </w:tcBorders>
+            <w:vAlign w:val="center"/>
+            <w:hideMark/>
+          </w:tcPr>
+          <w:p>
+            <w:pPr>
+              <w:spacing w:after="0" w:line="240" w:lineRule="auto"/>
+              <w:rPr>
+                <w:rFonts w:ascii="Arial" w:eastAsia="Times New Roman" w:hAnsi="Arial" w:cs="Arial"/>
+                <w:kern w:val="0"/>
+                <w:sz w:val="22"/>
+                <w:szCs w:val="22"/>
+                <w:lang w:eastAsia="es-ES"/>
+                <w14:ligatures w14:val="none"/>
+              </w:rPr>
+            </w:pPr>
+            <w:r>
+              <w:rPr>
+                <w:rFonts w:ascii="Arial" w:eastAsia="Times New Roman" w:hAnsi="Arial" w:cs="Arial"/>
+                <w:kern w:val="0"/>
+                <w:sz w:val="22"/>
+                <w:szCs w:val="22"/>
+                <w:lang w:eastAsia="es-ES"/>
+                <w14:ligatures w14:val="none"/>
+              </w:rPr>
+              <w:t>Coordenadas y nombre de la calle.</w:t>
+            </w:r>
+          </w:p>
+        </w:tc>
+      </w:tr>
+      <w:tr>
+        <w:trPr>
+          <w:tblCellSpacing w:w="15" w:type="dxa"/>
+        </w:trPr>
+        <w:tc>
+          <w:tcPr>
+            <w:tcW w:w="0" w:type="auto"/>
+            <w:tcBorders>
+              <w:top w:val="single" w:sz="6" w:space="0" w:color="auto"/>
+              <w:left w:val="single" w:sz="6" w:space="0" w:color="auto"/>
+              <w:bottom w:val="single" w:sz="6" w:space="0" w:color="auto"/>
+              <w:right w:val="single" w:sz="6" w:space="0" w:color="auto"/>
+            </w:tcBorders>
+            <w:vAlign w:val="center"/>
+            <w:hideMark/>
+          </w:tcPr>
+          <w:p>
+            <w:pPr>
+              <w:spacing w:after="0" w:line="240" w:lineRule="auto"/>
+              <w:rPr>
+                <w:rFonts w:ascii="Arial" w:eastAsia="Times New Roman" w:hAnsi="Arial" w:cs="Arial"/>
+                <w:kern w:val="0"/>
+                <w:sz w:val="22"/>
+                <w:szCs w:val="22"/>
+                <w:lang w:eastAsia="es-ES"/>
+                <w14:ligatures w14:val="none"/>
+              </w:rPr>
+            </w:pPr>
+            <w:proofErr w:type="spellStart"/>
+            <w:proofErr w:type="gramStart"/>
+            <w:r>
+              <w:rPr>
+                <w:rFonts w:ascii="Arial" w:eastAsia="Times New Roman" w:hAnsi="Arial" w:cs="Arial"/>
+                <w:kern w:val="0"/>
+                <w:sz w:val="22"/>
+                <w:szCs w:val="22"/>
+                <w:lang w:eastAsia="es-ES"/>
+                <w14:ligatures w14:val="none"/>
+              </w:rPr>
+              <w:t>data.current</w:t>
+            </w:r>
+            <w:proofErr w:type="gramEnd"/>
+            <w:r>
+              <w:rPr>
+                <w:rFonts w:ascii="Arial" w:eastAsia="Times New Roman" w:hAnsi="Arial" w:cs="Arial"/>
+                <w:kern w:val="0"/>
+                <w:sz w:val="22"/>
+                <w:szCs w:val="22"/>
+                <w:lang w:eastAsia="es-ES"/>
+                <w14:ligatures w14:val="none"/>
+              </w:rPr>
+              <w:t>_state</w:t>
+            </w:r>
+            <w:proofErr w:type="spellEnd"/>
+          </w:p>
+        </w:tc>
+        <w:tc>
+          <w:tcPr>
+            <w:tcW w:w="0" w:type="auto"/>
+            <w:tcBorders>
+              <w:top w:val="single" w:sz="6" w:space="0" w:color="auto"/>
+              <w:left w:val="single" w:sz="6" w:space="0" w:color="auto"/>
+              <w:bottom w:val="single" w:sz="6" w:space="0" w:color="auto"/>
+              <w:right w:val="single" w:sz="6" w:space="0" w:color="auto"/>
+            </w:tcBorders>
+            <w:vAlign w:val="center"/>
+            <w:hideMark/>
+          </w:tcPr>
+          <w:p>
+            <w:pPr>
+              <w:spacing w:after="0" w:line="240" w:lineRule="auto"/>
+              <w:rPr>
+                <w:rFonts w:ascii="Arial" w:eastAsia="Times New Roman" w:hAnsi="Arial" w:cs="Arial"/>
+                <w:kern w:val="0"/>
+                <w:sz w:val="22"/>
+                <w:szCs w:val="22"/>
+                <w:lang w:eastAsia="es-ES"/>
+                <w14:ligatures w14:val="none"/>
+              </w:rPr>
+            </w:pPr>
+            <w:proofErr w:type="spellStart"/>
+            <w:r>
+              <w:rPr>
+                <w:rFonts w:ascii="Arial" w:eastAsia="Times New Roman" w:hAnsi="Arial" w:cs="Arial"/>
+                <w:kern w:val="0"/>
+                <w:sz w:val="22"/>
+                <w:szCs w:val="22"/>
+                <w:lang w:eastAsia="es-ES"/>
+                <w14:ligatures w14:val="none"/>
+              </w:rPr>
+              <w:t>String</w:t>
+            </w:r>
+            <w:proofErr w:type="spellEnd"/>
+          </w:p>
+        </w:tc>
+        <w:tc>
+          <w:tcPr>
+            <w:tcW w:w="0" w:type="auto"/>
+            <w:tcBorders>
+              <w:top w:val="single" w:sz="6" w:space="0" w:color="auto"/>
+              <w:left w:val="single" w:sz="6" w:space="0" w:color="auto"/>
+              <w:bottom w:val="single" w:sz="6" w:space="0" w:color="auto"/>
+              <w:right w:val="single" w:sz="6" w:space="0" w:color="auto"/>
+            </w:tcBorders>
+            <w:vAlign w:val="center"/>
+            <w:hideMark/>
+          </w:tcPr>
+          <w:p>
+            <w:pPr>
+              <w:spacing w:after="0" w:line="240" w:lineRule="auto"/>
+              <w:rPr>
+                <w:rFonts w:ascii="Arial" w:eastAsia="Times New Roman" w:hAnsi="Arial" w:cs="Arial"/>
+                <w:kern w:val="0"/>
+                <w:sz w:val="22"/>
+                <w:szCs w:val="22"/>
+                <w:lang w:eastAsia="es-ES"/>
+                <w14:ligatures w14:val="none"/>
+              </w:rPr>
+            </w:pPr>
+            <w:r>
+              <w:rPr>
+                <w:rFonts w:ascii="Arial" w:eastAsia="Times New Roman" w:hAnsi="Arial" w:cs="Arial"/>
+                <w:kern w:val="0"/>
+                <w:sz w:val="22"/>
+                <w:szCs w:val="22"/>
+                <w:lang w:eastAsia="es-ES"/>
+                <w14:ligatures w14:val="none"/>
+              </w:rPr>
+              <w:t>Variable Global</w:t>
+            </w:r>
+          </w:p>
+        </w:tc>
+        <w:tc>
+          <w:tcPr>
+            <w:tcW w:w="0" w:type="auto"/>
+            <w:tcBorders>
+              <w:top w:val="single" w:sz="6" w:space="0" w:color="auto"/>
+              <w:left w:val="single" w:sz="6" w:space="0" w:color="auto"/>
+              <w:bottom w:val="single" w:sz="6" w:space="0" w:color="auto"/>
+              <w:right w:val="single" w:sz="6" w:space="0" w:color="auto"/>
+            </w:tcBorders>
+            <w:vAlign w:val="center"/>
+            <w:hideMark/>
+          </w:tcPr>
+          <w:p>
+            <w:pPr>
+              <w:spacing w:after="0" w:line="240" w:lineRule="auto"/>
+              <w:rPr>
+                <w:rFonts w:ascii="Arial" w:eastAsia="Times New Roman" w:hAnsi="Arial" w:cs="Arial"/>
+                <w:kern w:val="0"/>
+                <w:sz w:val="22"/>
+                <w:szCs w:val="22"/>
+                <w:lang w:eastAsia="es-ES"/>
+                <w14:ligatures w14:val="none"/>
+              </w:rPr>
+            </w:pPr>
+            <w:r>
+              <w:rPr>
+                <w:rFonts w:ascii="Arial" w:eastAsia="Times New Roman" w:hAnsi="Arial" w:cs="Arial"/>
+                <w:kern w:val="0"/>
+                <w:sz w:val="22"/>
+                <w:szCs w:val="22"/>
+                <w:lang w:eastAsia="es-ES"/>
+                <w14:ligatures w14:val="none"/>
+              </w:rPr>
+              <w:t>Estado actual del semáforo (</w:t>
+            </w:r>
+            <w:proofErr w:type="spellStart"/>
+            <w:r>
+              <w:rPr>
+                <w:rFonts w:ascii="Arial" w:eastAsia="Times New Roman" w:hAnsi="Arial" w:cs="Arial"/>
+                <w:kern w:val="0"/>
+                <w:sz w:val="22"/>
+                <w:szCs w:val="22"/>
+                <w:lang w:eastAsia="es-ES"/>
+                <w14:ligatures w14:val="none"/>
+              </w:rPr>
+              <w:t>ej</w:t>
+            </w:r>
+            <w:proofErr w:type="spellEnd"/>
+            <w:r>
+              <w:rPr>
+                <w:rFonts w:ascii="Arial" w:eastAsia="Times New Roman" w:hAnsi="Arial" w:cs="Arial"/>
+                <w:kern w:val="0"/>
+                <w:sz w:val="22"/>
+                <w:szCs w:val="22"/>
+                <w:lang w:eastAsia="es-ES"/>
+                <w14:ligatures w14:val="none"/>
+              </w:rPr>
+              <w:t>: "</w:t>
+            </w:r>
+            <w:proofErr w:type="spellStart"/>
+            <w:r>
+              <w:rPr>
+                <w:rFonts w:ascii="Arial" w:eastAsia="Times New Roman" w:hAnsi="Arial" w:cs="Arial"/>
+                <w:kern w:val="0"/>
+                <w:sz w:val="22"/>
+                <w:szCs w:val="22"/>
+                <w:lang w:eastAsia="es-ES"/>
+                <w14:ligatures w14:val="none"/>
+              </w:rPr>
+              <w:t>green</w:t>
+            </w:r>
+            <w:proofErr w:type="spellEnd"/>
+            <w:r>
+              <w:rPr>
+                <w:rFonts w:ascii="Arial" w:eastAsia="Times New Roman" w:hAnsi="Arial" w:cs="Arial"/>
+                <w:kern w:val="0"/>
+                <w:sz w:val="22"/>
+                <w:szCs w:val="22"/>
+                <w:lang w:eastAsia="es-ES"/>
+                <w14:ligatures w14:val="none"/>
+              </w:rPr>
+              <w:t>", "red", "emergencia").</w:t>
+            </w:r>
+          </w:p>
+        </w:tc>
+      </w:tr>
+      <w:tr>
+        <w:trPr>
+          <w:tblCellSpacing w:w="15" w:type="dxa"/>
+        </w:trPr>
+        <w:tc>
+          <w:tcPr>
+            <w:tcW w:w="0" w:type="auto"/>
+            <w:tcBorders>
+              <w:top w:val="single" w:sz="6" w:space="0" w:color="auto"/>
+              <w:left w:val="single" w:sz="6" w:space="0" w:color="auto"/>
+              <w:bottom w:val="single" w:sz="6" w:space="0" w:color="auto"/>
+              <w:right w:val="single" w:sz="6" w:space="0" w:color="auto"/>
+            </w:tcBorders>
+            <w:vAlign w:val="center"/>
+            <w:hideMark/>
+          </w:tcPr>
+          <w:p>
+            <w:pPr>
+              <w:spacing w:after="0" w:line="240" w:lineRule="auto"/>
+              <w:rPr>
+                <w:rFonts w:ascii="Arial" w:eastAsia="Times New Roman" w:hAnsi="Arial" w:cs="Arial"/>
+                <w:kern w:val="0"/>
+                <w:sz w:val="22"/>
+                <w:szCs w:val="22"/>
+                <w:lang w:eastAsia="es-ES"/>
+                <w14:ligatures w14:val="none"/>
+              </w:rPr>
+            </w:pPr>
+            <w:proofErr w:type="spellStart"/>
+            <w:proofErr w:type="gramStart"/>
+            <w:r>
+              <w:rPr>
+                <w:rFonts w:ascii="Arial" w:eastAsia="Times New Roman" w:hAnsi="Arial" w:cs="Arial"/>
+                <w:kern w:val="0"/>
+                <w:sz w:val="22"/>
+                <w:szCs w:val="22"/>
+                <w:lang w:eastAsia="es-ES"/>
+                <w14:ligatures w14:val="none"/>
+              </w:rPr>
+              <w:t>data.pedestrian</w:t>
+            </w:r>
+            <w:proofErr w:type="gramEnd"/>
+            <w:r>
+              <w:rPr>
+                <w:rFonts w:ascii="Arial" w:eastAsia="Times New Roman" w:hAnsi="Arial" w:cs="Arial"/>
+                <w:kern w:val="0"/>
+                <w:sz w:val="22"/>
+                <w:szCs w:val="22"/>
+                <w:lang w:eastAsia="es-ES"/>
+                <w14:ligatures w14:val="none"/>
+              </w:rPr>
+              <w:t>_request</w:t>
+            </w:r>
+            <w:proofErr w:type="spellEnd"/>
+          </w:p>
+        </w:tc>
+        <w:tc>
+          <w:tcPr>
+            <w:tcW w:w="0" w:type="auto"/>
+            <w:tcBorders>
+              <w:top w:val="single" w:sz="6" w:space="0" w:color="auto"/>
+              <w:left w:val="single" w:sz="6" w:space="0" w:color="auto"/>
+              <w:bottom w:val="single" w:sz="6" w:space="0" w:color="auto"/>
+              <w:right w:val="single" w:sz="6" w:space="0" w:color="auto"/>
+            </w:tcBorders>
+            <w:vAlign w:val="center"/>
+            <w:hideMark/>
+          </w:tcPr>
+          <w:p>
+            <w:pPr>
+              <w:spacing w:after="0" w:line="240" w:lineRule="auto"/>
+              <w:rPr>
+                <w:rFonts w:ascii="Arial" w:eastAsia="Times New Roman" w:hAnsi="Arial" w:cs="Arial"/>
+                <w:kern w:val="0"/>
+                <w:sz w:val="22"/>
+                <w:szCs w:val="22"/>
+                <w:lang w:eastAsia="es-ES"/>
+                <w14:ligatures w14:val="none"/>
+              </w:rPr>
+            </w:pPr>
+            <w:r>
+              <w:rPr>
+                <w:rFonts w:ascii="Arial" w:eastAsia="Times New Roman" w:hAnsi="Arial" w:cs="Arial"/>
+                <w:kern w:val="0"/>
+                <w:sz w:val="22"/>
+                <w:szCs w:val="22"/>
+                <w:lang w:eastAsia="es-ES"/>
+                <w14:ligatures w14:val="none"/>
+              </w:rPr>
+              <w:t>Booleano</w:t>
+            </w:r>
+          </w:p>
+        </w:tc>
+        <w:tc>
+          <w:tcPr>
+            <w:tcW w:w="0" w:type="auto"/>
+            <w:tcBorders>
+              <w:top w:val="single" w:sz="6" w:space="0" w:color="auto"/>
+              <w:left w:val="single" w:sz="6" w:space="0" w:color="auto"/>
+              <w:bottom w:val="single" w:sz="6" w:space="0" w:color="auto"/>
+              <w:right w:val="single" w:sz="6" w:space="0" w:color="auto"/>
+            </w:tcBorders>
+            <w:vAlign w:val="center"/>
+            <w:hideMark/>
+          </w:tcPr>
+          <w:p>
+            <w:pPr>
+              <w:spacing w:after="0" w:line="240" w:lineRule="auto"/>
+              <w:rPr>
+                <w:rFonts w:ascii="Arial" w:eastAsia="Times New Roman" w:hAnsi="Arial" w:cs="Arial"/>
+                <w:kern w:val="0"/>
+                <w:sz w:val="22"/>
+                <w:szCs w:val="22"/>
+                <w:lang w:eastAsia="es-ES"/>
+                <w14:ligatures w14:val="none"/>
+              </w:rPr>
+            </w:pPr>
+            <w:r>
+              <w:rPr>
+                <w:rFonts w:ascii="Arial" w:eastAsia="Times New Roman" w:hAnsi="Arial" w:cs="Arial"/>
+                <w:kern w:val="0"/>
+                <w:sz w:val="22"/>
+                <w:szCs w:val="22"/>
+                <w:lang w:eastAsia="es-ES"/>
+                <w14:ligatures w14:val="none"/>
+              </w:rPr>
+              <w:t>Variable Global</w:t>
+            </w:r>
+          </w:p>
+        </w:tc>
+        <w:tc>
+          <w:tcPr>
+            <w:tcW w:w="0" w:type="auto"/>
+            <w:tcBorders>
+              <w:top w:val="single" w:sz="6" w:space="0" w:color="auto"/>
+              <w:left w:val="single" w:sz="6" w:space="0" w:color="auto"/>
+              <w:bottom w:val="single" w:sz="6" w:space="0" w:color="auto"/>
+              <w:right w:val="single" w:sz="6" w:space="0" w:color="auto"/>
+            </w:tcBorders>
+            <w:vAlign w:val="center"/>
+            <w:hideMark/>
+          </w:tcPr>
+          <w:p>
+            <w:pPr>
+              <w:spacing w:after="0" w:line="240" w:lineRule="auto"/>
+              <w:rPr>
+                <w:rFonts w:ascii="Arial" w:eastAsia="Times New Roman" w:hAnsi="Arial" w:cs="Arial"/>
+                <w:kern w:val="0"/>
+                <w:sz w:val="22"/>
+                <w:szCs w:val="22"/>
+                <w:lang w:eastAsia="es-ES"/>
+                <w14:ligatures w14:val="none"/>
+              </w:rPr>
+            </w:pPr>
+            <w:r>
+              <w:rPr>
+                <w:rFonts w:ascii="Arial" w:eastAsia="Times New Roman" w:hAnsi="Arial" w:cs="Arial"/>
+                <w:kern w:val="0"/>
+                <w:sz w:val="22"/>
+                <w:szCs w:val="22"/>
+                <w:lang w:eastAsia="es-ES"/>
+                <w14:ligatures w14:val="none"/>
+              </w:rPr>
+              <w:t>Indica si hay una petición de cruce pendiente (true/false).</w:t>
+            </w:r>
+          </w:p>
+        </w:tc>
+      </w:tr>
+      <w:tr>
+        <w:trPr>
+          <w:tblCellSpacing w:w="15" w:type="dxa"/>
+        </w:trPr>
+        <w:tc>
+          <w:tcPr>
+            <w:tcW w:w="0" w:type="auto"/>
+            <w:tcBorders>
+              <w:top w:val="single" w:sz="6" w:space="0" w:color="auto"/>
+              <w:left w:val="single" w:sz="6" w:space="0" w:color="auto"/>
+              <w:bottom w:val="single" w:sz="6" w:space="0" w:color="auto"/>
+              <w:right w:val="single" w:sz="6" w:space="0" w:color="auto"/>
+            </w:tcBorders>
+            <w:vAlign w:val="center"/>
+            <w:hideMark/>
+          </w:tcPr>
+          <w:p>
+            <w:pPr>
+              <w:spacing w:after="0" w:line="240" w:lineRule="auto"/>
+              <w:rPr>
+                <w:rFonts w:ascii="Arial" w:eastAsia="Times New Roman" w:hAnsi="Arial" w:cs="Arial"/>
+                <w:kern w:val="0"/>
+                <w:lang w:eastAsia="es-ES"/>
+                <w14:ligatures w14:val="none"/>
+              </w:rPr>
+            </w:pPr>
+            <w:proofErr w:type="spellStart"/>
+            <w:proofErr w:type="gramStart"/>
+            <w:r>
+              <w:rPr>
+                <w:rFonts w:ascii="Arial" w:eastAsia="Times New Roman" w:hAnsi="Arial" w:cs="Arial"/>
+                <w:kern w:val="0"/>
+                <w:sz w:val="20"/>
+                <w:szCs w:val="20"/>
+                <w:lang w:eastAsia="es-ES"/>
+                <w14:ligatures w14:val="none"/>
+              </w:rPr>
+              <w:t>data.light</w:t>
+            </w:r>
+            <w:proofErr w:type="gramEnd"/>
+            <w:r>
+              <w:rPr>
+                <w:rFonts w:ascii="Arial" w:eastAsia="Times New Roman" w:hAnsi="Arial" w:cs="Arial"/>
+                <w:kern w:val="0"/>
+                <w:sz w:val="20"/>
+                <w:szCs w:val="20"/>
+                <w:lang w:eastAsia="es-ES"/>
+                <w14:ligatures w14:val="none"/>
+              </w:rPr>
+              <w:t>_level_percent</w:t>
+            </w:r>
+            <w:proofErr w:type="spellEnd"/>
+          </w:p>
+        </w:tc>
+        <w:tc>
+          <w:tcPr>
+            <w:tcW w:w="0" w:type="auto"/>
+            <w:tcBorders>
+              <w:top w:val="single" w:sz="6" w:space="0" w:color="auto"/>
+              <w:left w:val="single" w:sz="6" w:space="0" w:color="auto"/>
+              <w:bottom w:val="single" w:sz="6" w:space="0" w:color="auto"/>
+              <w:right w:val="single" w:sz="6" w:space="0" w:color="auto"/>
+            </w:tcBorders>
+            <w:vAlign w:val="center"/>
+            <w:hideMark/>
+          </w:tcPr>
+          <w:p>
+            <w:pPr>
+              <w:spacing w:after="0" w:line="240" w:lineRule="auto"/>
+              <w:rPr>
+                <w:rFonts w:ascii="Arial" w:eastAsia="Times New Roman" w:hAnsi="Arial" w:cs="Arial"/>
+                <w:kern w:val="0"/>
+                <w:lang w:eastAsia="es-ES"/>
+                <w14:ligatures w14:val="none"/>
+              </w:rPr>
+            </w:pPr>
+            <w:proofErr w:type="spellStart"/>
+            <w:r>
+              <w:rPr>
+                <w:rFonts w:ascii="Arial" w:eastAsia="Times New Roman" w:hAnsi="Arial" w:cs="Arial"/>
+                <w:kern w:val="0"/>
+                <w:lang w:eastAsia="es-ES"/>
+                <w14:ligatures w14:val="none"/>
+              </w:rPr>
+              <w:t>String</w:t>
+            </w:r>
+            <w:proofErr w:type="spellEnd"/>
+          </w:p>
+        </w:tc>
+        <w:tc>
+          <w:tcPr>
+            <w:tcW w:w="0" w:type="auto"/>
+            <w:tcBorders>
+              <w:top w:val="single" w:sz="6" w:space="0" w:color="auto"/>
+              <w:left w:val="single" w:sz="6" w:space="0" w:color="auto"/>
+              <w:bottom w:val="single" w:sz="6" w:space="0" w:color="auto"/>
+              <w:right w:val="single" w:sz="6" w:space="0" w:color="auto"/>
+            </w:tcBorders>
+            <w:vAlign w:val="center"/>
+            <w:hideMark/>
+          </w:tcPr>
+          <w:p>
+            <w:pPr>
+              <w:spacing w:after="0" w:line="240" w:lineRule="auto"/>
+              <w:rPr>
+                <w:rFonts w:ascii="Arial" w:eastAsia="Times New Roman" w:hAnsi="Arial" w:cs="Arial"/>
+                <w:kern w:val="0"/>
+                <w:lang w:eastAsia="es-ES"/>
+                <w14:ligatures w14:val="none"/>
+              </w:rPr>
+            </w:pPr>
+            <w:r>
+              <w:rPr>
+                <w:rFonts w:ascii="Arial" w:eastAsia="Times New Roman" w:hAnsi="Arial" w:cs="Arial"/>
+                <w:kern w:val="0"/>
+                <w:lang w:eastAsia="es-ES"/>
+                <w14:ligatures w14:val="none"/>
+              </w:rPr>
+              <w:t>LDR</w:t>
+            </w:r>
+          </w:p>
+        </w:tc>
+        <w:tc>
+          <w:tcPr>
+            <w:tcW w:w="0" w:type="auto"/>
+            <w:tcBorders>
+              <w:top w:val="single" w:sz="6" w:space="0" w:color="auto"/>
+              <w:left w:val="single" w:sz="6" w:space="0" w:color="auto"/>
+              <w:bottom w:val="single" w:sz="6" w:space="0" w:color="auto"/>
+              <w:right w:val="single" w:sz="6" w:space="0" w:color="auto"/>
+            </w:tcBorders>
+            <w:vAlign w:val="center"/>
+            <w:hideMark/>
+          </w:tcPr>
+          <w:p>
+            <w:pPr>
+              <w:spacing w:after="0" w:line="240" w:lineRule="auto"/>
+              <w:rPr>
+                <w:rFonts w:ascii="Arial" w:eastAsia="Times New Roman" w:hAnsi="Arial" w:cs="Arial"/>
+                <w:kern w:val="0"/>
+                <w:lang w:eastAsia="es-ES"/>
+                <w14:ligatures w14:val="none"/>
+              </w:rPr>
+            </w:pPr>
+            <w:r>
+              <w:rPr>
+                <w:rFonts w:ascii="Arial" w:eastAsia="Times New Roman" w:hAnsi="Arial" w:cs="Arial"/>
+                <w:kern w:val="0"/>
+                <w:lang w:eastAsia="es-ES"/>
+                <w14:ligatures w14:val="none"/>
+              </w:rPr>
+              <w:t>Nivel de brillo actual (</w:t>
+            </w:r>
+            <w:proofErr w:type="spellStart"/>
+            <w:r>
+              <w:rPr>
+                <w:rFonts w:ascii="Arial" w:eastAsia="Times New Roman" w:hAnsi="Arial" w:cs="Arial"/>
+                <w:kern w:val="0"/>
+                <w:lang w:eastAsia="es-ES"/>
+                <w14:ligatures w14:val="none"/>
+              </w:rPr>
+              <w:t>ej</w:t>
+            </w:r>
+            <w:proofErr w:type="spellEnd"/>
+            <w:r>
+              <w:rPr>
+                <w:rFonts w:ascii="Arial" w:eastAsia="Times New Roman" w:hAnsi="Arial" w:cs="Arial"/>
+                <w:kern w:val="0"/>
+                <w:lang w:eastAsia="es-ES"/>
+                <w14:ligatures w14:val="none"/>
+              </w:rPr>
+              <w:t xml:space="preserve">: </w:t>
+            </w:r>
+            <w:r>
+              <w:rPr>
+                <w:rFonts w:ascii="Arial" w:eastAsia="Times New Roman" w:hAnsi="Arial" w:cs="Arial"/>
+                <w:kern w:val="0"/>
+                <w:sz w:val="20"/>
+                <w:szCs w:val="20"/>
+                <w:lang w:eastAsia="es-ES"/>
+                <w14:ligatures w14:val="none"/>
+              </w:rPr>
+              <w:t>"</w:t>
+            </w:r>
+            <w:proofErr w:type="spellStart"/>
+            <w:r>
+              <w:rPr>
+                <w:rFonts w:ascii="Arial" w:eastAsia="Times New Roman" w:hAnsi="Arial" w:cs="Arial"/>
+                <w:kern w:val="0"/>
+                <w:sz w:val="20"/>
+                <w:szCs w:val="20"/>
+                <w:lang w:eastAsia="es-ES"/>
+                <w14:ligatures w14:val="none"/>
+              </w:rPr>
+              <w:t>Brillo_al_Maximo</w:t>
+            </w:r>
+            <w:proofErr w:type="spellEnd"/>
+            <w:r>
+              <w:rPr>
+                <w:rFonts w:ascii="Arial" w:eastAsia="Times New Roman" w:hAnsi="Arial" w:cs="Arial"/>
+                <w:kern w:val="0"/>
+                <w:sz w:val="20"/>
+                <w:szCs w:val="20"/>
+                <w:lang w:eastAsia="es-ES"/>
+                <w14:ligatures w14:val="none"/>
+              </w:rPr>
+              <w:t>"</w:t>
+            </w:r>
+            <w:r>
+              <w:rPr>
+                <w:rFonts w:ascii="Arial" w:eastAsia="Times New Roman" w:hAnsi="Arial" w:cs="Arial"/>
+                <w:kern w:val="0"/>
+                <w:lang w:eastAsia="es-ES"/>
+                <w14:ligatures w14:val="none"/>
+              </w:rPr>
+              <w:t xml:space="preserve"> o </w:t>
+            </w:r>
+            <w:r>
+              <w:rPr>
+                <w:rFonts w:ascii="Arial" w:eastAsia="Times New Roman" w:hAnsi="Arial" w:cs="Arial"/>
+                <w:kern w:val="0"/>
+                <w:sz w:val="20"/>
+                <w:szCs w:val="20"/>
+                <w:lang w:eastAsia="es-ES"/>
+                <w14:ligatures w14:val="none"/>
+              </w:rPr>
+              <w:t>"</w:t>
+            </w:r>
+            <w:proofErr w:type="spellStart"/>
+            <w:r>
+              <w:rPr>
+                <w:rFonts w:ascii="Arial" w:eastAsia="Times New Roman" w:hAnsi="Arial" w:cs="Arial"/>
+                <w:kern w:val="0"/>
+                <w:sz w:val="20"/>
+                <w:szCs w:val="20"/>
+                <w:lang w:eastAsia="es-ES"/>
+                <w14:ligatures w14:val="none"/>
+              </w:rPr>
+              <w:t>Brillo_Bajo</w:t>
+            </w:r>
+            <w:proofErr w:type="spellEnd"/>
+            <w:r>
+              <w:rPr>
+                <w:rFonts w:ascii="Arial" w:eastAsia="Times New Roman" w:hAnsi="Arial" w:cs="Arial"/>
+                <w:kern w:val="0"/>
+                <w:sz w:val="20"/>
+                <w:szCs w:val="20"/>
+                <w:lang w:eastAsia="es-ES"/>
+                <w14:ligatures w14:val="none"/>
+              </w:rPr>
+              <w:t>"</w:t>
+            </w:r>
+            <w:r>
+              <w:rPr>
+                <w:rFonts w:ascii="Arial" w:eastAsia="Times New Roman" w:hAnsi="Arial" w:cs="Arial"/>
+                <w:kern w:val="0"/>
+                <w:lang w:eastAsia="es-ES"/>
+                <w14:ligatures w14:val="none"/>
+              </w:rPr>
+              <w:t>).</w:t>
+            </w:r>
+          </w:p>
+        </w:tc>
+      </w:tr>
+      <w:tr>
+        <w:trPr>
+          <w:tblCellSpacing w:w="15" w:type="dxa"/>
+        </w:trPr>
+        <w:tc>
+          <w:tcPr>
+            <w:tcW w:w="0" w:type="auto"/>
+            <w:tcBorders>
+              <w:top w:val="single" w:sz="6" w:space="0" w:color="auto"/>
+              <w:left w:val="single" w:sz="6" w:space="0" w:color="auto"/>
+              <w:bottom w:val="single" w:sz="6" w:space="0" w:color="auto"/>
+              <w:right w:val="single" w:sz="6" w:space="0" w:color="auto"/>
+            </w:tcBorders>
+            <w:vAlign w:val="center"/>
+            <w:hideMark/>
+          </w:tcPr>
+          <w:p>
+            <w:pPr>
+              <w:spacing w:after="0" w:line="240" w:lineRule="auto"/>
+              <w:rPr>
+                <w:rFonts w:ascii="Arial" w:eastAsia="Times New Roman" w:hAnsi="Arial" w:cs="Arial"/>
+                <w:kern w:val="0"/>
+                <w:lang w:eastAsia="es-ES"/>
+                <w14:ligatures w14:val="none"/>
+              </w:rPr>
+            </w:pPr>
+            <w:proofErr w:type="spellStart"/>
+            <w:proofErr w:type="gramStart"/>
+            <w:r>
+              <w:rPr>
+                <w:rFonts w:ascii="Arial" w:eastAsia="Times New Roman" w:hAnsi="Arial" w:cs="Arial"/>
+                <w:b/>
+                <w:bCs/>
+                <w:kern w:val="0"/>
+                <w:sz w:val="20"/>
+                <w:szCs w:val="20"/>
+                <w:lang w:eastAsia="es-ES"/>
+                <w14:ligatures w14:val="none"/>
+              </w:rPr>
+              <w:lastRenderedPageBreak/>
+              <w:t>data.current</w:t>
+            </w:r>
+            <w:proofErr w:type="gramEnd"/>
+            <w:r>
+              <w:rPr>
+                <w:rFonts w:ascii="Arial" w:eastAsia="Times New Roman" w:hAnsi="Arial" w:cs="Arial"/>
+                <w:b/>
+                <w:bCs/>
+                <w:kern w:val="0"/>
+                <w:sz w:val="20"/>
+                <w:szCs w:val="20"/>
+                <w:lang w:eastAsia="es-ES"/>
+                <w14:ligatures w14:val="none"/>
+              </w:rPr>
+              <w:t>_state_seconds</w:t>
+            </w:r>
+            <w:proofErr w:type="spellEnd"/>
+          </w:p>
+        </w:tc>
+        <w:tc>
+          <w:tcPr>
+            <w:tcW w:w="0" w:type="auto"/>
+            <w:tcBorders>
+              <w:top w:val="single" w:sz="6" w:space="0" w:color="auto"/>
+              <w:left w:val="single" w:sz="6" w:space="0" w:color="auto"/>
+              <w:bottom w:val="single" w:sz="6" w:space="0" w:color="auto"/>
+              <w:right w:val="single" w:sz="6" w:space="0" w:color="auto"/>
+            </w:tcBorders>
+            <w:vAlign w:val="center"/>
+            <w:hideMark/>
+          </w:tcPr>
+          <w:p>
+            <w:pPr>
+              <w:spacing w:after="0" w:line="240" w:lineRule="auto"/>
+              <w:rPr>
+                <w:rFonts w:ascii="Arial" w:eastAsia="Times New Roman" w:hAnsi="Arial" w:cs="Arial"/>
+                <w:kern w:val="0"/>
+                <w:lang w:eastAsia="es-ES"/>
+                <w14:ligatures w14:val="none"/>
+              </w:rPr>
+            </w:pPr>
+            <w:r>
+              <w:rPr>
+                <w:rFonts w:ascii="Arial" w:eastAsia="Times New Roman" w:hAnsi="Arial" w:cs="Arial"/>
+                <w:kern w:val="0"/>
+                <w:lang w:eastAsia="es-ES"/>
+                <w14:ligatures w14:val="none"/>
+              </w:rPr>
+              <w:t>Entero</w:t>
+            </w:r>
+          </w:p>
+        </w:tc>
+        <w:tc>
+          <w:tcPr>
+            <w:tcW w:w="0" w:type="auto"/>
+            <w:tcBorders>
+              <w:top w:val="single" w:sz="6" w:space="0" w:color="auto"/>
+              <w:left w:val="single" w:sz="6" w:space="0" w:color="auto"/>
+              <w:bottom w:val="single" w:sz="6" w:space="0" w:color="auto"/>
+              <w:right w:val="single" w:sz="6" w:space="0" w:color="auto"/>
+            </w:tcBorders>
+            <w:vAlign w:val="center"/>
+            <w:hideMark/>
+          </w:tcPr>
+          <w:p>
+            <w:pPr>
+              <w:spacing w:after="0" w:line="240" w:lineRule="auto"/>
+              <w:rPr>
+                <w:rFonts w:ascii="Arial" w:eastAsia="Times New Roman" w:hAnsi="Arial" w:cs="Arial"/>
+                <w:kern w:val="0"/>
+                <w:lang w:eastAsia="es-ES"/>
+                <w14:ligatures w14:val="none"/>
+              </w:rPr>
+            </w:pPr>
+            <w:proofErr w:type="spellStart"/>
+            <w:proofErr w:type="gramStart"/>
+            <w:r>
+              <w:rPr>
+                <w:rFonts w:ascii="Arial" w:eastAsia="Times New Roman" w:hAnsi="Arial" w:cs="Arial"/>
+                <w:kern w:val="0"/>
+                <w:sz w:val="20"/>
+                <w:szCs w:val="20"/>
+                <w:lang w:eastAsia="es-ES"/>
+                <w14:ligatures w14:val="none"/>
+              </w:rPr>
+              <w:t>millis</w:t>
+            </w:r>
+            <w:proofErr w:type="spellEnd"/>
+            <w:r>
+              <w:rPr>
+                <w:rFonts w:ascii="Arial" w:eastAsia="Times New Roman" w:hAnsi="Arial" w:cs="Arial"/>
+                <w:kern w:val="0"/>
+                <w:sz w:val="20"/>
+                <w:szCs w:val="20"/>
+                <w:lang w:eastAsia="es-ES"/>
+                <w14:ligatures w14:val="none"/>
+              </w:rPr>
+              <w:t>(</w:t>
+            </w:r>
+            <w:proofErr w:type="gramEnd"/>
+            <w:r>
+              <w:rPr>
+                <w:rFonts w:ascii="Arial" w:eastAsia="Times New Roman" w:hAnsi="Arial" w:cs="Arial"/>
+                <w:kern w:val="0"/>
+                <w:sz w:val="20"/>
+                <w:szCs w:val="20"/>
+                <w:lang w:eastAsia="es-ES"/>
+                <w14:ligatures w14:val="none"/>
+              </w:rPr>
+              <w:t>)</w:t>
+            </w:r>
+          </w:p>
+        </w:tc>
+        <w:tc>
+          <w:tcPr>
+            <w:tcW w:w="0" w:type="auto"/>
+            <w:tcBorders>
+              <w:top w:val="single" w:sz="6" w:space="0" w:color="auto"/>
+              <w:left w:val="single" w:sz="6" w:space="0" w:color="auto"/>
+              <w:bottom w:val="single" w:sz="6" w:space="0" w:color="auto"/>
+              <w:right w:val="single" w:sz="6" w:space="0" w:color="auto"/>
+            </w:tcBorders>
+            <w:vAlign w:val="center"/>
+            <w:hideMark/>
+          </w:tcPr>
+          <w:p>
+            <w:pPr>
+              <w:spacing w:after="0" w:line="240" w:lineRule="auto"/>
+              <w:rPr>
+                <w:rFonts w:ascii="Arial" w:eastAsia="Times New Roman" w:hAnsi="Arial" w:cs="Arial"/>
+                <w:kern w:val="0"/>
+                <w:lang w:eastAsia="es-ES"/>
+                <w14:ligatures w14:val="none"/>
+              </w:rPr>
+            </w:pPr>
+            <w:r>
+              <w:rPr>
+                <w:rFonts w:ascii="Arial" w:eastAsia="Times New Roman" w:hAnsi="Arial" w:cs="Arial"/>
+                <w:kern w:val="0"/>
+                <w:lang w:eastAsia="es-ES"/>
+                <w14:ligatures w14:val="none"/>
+              </w:rPr>
+              <w:t>Tiempo transcurrido en el estado actual (en segundos).</w:t>
+            </w:r>
+          </w:p>
+        </w:tc>
+      </w:tr>
+      <w:tr>
+        <w:trPr>
+          <w:tblCellSpacing w:w="15" w:type="dxa"/>
+        </w:trPr>
+        <w:tc>
+          <w:tcPr>
+            <w:tcW w:w="0" w:type="auto"/>
+            <w:tcBorders>
+              <w:top w:val="single" w:sz="6" w:space="0" w:color="auto"/>
+              <w:left w:val="single" w:sz="6" w:space="0" w:color="auto"/>
+              <w:bottom w:val="single" w:sz="6" w:space="0" w:color="auto"/>
+              <w:right w:val="single" w:sz="6" w:space="0" w:color="auto"/>
+            </w:tcBorders>
+            <w:vAlign w:val="center"/>
+            <w:hideMark/>
+          </w:tcPr>
+          <w:p>
+            <w:pPr>
+              <w:spacing w:after="0" w:line="240" w:lineRule="auto"/>
+              <w:rPr>
+                <w:rFonts w:ascii="Arial" w:eastAsia="Times New Roman" w:hAnsi="Arial" w:cs="Arial"/>
+                <w:kern w:val="0"/>
+                <w:lang w:val="en-US" w:eastAsia="es-ES"/>
+                <w14:ligatures w14:val="none"/>
+              </w:rPr>
+            </w:pPr>
+            <w:proofErr w:type="spellStart"/>
+            <w:proofErr w:type="gramStart"/>
+            <w:r>
+              <w:rPr>
+                <w:rFonts w:ascii="Arial" w:eastAsia="Times New Roman" w:hAnsi="Arial" w:cs="Arial"/>
+                <w:b/>
+                <w:bCs/>
+                <w:kern w:val="0"/>
+                <w:sz w:val="20"/>
+                <w:szCs w:val="20"/>
+                <w:lang w:val="en-US" w:eastAsia="es-ES"/>
+                <w14:ligatures w14:val="none"/>
+              </w:rPr>
+              <w:t>data.current</w:t>
+            </w:r>
+            <w:proofErr w:type="gramEnd"/>
+            <w:r>
+              <w:rPr>
+                <w:rFonts w:ascii="Arial" w:eastAsia="Times New Roman" w:hAnsi="Arial" w:cs="Arial"/>
+                <w:b/>
+                <w:bCs/>
+                <w:kern w:val="0"/>
+                <w:sz w:val="20"/>
+                <w:szCs w:val="20"/>
+                <w:lang w:val="en-US" w:eastAsia="es-ES"/>
+                <w14:ligatures w14:val="none"/>
+              </w:rPr>
+              <w:t>_state_seconds_left</w:t>
+            </w:r>
+            <w:proofErr w:type="spellEnd"/>
+          </w:p>
+        </w:tc>
+        <w:tc>
+          <w:tcPr>
+            <w:tcW w:w="0" w:type="auto"/>
+            <w:tcBorders>
+              <w:top w:val="single" w:sz="6" w:space="0" w:color="auto"/>
+              <w:left w:val="single" w:sz="6" w:space="0" w:color="auto"/>
+              <w:bottom w:val="single" w:sz="6" w:space="0" w:color="auto"/>
+              <w:right w:val="single" w:sz="6" w:space="0" w:color="auto"/>
+            </w:tcBorders>
+            <w:vAlign w:val="center"/>
+            <w:hideMark/>
+          </w:tcPr>
+          <w:p>
+            <w:pPr>
+              <w:spacing w:after="0" w:line="240" w:lineRule="auto"/>
+              <w:rPr>
+                <w:rFonts w:ascii="Arial" w:eastAsia="Times New Roman" w:hAnsi="Arial" w:cs="Arial"/>
+                <w:kern w:val="0"/>
+                <w:lang w:eastAsia="es-ES"/>
+                <w14:ligatures w14:val="none"/>
+              </w:rPr>
+            </w:pPr>
+            <w:r>
+              <w:rPr>
+                <w:rFonts w:ascii="Arial" w:eastAsia="Times New Roman" w:hAnsi="Arial" w:cs="Arial"/>
+                <w:kern w:val="0"/>
+                <w:lang w:eastAsia="es-ES"/>
+                <w14:ligatures w14:val="none"/>
+              </w:rPr>
+              <w:t>Entero</w:t>
+            </w:r>
+          </w:p>
+        </w:tc>
+        <w:tc>
+          <w:tcPr>
+            <w:tcW w:w="0" w:type="auto"/>
+            <w:tcBorders>
+              <w:top w:val="single" w:sz="6" w:space="0" w:color="auto"/>
+              <w:left w:val="single" w:sz="6" w:space="0" w:color="auto"/>
+              <w:bottom w:val="single" w:sz="6" w:space="0" w:color="auto"/>
+              <w:right w:val="single" w:sz="6" w:space="0" w:color="auto"/>
+            </w:tcBorders>
+            <w:vAlign w:val="center"/>
+            <w:hideMark/>
+          </w:tcPr>
+          <w:p>
+            <w:pPr>
+              <w:spacing w:after="0" w:line="240" w:lineRule="auto"/>
+              <w:rPr>
+                <w:rFonts w:ascii="Arial" w:eastAsia="Times New Roman" w:hAnsi="Arial" w:cs="Arial"/>
+                <w:kern w:val="0"/>
+                <w:lang w:eastAsia="es-ES"/>
+                <w14:ligatures w14:val="none"/>
+              </w:rPr>
+            </w:pPr>
+            <w:proofErr w:type="spellStart"/>
+            <w:proofErr w:type="gramStart"/>
+            <w:r>
+              <w:rPr>
+                <w:rFonts w:ascii="Arial" w:eastAsia="Times New Roman" w:hAnsi="Arial" w:cs="Arial"/>
+                <w:kern w:val="0"/>
+                <w:sz w:val="20"/>
+                <w:szCs w:val="20"/>
+                <w:lang w:eastAsia="es-ES"/>
+                <w14:ligatures w14:val="none"/>
+              </w:rPr>
+              <w:t>millis</w:t>
+            </w:r>
+            <w:proofErr w:type="spellEnd"/>
+            <w:r>
+              <w:rPr>
+                <w:rFonts w:ascii="Arial" w:eastAsia="Times New Roman" w:hAnsi="Arial" w:cs="Arial"/>
+                <w:kern w:val="0"/>
+                <w:sz w:val="20"/>
+                <w:szCs w:val="20"/>
+                <w:lang w:eastAsia="es-ES"/>
+                <w14:ligatures w14:val="none"/>
+              </w:rPr>
+              <w:t>(</w:t>
+            </w:r>
+            <w:proofErr w:type="gramEnd"/>
+            <w:r>
+              <w:rPr>
+                <w:rFonts w:ascii="Arial" w:eastAsia="Times New Roman" w:hAnsi="Arial" w:cs="Arial"/>
+                <w:kern w:val="0"/>
+                <w:sz w:val="20"/>
+                <w:szCs w:val="20"/>
+                <w:lang w:eastAsia="es-ES"/>
+                <w14:ligatures w14:val="none"/>
+              </w:rPr>
+              <w:t>)</w:t>
+            </w:r>
+          </w:p>
+        </w:tc>
+        <w:tc>
+          <w:tcPr>
+            <w:tcW w:w="0" w:type="auto"/>
+            <w:tcBorders>
+              <w:top w:val="single" w:sz="6" w:space="0" w:color="auto"/>
+              <w:left w:val="single" w:sz="6" w:space="0" w:color="auto"/>
+              <w:bottom w:val="single" w:sz="6" w:space="0" w:color="auto"/>
+              <w:right w:val="single" w:sz="6" w:space="0" w:color="auto"/>
+            </w:tcBorders>
+            <w:vAlign w:val="center"/>
+            <w:hideMark/>
+          </w:tcPr>
+          <w:p>
+            <w:pPr>
+              <w:spacing w:after="0" w:line="240" w:lineRule="auto"/>
+              <w:rPr>
+                <w:rFonts w:ascii="Arial" w:eastAsia="Times New Roman" w:hAnsi="Arial" w:cs="Arial"/>
+                <w:kern w:val="0"/>
+                <w:lang w:eastAsia="es-ES"/>
+                <w14:ligatures w14:val="none"/>
+              </w:rPr>
+            </w:pPr>
+            <w:r>
+              <w:rPr>
+                <w:rFonts w:ascii="Arial" w:eastAsia="Times New Roman" w:hAnsi="Arial" w:cs="Arial"/>
+                <w:kern w:val="0"/>
+                <w:lang w:eastAsia="es-ES"/>
+                <w14:ligatures w14:val="none"/>
+              </w:rPr>
+              <w:t>Tiempo restante para el cambio de estado (en segundos).</w:t>
+            </w:r>
+          </w:p>
+        </w:tc>
+      </w:tr>
+    </w:tbl>
+    <w:p>
+      <w:pPr>
+        <w:spacing w:after="0" w:line="240" w:lineRule="auto"/>
+        <w:rPr>
+          <w:rFonts w:ascii="Arial" w:eastAsia="Times New Roman" w:hAnsi="Arial" w:cs="Arial"/>
+          <w:kern w:val="0"/>
+          <w:lang w:val="en-US" w:eastAsia="es-ES"/>
+          <w14:ligatures w14:val="none"/>
+        </w:rPr>
+      </w:pPr>
+      <w:r>
+        <w:rPr>
+          <w:rFonts w:ascii="Arial" w:eastAsia="Times New Roman" w:hAnsi="Arial" w:cs="Arial"/>
+          <w:kern w:val="0"/>
+          <w:lang w:val="en-US" w:eastAsia="es-ES"/>
+          <w14:ligatures w14:val="none"/>
+        </w:rPr>
+        <w:t>JSON</w:t>
+      </w:r>
+    </w:p>
+    <w:p>
+      <w:pPr>
+        <w:tabs>
+          <w:tab w:val="left" w:pos="916"/>
+          <w:tab w:val="left" w:pos="1832"/>
+          <w:tab w:val="left" w:pos="2748"/>
+          <w:tab w:val="left" w:pos="3664"/>
+          <w:tab w:val="left" w:pos="4580"/>
+          <w:tab w:val="left" w:pos="5496"/>
+          <w:tab w:val="left" w:pos="6412"/>
+          <w:tab w:val="left" w:pos="7328"/>
+          <w:tab w:val="left" w:pos="8244"/>
+          <w:tab w:val="left" w:pos="9160"/>
+          <w:tab w:val="left" w:pos="10076"/>
+          <w:tab w:val="left" w:pos="10992"/>
+          <w:tab w:val="left" w:pos="11908"/>
+          <w:tab w:val="left" w:pos="12824"/>
+          <w:tab w:val="left" w:pos="13740"/>
+          <w:tab w:val="left" w:pos="14656"/>
+        </w:tabs>
+        <w:spacing w:after="0" w:line="240" w:lineRule="auto"/>
+        <w:rPr>
+          <w:rFonts w:ascii="Arial" w:eastAsia="Times New Roman" w:hAnsi="Arial" w:cs="Arial"/>
+          <w:kern w:val="0"/>
+          <w:sz w:val="20"/>
+          <w:szCs w:val="20"/>
+          <w:lang w:val="en-US" w:eastAsia="es-ES"/>
+          <w14:ligatures w14:val="none"/>
+        </w:rPr>
+      </w:pPr>
+      <w:r>
+        <w:rPr>
+          <w:rFonts w:ascii="Arial" w:eastAsia="Times New Roman" w:hAnsi="Arial" w:cs="Arial"/>
+          <w:kern w:val="0"/>
+          <w:sz w:val="20"/>
+          <w:szCs w:val="20"/>
+          <w:lang w:val="en-US" w:eastAsia="es-ES"/>
+          <w14:ligatures w14:val="none"/>
+        </w:rPr>
+        <w:t>{</w:t>
+      </w:r>
+    </w:p>
+    <w:p>
+      <w:pPr>
+        <w:tabs>
+          <w:tab w:val="left" w:pos="916"/>
+          <w:tab w:val="left" w:pos="1832"/>
+          <w:tab w:val="left" w:pos="2748"/>
+          <w:tab w:val="left" w:pos="3664"/>
+          <w:tab w:val="left" w:pos="4580"/>
+          <w:tab w:val="left" w:pos="5496"/>
+          <w:tab w:val="left" w:pos="6412"/>
+          <w:tab w:val="left" w:pos="7328"/>
+          <w:tab w:val="left" w:pos="8244"/>
+          <w:tab w:val="left" w:pos="9160"/>
+          <w:tab w:val="left" w:pos="10076"/>
+          <w:tab w:val="left" w:pos="10992"/>
+          <w:tab w:val="left" w:pos="11908"/>
+          <w:tab w:val="left" w:pos="12824"/>
+          <w:tab w:val="left" w:pos="13740"/>
+          <w:tab w:val="left" w:pos="14656"/>
+        </w:tabs>
+        <w:spacing w:after="0" w:line="240" w:lineRule="auto"/>
+        <w:rPr>
+          <w:rFonts w:ascii="Arial" w:eastAsia="Times New Roman" w:hAnsi="Arial" w:cs="Arial"/>
+          <w:kern w:val="0"/>
+          <w:sz w:val="20"/>
+          <w:szCs w:val="20"/>
+          <w:lang w:val="en-US" w:eastAsia="es-ES"/>
+          <w14:ligatures w14:val="none"/>
+        </w:rPr>
+      </w:pPr>
+      <w:r>
+        <w:rPr>
+          <w:rFonts w:ascii="Arial" w:eastAsia="Times New Roman" w:hAnsi="Arial" w:cs="Arial"/>
+          <w:kern w:val="0"/>
+          <w:sz w:val="20"/>
+          <w:szCs w:val="20"/>
+          <w:lang w:val="en-US" w:eastAsia="es-ES"/>
+          <w14:ligatures w14:val="none"/>
+        </w:rPr>
+        <w:t xml:space="preserve">  "</w:t>
+      </w:r>
+      <w:proofErr w:type="spellStart"/>
+      <w:proofErr w:type="gramStart"/>
+      <w:r>
+        <w:rPr>
+          <w:rFonts w:ascii="Arial" w:eastAsia="Times New Roman" w:hAnsi="Arial" w:cs="Arial"/>
+          <w:kern w:val="0"/>
+          <w:sz w:val="20"/>
+          <w:szCs w:val="20"/>
+          <w:lang w:val="en-US" w:eastAsia="es-ES"/>
+          <w14:ligatures w14:val="none"/>
+        </w:rPr>
+        <w:t>sensor</w:t>
+      </w:r>
+      <w:proofErr w:type="gramEnd"/>
+      <w:r>
+        <w:rPr>
+          <w:rFonts w:ascii="Arial" w:eastAsia="Times New Roman" w:hAnsi="Arial" w:cs="Arial"/>
+          <w:kern w:val="0"/>
+          <w:sz w:val="20"/>
+          <w:szCs w:val="20"/>
+          <w:lang w:val="en-US" w:eastAsia="es-ES"/>
+          <w14:ligatures w14:val="none"/>
+        </w:rPr>
+        <w:t>_id</w:t>
+      </w:r>
+      <w:proofErr w:type="spellEnd"/>
+      <w:r>
+        <w:rPr>
+          <w:rFonts w:ascii="Arial" w:eastAsia="Times New Roman" w:hAnsi="Arial" w:cs="Arial"/>
+          <w:kern w:val="0"/>
+          <w:sz w:val="20"/>
+          <w:szCs w:val="20"/>
+          <w:lang w:val="en-US" w:eastAsia="es-ES"/>
+          <w14:ligatures w14:val="none"/>
+        </w:rPr>
+        <w:t>": "TL_001_G9",</w:t>
+      </w:r>
+    </w:p>
+    <w:p>
+      <w:pPr>
+        <w:tabs>
+          <w:tab w:val="left" w:pos="916"/>
+          <w:tab w:val="left" w:pos="1832"/>
+          <w:tab w:val="left" w:pos="2748"/>
+          <w:tab w:val="left" w:pos="3664"/>
+          <w:tab w:val="left" w:pos="4580"/>
+          <w:tab w:val="left" w:pos="5496"/>
+          <w:tab w:val="left" w:pos="6412"/>
+          <w:tab w:val="left" w:pos="7328"/>
+          <w:tab w:val="left" w:pos="8244"/>
+          <w:tab w:val="left" w:pos="9160"/>
+          <w:tab w:val="left" w:pos="10076"/>
+          <w:tab w:val="left" w:pos="10992"/>
+          <w:tab w:val="left" w:pos="11908"/>
+          <w:tab w:val="left" w:pos="12824"/>
+          <w:tab w:val="left" w:pos="13740"/>
+          <w:tab w:val="left" w:pos="14656"/>
+        </w:tabs>
+        <w:spacing w:after="0" w:line="240" w:lineRule="auto"/>
+        <w:rPr>
+          <w:rFonts w:ascii="Arial" w:eastAsia="Times New Roman" w:hAnsi="Arial" w:cs="Arial"/>
+          <w:kern w:val="0"/>
+          <w:sz w:val="20"/>
+          <w:szCs w:val="20"/>
+          <w:lang w:val="en-US" w:eastAsia="es-ES"/>
+          <w14:ligatures w14:val="none"/>
+        </w:rPr>
+      </w:pPr>
+      <w:r>
+        <w:rPr>
+          <w:rFonts w:ascii="Arial" w:eastAsia="Times New Roman" w:hAnsi="Arial" w:cs="Arial"/>
+          <w:kern w:val="0"/>
+          <w:sz w:val="20"/>
+          <w:szCs w:val="20"/>
+          <w:lang w:val="en-US" w:eastAsia="es-ES"/>
+          <w14:ligatures w14:val="none"/>
+        </w:rPr>
+        <w:t xml:space="preserve">  "</w:t>
+      </w:r>
+      <w:proofErr w:type="spellStart"/>
+      <w:proofErr w:type="gramStart"/>
+      <w:r>
+        <w:rPr>
+          <w:rFonts w:ascii="Arial" w:eastAsia="Times New Roman" w:hAnsi="Arial" w:cs="Arial"/>
+          <w:kern w:val="0"/>
+          <w:sz w:val="20"/>
+          <w:szCs w:val="20"/>
+          <w:lang w:val="en-US" w:eastAsia="es-ES"/>
+          <w14:ligatures w14:val="none"/>
+        </w:rPr>
+        <w:t>sensor</w:t>
+      </w:r>
+      <w:proofErr w:type="gramEnd"/>
+      <w:r>
+        <w:rPr>
+          <w:rFonts w:ascii="Arial" w:eastAsia="Times New Roman" w:hAnsi="Arial" w:cs="Arial"/>
+          <w:kern w:val="0"/>
+          <w:sz w:val="20"/>
+          <w:szCs w:val="20"/>
+          <w:lang w:val="en-US" w:eastAsia="es-ES"/>
+          <w14:ligatures w14:val="none"/>
+        </w:rPr>
+        <w:t>_type</w:t>
+      </w:r>
+      <w:proofErr w:type="spellEnd"/>
+      <w:r>
+        <w:rPr>
+          <w:rFonts w:ascii="Arial" w:eastAsia="Times New Roman" w:hAnsi="Arial" w:cs="Arial"/>
+          <w:kern w:val="0"/>
+          <w:sz w:val="20"/>
+          <w:szCs w:val="20"/>
+          <w:lang w:val="en-US" w:eastAsia="es-ES"/>
+          <w14:ligatures w14:val="none"/>
+        </w:rPr>
+        <w:t>": "</w:t>
+      </w:r>
+      <w:proofErr w:type="spellStart"/>
+      <w:r>
+        <w:rPr>
+          <w:rFonts w:ascii="Arial" w:eastAsia="Times New Roman" w:hAnsi="Arial" w:cs="Arial"/>
+          <w:kern w:val="0"/>
+          <w:sz w:val="20"/>
+          <w:szCs w:val="20"/>
+          <w:lang w:val="en-US" w:eastAsia="es-ES"/>
+          <w14:ligatures w14:val="none"/>
+        </w:rPr>
+        <w:t>traffic_light</w:t>
+      </w:r>
+      <w:proofErr w:type="spellEnd"/>
+      <w:r>
+        <w:rPr>
+          <w:rFonts w:ascii="Arial" w:eastAsia="Times New Roman" w:hAnsi="Arial" w:cs="Arial"/>
+          <w:kern w:val="0"/>
+          <w:sz w:val="20"/>
+          <w:szCs w:val="20"/>
+          <w:lang w:val="en-US" w:eastAsia="es-ES"/>
+          <w14:ligatures w14:val="none"/>
+        </w:rPr>
+        <w:t>",</w:t>
+      </w:r>
+    </w:p>
+    <w:p>
+      <w:pPr>
+        <w:tabs>
+          <w:tab w:val="left" w:pos="916"/>
+          <w:tab w:val="left" w:pos="1832"/>
+          <w:tab w:val="left" w:pos="2748"/>
+          <w:tab w:val="left" w:pos="3664"/>
+          <w:tab w:val="left" w:pos="4580"/>
+          <w:tab w:val="left" w:pos="5496"/>
+          <w:tab w:val="left" w:pos="6412"/>
+          <w:tab w:val="left" w:pos="7328"/>
+          <w:tab w:val="left" w:pos="8244"/>
+          <w:tab w:val="left" w:pos="9160"/>
+          <w:tab w:val="left" w:pos="10076"/>
+          <w:tab w:val="left" w:pos="10992"/>
+          <w:tab w:val="left" w:pos="11908"/>
+          <w:tab w:val="left" w:pos="12824"/>
+          <w:tab w:val="left" w:pos="13740"/>
+          <w:tab w:val="left" w:pos="14656"/>
+        </w:tabs>
+        <w:spacing w:after="0" w:line="240" w:lineRule="auto"/>
+        <w:rPr>
+          <w:rFonts w:ascii="Arial" w:eastAsia="Times New Roman" w:hAnsi="Arial" w:cs="Arial"/>
+          <w:kern w:val="0"/>
+          <w:sz w:val="20"/>
+          <w:szCs w:val="20"/>
+          <w:lang w:val="en-US" w:eastAsia="es-ES"/>
+          <w14:ligatures w14:val="none"/>
+        </w:rPr>
+      </w:pPr>
+      <w:r>
+        <w:rPr>
+          <w:rFonts w:ascii="Arial" w:eastAsia="Times New Roman" w:hAnsi="Arial" w:cs="Arial"/>
+          <w:kern w:val="0"/>
+          <w:sz w:val="20"/>
+          <w:szCs w:val="20"/>
+          <w:lang w:val="en-US" w:eastAsia="es-ES"/>
+          <w14:ligatures w14:val="none"/>
+        </w:rPr>
+        <w:t xml:space="preserve">  "</w:t>
+      </w:r>
+      <w:proofErr w:type="spellStart"/>
+      <w:proofErr w:type="gramStart"/>
+      <w:r>
+        <w:rPr>
+          <w:rFonts w:ascii="Arial" w:eastAsia="Times New Roman" w:hAnsi="Arial" w:cs="Arial"/>
+          <w:kern w:val="0"/>
+          <w:sz w:val="20"/>
+          <w:szCs w:val="20"/>
+          <w:lang w:val="en-US" w:eastAsia="es-ES"/>
+          <w14:ligatures w14:val="none"/>
+        </w:rPr>
+        <w:t>street</w:t>
+      </w:r>
+      <w:proofErr w:type="gramEnd"/>
+      <w:r>
+        <w:rPr>
+          <w:rFonts w:ascii="Arial" w:eastAsia="Times New Roman" w:hAnsi="Arial" w:cs="Arial"/>
+          <w:kern w:val="0"/>
+          <w:sz w:val="20"/>
+          <w:szCs w:val="20"/>
+          <w:lang w:val="en-US" w:eastAsia="es-ES"/>
+          <w14:ligatures w14:val="none"/>
+        </w:rPr>
+        <w:t>_id</w:t>
+      </w:r>
+      <w:proofErr w:type="spellEnd"/>
+      <w:r>
+        <w:rPr>
+          <w:rFonts w:ascii="Arial" w:eastAsia="Times New Roman" w:hAnsi="Arial" w:cs="Arial"/>
+          <w:kern w:val="0"/>
+          <w:sz w:val="20"/>
+          <w:szCs w:val="20"/>
+          <w:lang w:val="en-US" w:eastAsia="es-ES"/>
+          <w14:ligatures w14:val="none"/>
+        </w:rPr>
+        <w:t>": "ST_1370",</w:t>
+      </w:r>
+    </w:p>
+    <w:p>
+      <w:pPr>
+        <w:tabs>
+          <w:tab w:val="left" w:pos="916"/>
+          <w:tab w:val="left" w:pos="1832"/>
+          <w:tab w:val="left" w:pos="2748"/>
+          <w:tab w:val="left" w:pos="3664"/>
+          <w:tab w:val="left" w:pos="4580"/>
+          <w:tab w:val="left" w:pos="5496"/>
+          <w:tab w:val="left" w:pos="6412"/>
+          <w:tab w:val="left" w:pos="7328"/>
+          <w:tab w:val="left" w:pos="8244"/>
+          <w:tab w:val="left" w:pos="9160"/>
+          <w:tab w:val="left" w:pos="10076"/>
+          <w:tab w:val="left" w:pos="10992"/>
+          <w:tab w:val="left" w:pos="11908"/>
+          <w:tab w:val="left" w:pos="12824"/>
+          <w:tab w:val="left" w:pos="13740"/>
+          <w:tab w:val="left" w:pos="14656"/>
+        </w:tabs>
+        <w:spacing w:after="0" w:line="240" w:lineRule="auto"/>
+        <w:rPr>
+          <w:rFonts w:ascii="Arial" w:eastAsia="Times New Roman" w:hAnsi="Arial" w:cs="Arial"/>
+          <w:kern w:val="0"/>
+          <w:sz w:val="20"/>
+          <w:szCs w:val="20"/>
+          <w:lang w:val="en-US" w:eastAsia="es-ES"/>
+          <w14:ligatures w14:val="none"/>
+        </w:rPr>
+      </w:pPr>
+      <w:r>
+        <w:rPr>
+          <w:rFonts w:ascii="Arial" w:eastAsia="Times New Roman" w:hAnsi="Arial" w:cs="Arial"/>
+          <w:kern w:val="0"/>
+          <w:sz w:val="20"/>
+          <w:szCs w:val="20"/>
+          <w:lang w:val="en-US" w:eastAsia="es-ES"/>
+          <w14:ligatures w14:val="none"/>
+        </w:rPr>
+        <w:t xml:space="preserve">  "timestamp": "2025-10-29T13:30:00Z",</w:t>
+      </w:r>
+    </w:p>
+    <w:p>
+      <w:pPr>
+        <w:tabs>
+          <w:tab w:val="left" w:pos="916"/>
+          <w:tab w:val="left" w:pos="1832"/>
+          <w:tab w:val="left" w:pos="2748"/>
+          <w:tab w:val="left" w:pos="3664"/>
+          <w:tab w:val="left" w:pos="4580"/>
+          <w:tab w:val="left" w:pos="5496"/>
+          <w:tab w:val="left" w:pos="6412"/>
+          <w:tab w:val="left" w:pos="7328"/>
+          <w:tab w:val="left" w:pos="8244"/>
+          <w:tab w:val="left" w:pos="9160"/>
+          <w:tab w:val="left" w:pos="10076"/>
+          <w:tab w:val="left" w:pos="10992"/>
+          <w:tab w:val="left" w:pos="11908"/>
+          <w:tab w:val="left" w:pos="12824"/>
+          <w:tab w:val="left" w:pos="13740"/>
+          <w:tab w:val="left" w:pos="14656"/>
+        </w:tabs>
+        <w:spacing w:after="0" w:line="240" w:lineRule="auto"/>
+        <w:rPr>
+          <w:rFonts w:ascii="Arial" w:eastAsia="Times New Roman" w:hAnsi="Arial" w:cs="Arial"/>
+          <w:kern w:val="0"/>
+          <w:sz w:val="20"/>
+          <w:szCs w:val="20"/>
+          <w:lang w:eastAsia="es-ES"/>
+          <w14:ligatures w14:val="none"/>
+        </w:rPr>
+      </w:pPr>
+      <w:r>
+        <w:rPr>
+          <w:rFonts w:ascii="Arial" w:eastAsia="Times New Roman" w:hAnsi="Arial" w:cs="Arial"/>
+          <w:kern w:val="0"/>
+          <w:sz w:val="20"/>
+          <w:szCs w:val="20"/>
+          <w:lang w:val="en-US" w:eastAsia="es-ES"/>
+          <w14:ligatures w14:val="none"/>
+        </w:rPr>
+        <w:t xml:space="preserve">  </w:t>
+      </w:r>
+      <w:r>
+        <w:rPr>
+          <w:rFonts w:ascii="Arial" w:eastAsia="Times New Roman" w:hAnsi="Arial" w:cs="Arial"/>
+          <w:kern w:val="0"/>
+          <w:sz w:val="20"/>
+          <w:szCs w:val="20"/>
+          <w:lang w:eastAsia="es-ES"/>
+          <w14:ligatures w14:val="none"/>
+        </w:rPr>
+        <w:t>"</w:t>
+      </w:r>
+      <w:proofErr w:type="spellStart"/>
+      <w:r>
+        <w:rPr>
+          <w:rFonts w:ascii="Arial" w:eastAsia="Times New Roman" w:hAnsi="Arial" w:cs="Arial"/>
+          <w:kern w:val="0"/>
+          <w:sz w:val="20"/>
+          <w:szCs w:val="20"/>
+          <w:lang w:eastAsia="es-ES"/>
+          <w14:ligatures w14:val="none"/>
+        </w:rPr>
+        <w:t>location</w:t>
+      </w:r>
+      <w:proofErr w:type="spellEnd"/>
+      <w:r>
+        <w:rPr>
+          <w:rFonts w:ascii="Arial" w:eastAsia="Times New Roman" w:hAnsi="Arial" w:cs="Arial"/>
+          <w:kern w:val="0"/>
+          <w:sz w:val="20"/>
+          <w:szCs w:val="20"/>
+          <w:lang w:eastAsia="es-ES"/>
+          <w14:ligatures w14:val="none"/>
+        </w:rPr>
+        <w:t>": {</w:t>
+      </w:r>
+    </w:p>
+    <w:p>
+      <w:pPr>
+        <w:tabs>
+          <w:tab w:val="left" w:pos="916"/>
+          <w:tab w:val="left" w:pos="1832"/>
+          <w:tab w:val="left" w:pos="2748"/>
+          <w:tab w:val="left" w:pos="3664"/>
+          <w:tab w:val="left" w:pos="4580"/>
+          <w:tab w:val="left" w:pos="5496"/>
+          <w:tab w:val="left" w:pos="6412"/>
+          <w:tab w:val="left" w:pos="7328"/>
+          <w:tab w:val="left" w:pos="8244"/>
+          <w:tab w:val="left" w:pos="9160"/>
+          <w:tab w:val="left" w:pos="10076"/>
+          <w:tab w:val="left" w:pos="10992"/>
+          <w:tab w:val="left" w:pos="11908"/>
+          <w:tab w:val="left" w:pos="12824"/>
+          <w:tab w:val="left" w:pos="13740"/>
+          <w:tab w:val="left" w:pos="14656"/>
+        </w:tabs>
+        <w:spacing w:after="0" w:line="240" w:lineRule="auto"/>
+        <w:rPr>
+          <w:rFonts w:ascii="Arial" w:eastAsia="Times New Roman" w:hAnsi="Arial" w:cs="Arial"/>
+          <w:kern w:val="0"/>
+          <w:sz w:val="20"/>
+          <w:szCs w:val="20"/>
+          <w:lang w:eastAsia="es-ES"/>
+          <w14:ligatures w14:val="none"/>
+        </w:rPr>
+      </w:pPr>
+      <w:r>
+        <w:rPr>
+          <w:rFonts w:ascii="Arial" w:eastAsia="Times New Roman" w:hAnsi="Arial" w:cs="Arial"/>
+          <w:kern w:val="0"/>
+          <w:sz w:val="20"/>
+          <w:szCs w:val="20"/>
+          <w:lang w:eastAsia="es-ES"/>
+          <w14:ligatures w14:val="none"/>
+        </w:rPr>
+        <w:t xml:space="preserve">    "</w:t>
+      </w:r>
+      <w:proofErr w:type="spellStart"/>
+      <w:r>
+        <w:rPr>
+          <w:rFonts w:ascii="Arial" w:eastAsia="Times New Roman" w:hAnsi="Arial" w:cs="Arial"/>
+          <w:kern w:val="0"/>
+          <w:sz w:val="20"/>
+          <w:szCs w:val="20"/>
+          <w:lang w:eastAsia="es-ES"/>
+          <w14:ligatures w14:val="none"/>
+        </w:rPr>
+        <w:t>latitude</w:t>
+      </w:r>
+      <w:proofErr w:type="spellEnd"/>
+      <w:r>
+        <w:rPr>
+          <w:rFonts w:ascii="Arial" w:eastAsia="Times New Roman" w:hAnsi="Arial" w:cs="Arial"/>
+          <w:kern w:val="0"/>
+          <w:sz w:val="20"/>
+          <w:szCs w:val="20"/>
+          <w:lang w:eastAsia="es-ES"/>
+          <w14:ligatures w14:val="none"/>
+        </w:rPr>
+        <w:t>": 40.4087123,</w:t>
+      </w:r>
+    </w:p>
+    <w:p>
+      <w:pPr>
+        <w:tabs>
+          <w:tab w:val="left" w:pos="916"/>
+          <w:tab w:val="left" w:pos="1832"/>
+          <w:tab w:val="left" w:pos="2748"/>
+          <w:tab w:val="left" w:pos="3664"/>
+          <w:tab w:val="left" w:pos="4580"/>
+          <w:tab w:val="left" w:pos="5496"/>
+          <w:tab w:val="left" w:pos="6412"/>
+          <w:tab w:val="left" w:pos="7328"/>
+          <w:tab w:val="left" w:pos="8244"/>
+          <w:tab w:val="left" w:pos="9160"/>
+          <w:tab w:val="left" w:pos="10076"/>
+          <w:tab w:val="left" w:pos="10992"/>
+          <w:tab w:val="left" w:pos="11908"/>
+          <w:tab w:val="left" w:pos="12824"/>
+          <w:tab w:val="left" w:pos="13740"/>
+          <w:tab w:val="left" w:pos="14656"/>
+        </w:tabs>
+        <w:spacing w:after="0" w:line="240" w:lineRule="auto"/>
+        <w:rPr>
+          <w:rFonts w:ascii="Arial" w:eastAsia="Times New Roman" w:hAnsi="Arial" w:cs="Arial"/>
+          <w:kern w:val="0"/>
+          <w:sz w:val="20"/>
+          <w:szCs w:val="20"/>
+          <w:lang w:eastAsia="es-ES"/>
+          <w14:ligatures w14:val="none"/>
+        </w:rPr>
+      </w:pPr>
+      <w:r>
+        <w:rPr>
+          <w:rFonts w:ascii="Arial" w:eastAsia="Times New Roman" w:hAnsi="Arial" w:cs="Arial"/>
+          <w:kern w:val="0"/>
+          <w:sz w:val="20"/>
+          <w:szCs w:val="20"/>
+          <w:lang w:eastAsia="es-ES"/>
+          <w14:ligatures w14:val="none"/>
+        </w:rPr>
+        <w:t xml:space="preserve">    "</w:t>
+      </w:r>
+      <w:proofErr w:type="spellStart"/>
+      <w:r>
+        <w:rPr>
+          <w:rFonts w:ascii="Arial" w:eastAsia="Times New Roman" w:hAnsi="Arial" w:cs="Arial"/>
+          <w:kern w:val="0"/>
+          <w:sz w:val="20"/>
+          <w:szCs w:val="20"/>
+          <w:lang w:eastAsia="es-ES"/>
+          <w14:ligatures w14:val="none"/>
+        </w:rPr>
+        <w:t>longitude</w:t>
+      </w:r>
+      <w:proofErr w:type="spellEnd"/>
+      <w:r>
+        <w:rPr>
+          <w:rFonts w:ascii="Arial" w:eastAsia="Times New Roman" w:hAnsi="Arial" w:cs="Arial"/>
+          <w:kern w:val="0"/>
+          <w:sz w:val="20"/>
+          <w:szCs w:val="20"/>
+          <w:lang w:eastAsia="es-ES"/>
+          <w14:ligatures w14:val="none"/>
+        </w:rPr>
+        <w:t>": -3.6924532,</w:t>
+      </w:r>
+    </w:p>
+    <w:p>
+      <w:pPr>
+        <w:tabs>
+          <w:tab w:val="left" w:pos="916"/>
+          <w:tab w:val="left" w:pos="1832"/>
+          <w:tab w:val="left" w:pos="2748"/>
+          <w:tab w:val="left" w:pos="3664"/>
+          <w:tab w:val="left" w:pos="4580"/>
+          <w:tab w:val="left" w:pos="5496"/>
+          <w:tab w:val="left" w:pos="6412"/>
+          <w:tab w:val="left" w:pos="7328"/>
+          <w:tab w:val="left" w:pos="8244"/>
+          <w:tab w:val="left" w:pos="9160"/>
+          <w:tab w:val="left" w:pos="10076"/>
+          <w:tab w:val="left" w:pos="10992"/>
+          <w:tab w:val="left" w:pos="11908"/>
+          <w:tab w:val="left" w:pos="12824"/>
+          <w:tab w:val="left" w:pos="13740"/>
+          <w:tab w:val="left" w:pos="14656"/>
+        </w:tabs>
+        <w:spacing w:after="0" w:line="240" w:lineRule="auto"/>
+        <w:rPr>
+          <w:rFonts w:ascii="Arial" w:eastAsia="Times New Roman" w:hAnsi="Arial" w:cs="Arial"/>
+          <w:kern w:val="0"/>
+          <w:sz w:val="20"/>
+          <w:szCs w:val="20"/>
+          <w:lang w:eastAsia="es-ES"/>
+          <w14:ligatures w14:val="none"/>
+        </w:rPr>
+      </w:pPr>
+      <w:r>
+        <w:rPr>
+          <w:rFonts w:ascii="Arial" w:eastAsia="Times New Roman" w:hAnsi="Arial" w:cs="Arial"/>
+          <w:kern w:val="0"/>
+          <w:sz w:val="20"/>
+          <w:szCs w:val="20"/>
+          <w:lang w:eastAsia="es-ES"/>
+          <w14:ligatures w14:val="none"/>
+        </w:rPr>
+        <w:t xml:space="preserve">    "</w:t>
+      </w:r>
+      <w:proofErr w:type="spellStart"/>
+      <w:r>
+        <w:rPr>
+          <w:rFonts w:ascii="Arial" w:eastAsia="Times New Roman" w:hAnsi="Arial" w:cs="Arial"/>
+          <w:kern w:val="0"/>
+          <w:sz w:val="20"/>
+          <w:szCs w:val="20"/>
+          <w:lang w:eastAsia="es-ES"/>
+          <w14:ligatures w14:val="none"/>
+        </w:rPr>
+        <w:t>street_name</w:t>
+      </w:r>
+      <w:proofErr w:type="spellEnd"/>
+      <w:r>
+        <w:rPr>
+          <w:rFonts w:ascii="Arial" w:eastAsia="Times New Roman" w:hAnsi="Arial" w:cs="Arial"/>
+          <w:kern w:val="0"/>
+          <w:sz w:val="20"/>
+          <w:szCs w:val="20"/>
+          <w:lang w:eastAsia="es-ES"/>
+          <w14:ligatures w14:val="none"/>
+        </w:rPr>
+        <w:t>": "Plaza del Emperador Carlos V",</w:t>
+      </w:r>
+    </w:p>
+    <w:p>
+      <w:pPr>
+        <w:tabs>
+          <w:tab w:val="left" w:pos="916"/>
+          <w:tab w:val="left" w:pos="1832"/>
+          <w:tab w:val="left" w:pos="2748"/>
+          <w:tab w:val="left" w:pos="3664"/>
+          <w:tab w:val="left" w:pos="4580"/>
+          <w:tab w:val="left" w:pos="5496"/>
+          <w:tab w:val="left" w:pos="6412"/>
+          <w:tab w:val="left" w:pos="7328"/>
+          <w:tab w:val="left" w:pos="8244"/>
+          <w:tab w:val="left" w:pos="9160"/>
+          <w:tab w:val="left" w:pos="10076"/>
+          <w:tab w:val="left" w:pos="10992"/>
+          <w:tab w:val="left" w:pos="11908"/>
+          <w:tab w:val="left" w:pos="12824"/>
+          <w:tab w:val="left" w:pos="13740"/>
+          <w:tab w:val="left" w:pos="14656"/>
+        </w:tabs>
+        <w:spacing w:after="0" w:line="240" w:lineRule="auto"/>
+        <w:rPr>
+          <w:rFonts w:ascii="Arial" w:eastAsia="Times New Roman" w:hAnsi="Arial" w:cs="Arial"/>
+          <w:kern w:val="0"/>
+          <w:sz w:val="20"/>
+          <w:szCs w:val="20"/>
+          <w:lang w:eastAsia="es-ES"/>
+          <w14:ligatures w14:val="none"/>
+        </w:rPr>
+      </w:pPr>
+      <w:r>
+        <w:rPr>
+          <w:rFonts w:ascii="Arial" w:eastAsia="Times New Roman" w:hAnsi="Arial" w:cs="Arial"/>
+          <w:kern w:val="0"/>
+          <w:sz w:val="20"/>
+          <w:szCs w:val="20"/>
+          <w:lang w:eastAsia="es-ES"/>
+          <w14:ligatures w14:val="none"/>
+        </w:rPr>
+        <w:t xml:space="preserve">    //... otros datos de ubicación</w:t>
+      </w:r>
+    </w:p>
+    <w:p>
+      <w:pPr>
+        <w:tabs>
+          <w:tab w:val="left" w:pos="916"/>
+          <w:tab w:val="left" w:pos="1832"/>
+          <w:tab w:val="left" w:pos="2748"/>
+          <w:tab w:val="left" w:pos="3664"/>
+          <w:tab w:val="left" w:pos="4580"/>
+          <w:tab w:val="left" w:pos="5496"/>
+          <w:tab w:val="left" w:pos="6412"/>
+          <w:tab w:val="left" w:pos="7328"/>
+          <w:tab w:val="left" w:pos="8244"/>
+          <w:tab w:val="left" w:pos="9160"/>
+          <w:tab w:val="left" w:pos="10076"/>
+          <w:tab w:val="left" w:pos="10992"/>
+          <w:tab w:val="left" w:pos="11908"/>
+          <w:tab w:val="left" w:pos="12824"/>
+          <w:tab w:val="left" w:pos="13740"/>
+          <w:tab w:val="left" w:pos="14656"/>
+        </w:tabs>
+        <w:spacing w:after="0" w:line="240" w:lineRule="auto"/>
+        <w:rPr>
+          <w:rFonts w:ascii="Arial" w:eastAsia="Times New Roman" w:hAnsi="Arial" w:cs="Arial"/>
+          <w:kern w:val="0"/>
+          <w:sz w:val="20"/>
+          <w:szCs w:val="20"/>
+          <w:lang w:val="en-US" w:eastAsia="es-ES"/>
+          <w14:ligatures w14:val="none"/>
+        </w:rPr>
+      </w:pPr>
+      <w:r>
+        <w:rPr>
+          <w:rFonts w:ascii="Arial" w:eastAsia="Times New Roman" w:hAnsi="Arial" w:cs="Arial"/>
+          <w:kern w:val="0"/>
+          <w:sz w:val="20"/>
+          <w:szCs w:val="20"/>
+          <w:lang w:eastAsia="es-ES"/>
+          <w14:ligatures w14:val="none"/>
+        </w:rPr>
+        <w:t xml:space="preserve">  </w:t>
+      </w:r>
+      <w:r>
+        <w:rPr>
+          <w:rFonts w:ascii="Arial" w:eastAsia="Times New Roman" w:hAnsi="Arial" w:cs="Arial"/>
+          <w:kern w:val="0"/>
+          <w:sz w:val="20"/>
+          <w:szCs w:val="20"/>
+          <w:lang w:val="en-US" w:eastAsia="es-ES"/>
+          <w14:ligatures w14:val="none"/>
+        </w:rPr>
+        <w:t>},</w:t>
+      </w:r>
+    </w:p>
+    <w:p>
+      <w:pPr>
+        <w:tabs>
+          <w:tab w:val="left" w:pos="916"/>
+          <w:tab w:val="left" w:pos="1832"/>
+          <w:tab w:val="left" w:pos="2748"/>
+          <w:tab w:val="left" w:pos="3664"/>
+          <w:tab w:val="left" w:pos="4580"/>
+          <w:tab w:val="left" w:pos="5496"/>
+          <w:tab w:val="left" w:pos="6412"/>
+          <w:tab w:val="left" w:pos="7328"/>
+          <w:tab w:val="left" w:pos="8244"/>
+          <w:tab w:val="left" w:pos="9160"/>
+          <w:tab w:val="left" w:pos="10076"/>
+          <w:tab w:val="left" w:pos="10992"/>
+          <w:tab w:val="left" w:pos="11908"/>
+          <w:tab w:val="left" w:pos="12824"/>
+          <w:tab w:val="left" w:pos="13740"/>
+          <w:tab w:val="left" w:pos="14656"/>
+        </w:tabs>
+        <w:spacing w:after="0" w:line="240" w:lineRule="auto"/>
+        <w:rPr>
+          <w:rFonts w:ascii="Arial" w:eastAsia="Times New Roman" w:hAnsi="Arial" w:cs="Arial"/>
+          <w:kern w:val="0"/>
+          <w:sz w:val="20"/>
+          <w:szCs w:val="20"/>
+          <w:lang w:val="en-US" w:eastAsia="es-ES"/>
+          <w14:ligatures w14:val="none"/>
+        </w:rPr>
+      </w:pPr>
+      <w:r>
+        <w:rPr>
+          <w:rFonts w:ascii="Arial" w:eastAsia="Times New Roman" w:hAnsi="Arial" w:cs="Arial"/>
+          <w:kern w:val="0"/>
+          <w:sz w:val="20"/>
+          <w:szCs w:val="20"/>
+          <w:lang w:val="en-US" w:eastAsia="es-ES"/>
+          <w14:ligatures w14:val="none"/>
+        </w:rPr>
+        <w:t xml:space="preserve">  "data</w:t>
+      </w:r>
+      <w:proofErr w:type="gramStart"/>
+      <w:r>
+        <w:rPr>
+          <w:rFonts w:ascii="Arial" w:eastAsia="Times New Roman" w:hAnsi="Arial" w:cs="Arial"/>
+          <w:kern w:val="0"/>
+          <w:sz w:val="20"/>
+          <w:szCs w:val="20"/>
+          <w:lang w:val="en-US" w:eastAsia="es-ES"/>
+          <w14:ligatures w14:val="none"/>
+        </w:rPr>
+        <w:t>": {</w:t>
+      </w:r>
+      <w:proofErr w:type="gramEnd"/>
+    </w:p>
+    <w:p>
+      <w:pPr>
+        <w:tabs>
+          <w:tab w:val="left" w:pos="916"/>
+          <w:tab w:val="left" w:pos="1832"/>
+          <w:tab w:val="left" w:pos="2748"/>
+          <w:tab w:val="left" w:pos="3664"/>
+          <w:tab w:val="left" w:pos="4580"/>
+          <w:tab w:val="left" w:pos="5496"/>
+          <w:tab w:val="left" w:pos="6412"/>
+          <w:tab w:val="left" w:pos="7328"/>
+          <w:tab w:val="left" w:pos="8244"/>
+          <w:tab w:val="left" w:pos="9160"/>
+          <w:tab w:val="left" w:pos="10076"/>
+          <w:tab w:val="left" w:pos="10992"/>
+          <w:tab w:val="left" w:pos="11908"/>
+          <w:tab w:val="left" w:pos="12824"/>
+          <w:tab w:val="left" w:pos="13740"/>
+          <w:tab w:val="left" w:pos="14656"/>
+        </w:tabs>
+        <w:spacing w:after="0" w:line="240" w:lineRule="auto"/>
+        <w:rPr>
+          <w:rFonts w:ascii="Arial" w:eastAsia="Times New Roman" w:hAnsi="Arial" w:cs="Arial"/>
+          <w:kern w:val="0"/>
+          <w:sz w:val="20"/>
+          <w:szCs w:val="20"/>
+          <w:lang w:val="en-US" w:eastAsia="es-ES"/>
+          <w14:ligatures w14:val="none"/>
+        </w:rPr>
+      </w:pPr>
+      <w:r>
+        <w:rPr>
+          <w:rFonts w:ascii="Arial" w:eastAsia="Times New Roman" w:hAnsi="Arial" w:cs="Arial"/>
+          <w:kern w:val="0"/>
+          <w:sz w:val="20"/>
+          <w:szCs w:val="20"/>
+          <w:lang w:val="en-US" w:eastAsia="es-ES"/>
+          <w14:ligatures w14:val="none"/>
+        </w:rPr>
+        <w:t xml:space="preserve">    "</w:t>
+      </w:r>
+      <w:proofErr w:type="spellStart"/>
+      <w:proofErr w:type="gramStart"/>
+      <w:r>
+        <w:rPr>
+          <w:rFonts w:ascii="Arial" w:eastAsia="Times New Roman" w:hAnsi="Arial" w:cs="Arial"/>
+          <w:kern w:val="0"/>
+          <w:sz w:val="20"/>
+          <w:szCs w:val="20"/>
+          <w:lang w:val="en-US" w:eastAsia="es-ES"/>
+          <w14:ligatures w14:val="none"/>
+        </w:rPr>
+        <w:t>traffic</w:t>
+      </w:r>
+      <w:proofErr w:type="gramEnd"/>
+      <w:r>
+        <w:rPr>
+          <w:rFonts w:ascii="Arial" w:eastAsia="Times New Roman" w:hAnsi="Arial" w:cs="Arial"/>
+          <w:kern w:val="0"/>
+          <w:sz w:val="20"/>
+          <w:szCs w:val="20"/>
+          <w:lang w:val="en-US" w:eastAsia="es-ES"/>
+          <w14:ligatures w14:val="none"/>
+        </w:rPr>
+        <w:t>_light_type</w:t>
+      </w:r>
+      <w:proofErr w:type="spellEnd"/>
+      <w:r>
+        <w:rPr>
+          <w:rFonts w:ascii="Arial" w:eastAsia="Times New Roman" w:hAnsi="Arial" w:cs="Arial"/>
+          <w:kern w:val="0"/>
+          <w:sz w:val="20"/>
+          <w:szCs w:val="20"/>
+          <w:lang w:val="en-US" w:eastAsia="es-ES"/>
+          <w14:ligatures w14:val="none"/>
+        </w:rPr>
+        <w:t>": "</w:t>
+      </w:r>
+      <w:proofErr w:type="spellStart"/>
+      <w:r>
+        <w:rPr>
+          <w:rFonts w:ascii="Arial" w:eastAsia="Times New Roman" w:hAnsi="Arial" w:cs="Arial"/>
+          <w:kern w:val="0"/>
+          <w:sz w:val="20"/>
+          <w:szCs w:val="20"/>
+          <w:lang w:val="en-US" w:eastAsia="es-ES"/>
+          <w14:ligatures w14:val="none"/>
+        </w:rPr>
+        <w:t>mixed_vehicle_pedestrian</w:t>
+      </w:r>
+      <w:proofErr w:type="spellEnd"/>
+      <w:r>
+        <w:rPr>
+          <w:rFonts w:ascii="Arial" w:eastAsia="Times New Roman" w:hAnsi="Arial" w:cs="Arial"/>
+          <w:kern w:val="0"/>
+          <w:sz w:val="20"/>
+          <w:szCs w:val="20"/>
+          <w:lang w:val="en-US" w:eastAsia="es-ES"/>
+          <w14:ligatures w14:val="none"/>
+        </w:rPr>
+        <w:t>",</w:t>
+      </w:r>
+    </w:p>
+    <w:p>
+      <w:pPr>
+        <w:tabs>
+          <w:tab w:val="left" w:pos="916"/>
+          <w:tab w:val="left" w:pos="1832"/>
+          <w:tab w:val="left" w:pos="2748"/>
+          <w:tab w:val="left" w:pos="3664"/>
+          <w:tab w:val="left" w:pos="4580"/>
+          <w:tab w:val="left" w:pos="5496"/>
+          <w:tab w:val="left" w:pos="6412"/>
+          <w:tab w:val="left" w:pos="7328"/>
+          <w:tab w:val="left" w:pos="8244"/>
+          <w:tab w:val="left" w:pos="9160"/>
+          <w:tab w:val="left" w:pos="10076"/>
+          <w:tab w:val="left" w:pos="10992"/>
+          <w:tab w:val="left" w:pos="11908"/>
+          <w:tab w:val="left" w:pos="12824"/>
+          <w:tab w:val="left" w:pos="13740"/>
+          <w:tab w:val="left" w:pos="14656"/>
+        </w:tabs>
+        <w:spacing w:after="0" w:line="240" w:lineRule="auto"/>
+        <w:rPr>
+          <w:rFonts w:ascii="Arial" w:eastAsia="Times New Roman" w:hAnsi="Arial" w:cs="Arial"/>
+          <w:kern w:val="0"/>
+          <w:sz w:val="20"/>
+          <w:szCs w:val="20"/>
+          <w:lang w:val="en-US" w:eastAsia="es-ES"/>
+          <w14:ligatures w14:val="none"/>
+        </w:rPr>
+      </w:pPr>
+      <w:r>
+        <w:rPr>
+          <w:rFonts w:ascii="Arial" w:eastAsia="Times New Roman" w:hAnsi="Arial" w:cs="Arial"/>
+          <w:kern w:val="0"/>
+          <w:sz w:val="20"/>
+          <w:szCs w:val="20"/>
+          <w:lang w:val="en-US" w:eastAsia="es-ES"/>
+          <w14:ligatures w14:val="none"/>
+        </w:rPr>
+        <w:t xml:space="preserve">    "</w:t>
+      </w:r>
+      <w:proofErr w:type="spellStart"/>
+      <w:proofErr w:type="gramStart"/>
+      <w:r>
+        <w:rPr>
+          <w:rFonts w:ascii="Arial" w:eastAsia="Times New Roman" w:hAnsi="Arial" w:cs="Arial"/>
+          <w:kern w:val="0"/>
+          <w:sz w:val="20"/>
+          <w:szCs w:val="20"/>
+          <w:lang w:val="en-US" w:eastAsia="es-ES"/>
+          <w14:ligatures w14:val="none"/>
+        </w:rPr>
+        <w:t>circulation</w:t>
+      </w:r>
+      <w:proofErr w:type="gramEnd"/>
+      <w:r>
+        <w:rPr>
+          <w:rFonts w:ascii="Arial" w:eastAsia="Times New Roman" w:hAnsi="Arial" w:cs="Arial"/>
+          <w:kern w:val="0"/>
+          <w:sz w:val="20"/>
+          <w:szCs w:val="20"/>
+          <w:lang w:val="en-US" w:eastAsia="es-ES"/>
+          <w14:ligatures w14:val="none"/>
+        </w:rPr>
+        <w:t>_direction</w:t>
+      </w:r>
+      <w:proofErr w:type="spellEnd"/>
+      <w:r>
+        <w:rPr>
+          <w:rFonts w:ascii="Arial" w:eastAsia="Times New Roman" w:hAnsi="Arial" w:cs="Arial"/>
+          <w:kern w:val="0"/>
+          <w:sz w:val="20"/>
+          <w:szCs w:val="20"/>
+          <w:lang w:val="en-US" w:eastAsia="es-ES"/>
+          <w14:ligatures w14:val="none"/>
+        </w:rPr>
+        <w:t>": "bidirectional",</w:t>
+      </w:r>
+    </w:p>
+    <w:p>
+      <w:pPr>
+        <w:tabs>
+          <w:tab w:val="left" w:pos="916"/>
+          <w:tab w:val="left" w:pos="1832"/>
+          <w:tab w:val="left" w:pos="2748"/>
+          <w:tab w:val="left" w:pos="3664"/>
+          <w:tab w:val="left" w:pos="4580"/>
+          <w:tab w:val="left" w:pos="5496"/>
+          <w:tab w:val="left" w:pos="6412"/>
+          <w:tab w:val="left" w:pos="7328"/>
+          <w:tab w:val="left" w:pos="8244"/>
+          <w:tab w:val="left" w:pos="9160"/>
+          <w:tab w:val="left" w:pos="10076"/>
+          <w:tab w:val="left" w:pos="10992"/>
+          <w:tab w:val="left" w:pos="11908"/>
+          <w:tab w:val="left" w:pos="12824"/>
+          <w:tab w:val="left" w:pos="13740"/>
+          <w:tab w:val="left" w:pos="14656"/>
+        </w:tabs>
+        <w:spacing w:after="0" w:line="240" w:lineRule="auto"/>
+        <w:rPr>
+          <w:rFonts w:ascii="Arial" w:eastAsia="Times New Roman" w:hAnsi="Arial" w:cs="Arial"/>
+          <w:kern w:val="0"/>
+          <w:sz w:val="20"/>
+          <w:szCs w:val="20"/>
+          <w:lang w:val="en-US" w:eastAsia="es-ES"/>
+          <w14:ligatures w14:val="none"/>
+        </w:rPr>
+      </w:pPr>
+      <w:r>
+        <w:rPr>
+          <w:rFonts w:ascii="Arial" w:eastAsia="Times New Roman" w:hAnsi="Arial" w:cs="Arial"/>
+          <w:kern w:val="0"/>
+          <w:sz w:val="20"/>
+          <w:szCs w:val="20"/>
+          <w:lang w:val="en-US" w:eastAsia="es-ES"/>
+          <w14:ligatures w14:val="none"/>
+        </w:rPr>
+        <w:t xml:space="preserve">    "</w:t>
+      </w:r>
+      <w:proofErr w:type="spellStart"/>
+      <w:proofErr w:type="gramStart"/>
+      <w:r>
+        <w:rPr>
+          <w:rFonts w:ascii="Arial" w:eastAsia="Times New Roman" w:hAnsi="Arial" w:cs="Arial"/>
+          <w:kern w:val="0"/>
+          <w:sz w:val="20"/>
+          <w:szCs w:val="20"/>
+          <w:lang w:val="en-US" w:eastAsia="es-ES"/>
+          <w14:ligatures w14:val="none"/>
+        </w:rPr>
+        <w:t>current</w:t>
+      </w:r>
+      <w:proofErr w:type="gramEnd"/>
+      <w:r>
+        <w:rPr>
+          <w:rFonts w:ascii="Arial" w:eastAsia="Times New Roman" w:hAnsi="Arial" w:cs="Arial"/>
+          <w:kern w:val="0"/>
+          <w:sz w:val="20"/>
+          <w:szCs w:val="20"/>
+          <w:lang w:val="en-US" w:eastAsia="es-ES"/>
+          <w14:ligatures w14:val="none"/>
+        </w:rPr>
+        <w:t>_state</w:t>
+      </w:r>
+      <w:proofErr w:type="spellEnd"/>
+      <w:r>
+        <w:rPr>
+          <w:rFonts w:ascii="Arial" w:eastAsia="Times New Roman" w:hAnsi="Arial" w:cs="Arial"/>
+          <w:kern w:val="0"/>
+          <w:sz w:val="20"/>
+          <w:szCs w:val="20"/>
+          <w:lang w:val="en-US" w:eastAsia="es-ES"/>
+          <w14:ligatures w14:val="none"/>
+        </w:rPr>
+        <w:t>": "green",</w:t>
+      </w:r>
+    </w:p>
+    <w:p>
+      <w:pPr>
+        <w:tabs>
+          <w:tab w:val="left" w:pos="916"/>
+          <w:tab w:val="left" w:pos="1832"/>
+          <w:tab w:val="left" w:pos="2748"/>
+          <w:tab w:val="left" w:pos="3664"/>
+          <w:tab w:val="left" w:pos="4580"/>
+          <w:tab w:val="left" w:pos="5496"/>
+          <w:tab w:val="left" w:pos="6412"/>
+          <w:tab w:val="left" w:pos="7328"/>
+          <w:tab w:val="left" w:pos="8244"/>
+          <w:tab w:val="left" w:pos="9160"/>
+          <w:tab w:val="left" w:pos="10076"/>
+          <w:tab w:val="left" w:pos="10992"/>
+          <w:tab w:val="left" w:pos="11908"/>
+          <w:tab w:val="left" w:pos="12824"/>
+          <w:tab w:val="left" w:pos="13740"/>
+          <w:tab w:val="left" w:pos="14656"/>
+        </w:tabs>
+        <w:spacing w:after="0" w:line="240" w:lineRule="auto"/>
+        <w:rPr>
+          <w:rFonts w:ascii="Arial" w:eastAsia="Times New Roman" w:hAnsi="Arial" w:cs="Arial"/>
+          <w:kern w:val="0"/>
+          <w:sz w:val="20"/>
+          <w:szCs w:val="20"/>
+          <w:lang w:val="en-US" w:eastAsia="es-ES"/>
+          <w14:ligatures w14:val="none"/>
+        </w:rPr>
+      </w:pPr>
+      <w:r>
+        <w:rPr>
+          <w:rFonts w:ascii="Arial" w:eastAsia="Times New Roman" w:hAnsi="Arial" w:cs="Arial"/>
+          <w:kern w:val="0"/>
+          <w:sz w:val="20"/>
+          <w:szCs w:val="20"/>
+          <w:lang w:val="en-US" w:eastAsia="es-ES"/>
+          <w14:ligatures w14:val="none"/>
+        </w:rPr>
+        <w:t xml:space="preserve">    "</w:t>
+      </w:r>
+      <w:proofErr w:type="spellStart"/>
+      <w:proofErr w:type="gramStart"/>
+      <w:r>
+        <w:rPr>
+          <w:rFonts w:ascii="Arial" w:eastAsia="Times New Roman" w:hAnsi="Arial" w:cs="Arial"/>
+          <w:kern w:val="0"/>
+          <w:sz w:val="20"/>
+          <w:szCs w:val="20"/>
+          <w:lang w:val="en-US" w:eastAsia="es-ES"/>
+          <w14:ligatures w14:val="none"/>
+        </w:rPr>
+        <w:t>pedestrian</w:t>
+      </w:r>
+      <w:proofErr w:type="gramEnd"/>
+      <w:r>
+        <w:rPr>
+          <w:rFonts w:ascii="Arial" w:eastAsia="Times New Roman" w:hAnsi="Arial" w:cs="Arial"/>
+          <w:kern w:val="0"/>
+          <w:sz w:val="20"/>
+          <w:szCs w:val="20"/>
+          <w:lang w:val="en-US" w:eastAsia="es-ES"/>
+          <w14:ligatures w14:val="none"/>
+        </w:rPr>
+        <w:t>_request</w:t>
+      </w:r>
+      <w:proofErr w:type="spellEnd"/>
+      <w:r>
+        <w:rPr>
+          <w:rFonts w:ascii="Arial" w:eastAsia="Times New Roman" w:hAnsi="Arial" w:cs="Arial"/>
+          <w:kern w:val="0"/>
+          <w:sz w:val="20"/>
+          <w:szCs w:val="20"/>
+          <w:lang w:val="en-US" w:eastAsia="es-ES"/>
+          <w14:ligatures w14:val="none"/>
+        </w:rPr>
+        <w:t>": false,</w:t>
+      </w:r>
+    </w:p>
+    <w:p>
+      <w:pPr>
+        <w:tabs>
+          <w:tab w:val="left" w:pos="916"/>
+          <w:tab w:val="left" w:pos="1832"/>
+          <w:tab w:val="left" w:pos="2748"/>
+          <w:tab w:val="left" w:pos="3664"/>
+          <w:tab w:val="left" w:pos="4580"/>
+          <w:tab w:val="left" w:pos="5496"/>
+          <w:tab w:val="left" w:pos="6412"/>
+          <w:tab w:val="left" w:pos="7328"/>
+          <w:tab w:val="left" w:pos="8244"/>
+          <w:tab w:val="left" w:pos="9160"/>
+          <w:tab w:val="left" w:pos="10076"/>
+          <w:tab w:val="left" w:pos="10992"/>
+          <w:tab w:val="left" w:pos="11908"/>
+          <w:tab w:val="left" w:pos="12824"/>
+          <w:tab w:val="left" w:pos="13740"/>
+          <w:tab w:val="left" w:pos="14656"/>
+        </w:tabs>
+        <w:spacing w:after="0" w:line="240" w:lineRule="auto"/>
+        <w:rPr>
+          <w:rFonts w:ascii="Arial" w:eastAsia="Times New Roman" w:hAnsi="Arial" w:cs="Arial"/>
+          <w:kern w:val="0"/>
+          <w:sz w:val="20"/>
+          <w:szCs w:val="20"/>
+          <w:lang w:val="en-US" w:eastAsia="es-ES"/>
+          <w14:ligatures w14:val="none"/>
+        </w:rPr>
+      </w:pPr>
+      <w:r>
+        <w:rPr>
+          <w:rFonts w:ascii="Arial" w:eastAsia="Times New Roman" w:hAnsi="Arial" w:cs="Arial"/>
+          <w:kern w:val="0"/>
+          <w:sz w:val="20"/>
+          <w:szCs w:val="20"/>
+          <w:lang w:val="en-US" w:eastAsia="es-ES"/>
+          <w14:ligatures w14:val="none"/>
+        </w:rPr>
+        <w:t xml:space="preserve">    "</w:t>
+      </w:r>
+      <w:proofErr w:type="spellStart"/>
+      <w:proofErr w:type="gramStart"/>
+      <w:r>
+        <w:rPr>
+          <w:rFonts w:ascii="Arial" w:eastAsia="Times New Roman" w:hAnsi="Arial" w:cs="Arial"/>
+          <w:kern w:val="0"/>
+          <w:sz w:val="20"/>
+          <w:szCs w:val="20"/>
+          <w:lang w:val="en-US" w:eastAsia="es-ES"/>
+          <w14:ligatures w14:val="none"/>
+        </w:rPr>
+        <w:t>light</w:t>
+      </w:r>
+      <w:proofErr w:type="gramEnd"/>
+      <w:r>
+        <w:rPr>
+          <w:rFonts w:ascii="Arial" w:eastAsia="Times New Roman" w:hAnsi="Arial" w:cs="Arial"/>
+          <w:kern w:val="0"/>
+          <w:sz w:val="20"/>
+          <w:szCs w:val="20"/>
+          <w:lang w:val="en-US" w:eastAsia="es-ES"/>
+          <w14:ligatures w14:val="none"/>
+        </w:rPr>
+        <w:t>_level_percent</w:t>
+      </w:r>
+      <w:proofErr w:type="spellEnd"/>
+      <w:r>
+        <w:rPr>
+          <w:rFonts w:ascii="Arial" w:eastAsia="Times New Roman" w:hAnsi="Arial" w:cs="Arial"/>
+          <w:kern w:val="0"/>
+          <w:sz w:val="20"/>
+          <w:szCs w:val="20"/>
+          <w:lang w:val="en-US" w:eastAsia="es-ES"/>
+          <w14:ligatures w14:val="none"/>
+        </w:rPr>
+        <w:t>": "</w:t>
+      </w:r>
+      <w:proofErr w:type="spellStart"/>
+      <w:r>
+        <w:rPr>
+          <w:rFonts w:ascii="Arial" w:eastAsia="Times New Roman" w:hAnsi="Arial" w:cs="Arial"/>
+          <w:kern w:val="0"/>
+          <w:sz w:val="20"/>
+          <w:szCs w:val="20"/>
+          <w:lang w:val="en-US" w:eastAsia="es-ES"/>
+          <w14:ligatures w14:val="none"/>
+        </w:rPr>
+        <w:t>Brillo_al_Maximo</w:t>
+      </w:r>
+      <w:proofErr w:type="spellEnd"/>
+      <w:r>
+        <w:rPr>
+          <w:rFonts w:ascii="Arial" w:eastAsia="Times New Roman" w:hAnsi="Arial" w:cs="Arial"/>
+          <w:kern w:val="0"/>
+          <w:sz w:val="20"/>
+          <w:szCs w:val="20"/>
+          <w:lang w:val="en-US" w:eastAsia="es-ES"/>
+          <w14:ligatures w14:val="none"/>
+        </w:rPr>
+        <w:t>",</w:t>
+      </w:r>
+    </w:p>
+    <w:p>
+      <w:pPr>
+        <w:tabs>
+          <w:tab w:val="left" w:pos="916"/>
+          <w:tab w:val="left" w:pos="1832"/>
+          <w:tab w:val="left" w:pos="2748"/>
+          <w:tab w:val="left" w:pos="3664"/>
+          <w:tab w:val="left" w:pos="4580"/>
+          <w:tab w:val="left" w:pos="5496"/>
+          <w:tab w:val="left" w:pos="6412"/>
+          <w:tab w:val="left" w:pos="7328"/>
+          <w:tab w:val="left" w:pos="8244"/>
+          <w:tab w:val="left" w:pos="9160"/>
+          <w:tab w:val="left" w:pos="10076"/>
+          <w:tab w:val="left" w:pos="10992"/>
+          <w:tab w:val="left" w:pos="11908"/>
+          <w:tab w:val="left" w:pos="12824"/>
+          <w:tab w:val="left" w:pos="13740"/>
+          <w:tab w:val="left" w:pos="14656"/>
+        </w:tabs>
+        <w:spacing w:after="0" w:line="240" w:lineRule="auto"/>
+        <w:rPr>
+          <w:rFonts w:ascii="Arial" w:eastAsia="Times New Roman" w:hAnsi="Arial" w:cs="Arial"/>
+          <w:kern w:val="0"/>
+          <w:sz w:val="20"/>
+          <w:szCs w:val="20"/>
+          <w:lang w:val="en-US" w:eastAsia="es-ES"/>
+          <w14:ligatures w14:val="none"/>
+        </w:rPr>
+      </w:pPr>
+      <w:r>
+        <w:rPr>
+          <w:rFonts w:ascii="Arial" w:eastAsia="Times New Roman" w:hAnsi="Arial" w:cs="Arial"/>
+          <w:kern w:val="0"/>
+          <w:sz w:val="20"/>
+          <w:szCs w:val="20"/>
+          <w:lang w:val="en-US" w:eastAsia="es-ES"/>
+          <w14:ligatures w14:val="none"/>
+        </w:rPr>
+        <w:t xml:space="preserve">    "</w:t>
+      </w:r>
+      <w:proofErr w:type="spellStart"/>
+      <w:proofErr w:type="gramStart"/>
+      <w:r>
+        <w:rPr>
+          <w:rFonts w:ascii="Arial" w:eastAsia="Times New Roman" w:hAnsi="Arial" w:cs="Arial"/>
+          <w:kern w:val="0"/>
+          <w:sz w:val="20"/>
+          <w:szCs w:val="20"/>
+          <w:lang w:val="en-US" w:eastAsia="es-ES"/>
+          <w14:ligatures w14:val="none"/>
+        </w:rPr>
+        <w:t>current</w:t>
+      </w:r>
+      <w:proofErr w:type="gramEnd"/>
+      <w:r>
+        <w:rPr>
+          <w:rFonts w:ascii="Arial" w:eastAsia="Times New Roman" w:hAnsi="Arial" w:cs="Arial"/>
+          <w:kern w:val="0"/>
+          <w:sz w:val="20"/>
+          <w:szCs w:val="20"/>
+          <w:lang w:val="en-US" w:eastAsia="es-ES"/>
+          <w14:ligatures w14:val="none"/>
+        </w:rPr>
+        <w:t>_state_seconds</w:t>
+      </w:r>
+      <w:proofErr w:type="spellEnd"/>
+      <w:r>
+        <w:rPr>
+          <w:rFonts w:ascii="Arial" w:eastAsia="Times New Roman" w:hAnsi="Arial" w:cs="Arial"/>
+          <w:kern w:val="0"/>
+          <w:sz w:val="20"/>
+          <w:szCs w:val="20"/>
+          <w:lang w:val="en-US" w:eastAsia="es-ES"/>
+          <w14:ligatures w14:val="none"/>
+        </w:rPr>
+        <w:t>": 15,</w:t>
+      </w:r>
+    </w:p>
+    <w:p>
+      <w:pPr>
+        <w:tabs>
+          <w:tab w:val="left" w:pos="916"/>
+          <w:tab w:val="left" w:pos="1832"/>
+          <w:tab w:val="left" w:pos="2748"/>
+          <w:tab w:val="left" w:pos="3664"/>
+          <w:tab w:val="left" w:pos="4580"/>
+          <w:tab w:val="left" w:pos="5496"/>
+          <w:tab w:val="left" w:pos="6412"/>
+          <w:tab w:val="left" w:pos="7328"/>
+          <w:tab w:val="left" w:pos="8244"/>
+          <w:tab w:val="left" w:pos="9160"/>
+          <w:tab w:val="left" w:pos="10076"/>
+          <w:tab w:val="left" w:pos="10992"/>
+          <w:tab w:val="left" w:pos="11908"/>
+          <w:tab w:val="left" w:pos="12824"/>
+          <w:tab w:val="left" w:pos="13740"/>
+          <w:tab w:val="left" w:pos="14656"/>
+        </w:tabs>
+        <w:spacing w:after="0" w:line="240" w:lineRule="auto"/>
+        <w:rPr>
+          <w:rFonts w:ascii="Arial" w:eastAsia="Times New Roman" w:hAnsi="Arial" w:cs="Arial"/>
+          <w:kern w:val="0"/>
+          <w:sz w:val="20"/>
+          <w:szCs w:val="20"/>
+          <w:lang w:eastAsia="es-ES"/>
+          <w14:ligatures w14:val="none"/>
+        </w:rPr>
+      </w:pPr>
+      <w:r>
+        <w:rPr>
+          <w:rFonts w:ascii="Arial" w:eastAsia="Times New Roman" w:hAnsi="Arial" w:cs="Arial"/>
+          <w:kern w:val="0"/>
+          <w:sz w:val="20"/>
+          <w:szCs w:val="20"/>
+          <w:lang w:val="en-US" w:eastAsia="es-ES"/>
+          <w14:ligatures w14:val="none"/>
+        </w:rPr>
+        <w:t xml:space="preserve">    </w:t>
+      </w:r>
+      <w:r>
+        <w:rPr>
+          <w:rFonts w:ascii="Arial" w:eastAsia="Times New Roman" w:hAnsi="Arial" w:cs="Arial"/>
+          <w:kern w:val="0"/>
+          <w:sz w:val="20"/>
+          <w:szCs w:val="20"/>
+          <w:lang w:eastAsia="es-ES"/>
+          <w14:ligatures w14:val="none"/>
+        </w:rPr>
+        <w:t>"</w:t>
+      </w:r>
+      <w:proofErr w:type="spellStart"/>
+      <w:r>
+        <w:rPr>
+          <w:rFonts w:ascii="Arial" w:eastAsia="Times New Roman" w:hAnsi="Arial" w:cs="Arial"/>
+          <w:kern w:val="0"/>
+          <w:sz w:val="20"/>
+          <w:szCs w:val="20"/>
+          <w:lang w:eastAsia="es-ES"/>
+          <w14:ligatures w14:val="none"/>
+        </w:rPr>
+        <w:t>current_state_seconds_left</w:t>
+      </w:r>
+      <w:proofErr w:type="spellEnd"/>
+      <w:r>
+        <w:rPr>
+          <w:rFonts w:ascii="Arial" w:eastAsia="Times New Roman" w:hAnsi="Arial" w:cs="Arial"/>
+          <w:kern w:val="0"/>
+          <w:sz w:val="20"/>
+          <w:szCs w:val="20"/>
+          <w:lang w:eastAsia="es-ES"/>
+          <w14:ligatures w14:val="none"/>
+        </w:rPr>
+        <w:t xml:space="preserve">": 10 </w:t>
+      </w:r>
+    </w:p>
+    <w:p>
+      <w:pPr>
+        <w:tabs>
+          <w:tab w:val="left" w:pos="916"/>
+          <w:tab w:val="left" w:pos="1832"/>
+          <w:tab w:val="left" w:pos="2748"/>
+          <w:tab w:val="left" w:pos="3664"/>
+          <w:tab w:val="left" w:pos="4580"/>
+          <w:tab w:val="left" w:pos="5496"/>
+          <w:tab w:val="left" w:pos="6412"/>
+          <w:tab w:val="left" w:pos="7328"/>
+          <w:tab w:val="left" w:pos="8244"/>
+          <w:tab w:val="left" w:pos="9160"/>
+          <w:tab w:val="left" w:pos="10076"/>
+          <w:tab w:val="left" w:pos="10992"/>
+          <w:tab w:val="left" w:pos="11908"/>
+          <w:tab w:val="left" w:pos="12824"/>
+          <w:tab w:val="left" w:pos="13740"/>
+          <w:tab w:val="left" w:pos="14656"/>
+        </w:tabs>
+        <w:spacing w:after="0" w:line="240" w:lineRule="auto"/>
+        <w:rPr>
+          <w:rFonts w:ascii="Arial" w:eastAsia="Times New Roman" w:hAnsi="Arial" w:cs="Arial"/>
+          <w:kern w:val="0"/>
+          <w:sz w:val="20"/>
+          <w:szCs w:val="20"/>
+          <w:lang w:eastAsia="es-ES"/>
+          <w14:ligatures w14:val="none"/>
+        </w:rPr>
+      </w:pPr>
+      <w:r>
+        <w:rPr>
+          <w:rFonts w:ascii="Arial" w:eastAsia="Times New Roman" w:hAnsi="Arial" w:cs="Arial"/>
+          <w:kern w:val="0"/>
+          <w:sz w:val="20"/>
+          <w:szCs w:val="20"/>
+          <w:lang w:eastAsia="es-ES"/>
+          <w14:ligatures w14:val="none"/>
+        </w:rPr>
+        <w:t xml:space="preserve">  }</w:t>
+      </w:r>
+    </w:p>
+    <w:p>
+      <w:pPr>
+        <w:tabs>
+          <w:tab w:val="left" w:pos="916"/>
+          <w:tab w:val="left" w:pos="1832"/>
+          <w:tab w:val="left" w:pos="2748"/>
+          <w:tab w:val="left" w:pos="3664"/>
+          <w:tab w:val="left" w:pos="4580"/>
+          <w:tab w:val="left" w:pos="5496"/>
+          <w:tab w:val="left" w:pos="6412"/>
+          <w:tab w:val="left" w:pos="7328"/>
+          <w:tab w:val="left" w:pos="8244"/>
+          <w:tab w:val="left" w:pos="9160"/>
+          <w:tab w:val="left" w:pos="10076"/>
+          <w:tab w:val="left" w:pos="10992"/>
+          <w:tab w:val="left" w:pos="11908"/>
+          <w:tab w:val="left" w:pos="12824"/>
+          <w:tab w:val="left" w:pos="13740"/>
+          <w:tab w:val="left" w:pos="14656"/>
+        </w:tabs>
+        <w:spacing w:after="0" w:line="240" w:lineRule="auto"/>
+        <w:rPr>
+          <w:rFonts w:ascii="Arial" w:eastAsia="Times New Roman" w:hAnsi="Arial" w:cs="Arial"/>
+          <w:kern w:val="0"/>
+          <w:sz w:val="20"/>
+          <w:szCs w:val="20"/>
+          <w:lang w:eastAsia="es-ES"/>
+          <w14:ligatures w14:val="none"/>
+        </w:rPr>
+      </w:pPr>
+      <w:r>
+        <w:rPr>
+          <w:rFonts w:ascii="Arial" w:eastAsia="Times New Roman" w:hAnsi="Arial" w:cs="Arial"/>
+          <w:kern w:val="0"/>
+          <w:sz w:val="20"/>
+          <w:szCs w:val="20"/>
+          <w:lang w:eastAsia="es-ES"/>
+          <w14:ligatures w14:val="none"/>
+        </w:rPr>
+        <w:t>}</w:t>
+      </w:r>
+    </w:p>
+    <w:p>
+      <w:pPr>
+        <w:pStyle w:val="Ttulo1"/>
+      </w:pPr>
+      <w:r>
+        <w:br w:type="page"/>
+      </w:r>
+    </w:p>
+    <w:p>
+      <w:pPr>
+        <w:pStyle w:val="Ttulo1"/>
+      </w:pPr>
+      <w:r>
+        <w:lastRenderedPageBreak/>
         <w:t>TOPICS</w:t>
       </w:r>
     </w:p>
     <w:sectPr>
-      <w:footerReference w:type="default" r:id="rId7"/>
-      <w:footerReference w:type="first" r:id="rId8"/>
+      <w:footerReference w:type="default" r:id="rId8"/>
+      <w:footerReference w:type="first" r:id="rId9"/>
       <w:pgSz w:w="11906" w:h="16838"/>
       <w:pgMar w:top="1417" w:right="1701" w:bottom="1417" w:left="1701" w:header="708" w:footer="708" w:gutter="0"/>
       <w:cols w:space="708"/>
@@ -415,6 +6944,1007 @@
     </w:p>
   </w:footnote>
 </w:footnotes>
+</file>
+
+<file path=word/numbering.xml><?xml version="1.0" encoding="utf-8"?>
+<w:numbering xmlns:wpc="http://schemas.microsoft.com/office/word/2010/wordprocessingCanvas" xmlns:cx="http://schemas.microsoft.com/office/drawing/2014/chartex" xmlns:cx1="http://schemas.microsoft.com/office/drawing/2015/9/8/chartex" xmlns:cx2="http://schemas.microsoft.com/office/drawing/2015/10/21/chartex" xmlns:cx3="http://schemas.microsoft.com/office/drawing/2016/5/9/chartex" xmlns:cx4="http://schemas.microsoft.com/office/drawing/2016/5/10/chartex" xmlns:cx5="http://schemas.microsoft.com/office/drawing/2016/5/11/chartex" xmlns:cx6="http://schemas.microsoft.com/office/drawing/2016/5/12/chartex" xmlns:cx7="http://schemas.microsoft.com/office/drawing/2016/5/13/chartex" xmlns:cx8="http://schemas.microsoft.com/office/drawing/2016/5/14/chartex" xmlns:mc="http://schemas.openxmlformats.org/markup-compatibility/2006" xmlns:aink="http://schemas.microsoft.com/office/drawing/2016/ink" xmlns:am3d="http://schemas.microsoft.com/office/drawing/2017/model3d" xmlns:o="urn:schemas-microsoft-com:office:office" xmlns:oel="http://schemas.microsoft.com/office/2019/extlst" xmlns:r="http://schemas.openxmlformats.org/officeDocument/2006/relationships" xmlns:m="http://schemas.openxmlformats.org/officeDocument/2006/math" xmlns:v="urn:schemas-microsoft-com:vml" xmlns:wp14="http://schemas.microsoft.com/office/word/2010/wordprocessingDrawing" xmlns:wp="http://schemas.openxmlformats.org/drawingml/2006/wordprocessingDrawing" xmlns:w10="urn:schemas-microsoft-com:office:word" xmlns:w="http://schemas.openxmlformats.org/wordprocessingml/2006/main" xmlns:w14="http://schemas.microsoft.com/office/word/2010/wordml" xmlns:w15="http://schemas.microsoft.com/office/word/2012/wordml" xmlns:w16cex="http://schemas.microsoft.com/office/word/2018/wordml/cex" xmlns:w16cid="http://schemas.microsoft.com/office/word/2016/wordml/cid" xmlns:w16="http://schemas.microsoft.com/office/word/2018/wordml" xmlns:w16du="http://schemas.microsoft.com/office/word/2023/wordml/word16du" xmlns:w16sdtdh="http://schemas.microsoft.com/office/word/2020/wordml/sdtdatahash" xmlns:w16sdtfl="http://schemas.microsoft.com/office/word/2024/wordml/sdtformatlock" xmlns:w16se="http://schemas.microsoft.com/office/word/2015/wordml/symex" xmlns:wpg="http://schemas.microsoft.com/office/word/2010/wordprocessingGroup" xmlns:wpi="http://schemas.microsoft.com/office/word/2010/wordprocessingInk" xmlns:wne="http://schemas.microsoft.com/office/word/2006/wordml" xmlns:wps="http://schemas.microsoft.com/office/word/2010/wordprocessingShape" mc:Ignorable="w14 w15 w16se w16cid w16 w16cex w16sdtdh w16sdtfl w16du wp14">
+  <w:abstractNum w:abstractNumId="0" w15:restartNumberingAfterBreak="0">
+    <w:nsid w:val="01AB3350"/>
+    <w:multiLevelType w:val="multilevel"/>
+    <w:tmpl w:val="8806C66C"/>
+    <w:lvl w:ilvl="0">
+      <w:start w:val="1"/>
+      <w:numFmt w:val="bullet"/>
+      <w:lvlText w:val=""/>
+      <w:lvlJc w:val="left"/>
+      <w:pPr>
+        <w:tabs>
+          <w:tab w:val="num" w:pos="720"/>
+        </w:tabs>
+        <w:ind w:left="720" w:hanging="360"/>
+      </w:pPr>
+      <w:rPr>
+        <w:rFonts w:ascii="Symbol" w:hAnsi="Symbol" w:hint="default"/>
+        <w:sz w:val="20"/>
+      </w:rPr>
+    </w:lvl>
+    <w:lvl w:ilvl="1" w:tentative="1">
+      <w:start w:val="1"/>
+      <w:numFmt w:val="bullet"/>
+      <w:lvlText w:val="o"/>
+      <w:lvlJc w:val="left"/>
+      <w:pPr>
+        <w:tabs>
+          <w:tab w:val="num" w:pos="1440"/>
+        </w:tabs>
+        <w:ind w:left="1440" w:hanging="360"/>
+      </w:pPr>
+      <w:rPr>
+        <w:rFonts w:ascii="Courier New" w:hAnsi="Courier New" w:hint="default"/>
+        <w:sz w:val="20"/>
+      </w:rPr>
+    </w:lvl>
+    <w:lvl w:ilvl="2" w:tentative="1">
+      <w:start w:val="1"/>
+      <w:numFmt w:val="bullet"/>
+      <w:lvlText w:val=""/>
+      <w:lvlJc w:val="left"/>
+      <w:pPr>
+        <w:tabs>
+          <w:tab w:val="num" w:pos="2160"/>
+        </w:tabs>
+        <w:ind w:left="2160" w:hanging="360"/>
+      </w:pPr>
+      <w:rPr>
+        <w:rFonts w:ascii="Wingdings" w:hAnsi="Wingdings" w:hint="default"/>
+        <w:sz w:val="20"/>
+      </w:rPr>
+    </w:lvl>
+    <w:lvl w:ilvl="3" w:tentative="1">
+      <w:start w:val="1"/>
+      <w:numFmt w:val="bullet"/>
+      <w:lvlText w:val=""/>
+      <w:lvlJc w:val="left"/>
+      <w:pPr>
+        <w:tabs>
+          <w:tab w:val="num" w:pos="2880"/>
+        </w:tabs>
+        <w:ind w:left="2880" w:hanging="360"/>
+      </w:pPr>
+      <w:rPr>
+        <w:rFonts w:ascii="Wingdings" w:hAnsi="Wingdings" w:hint="default"/>
+        <w:sz w:val="20"/>
+      </w:rPr>
+    </w:lvl>
+    <w:lvl w:ilvl="4" w:tentative="1">
+      <w:start w:val="1"/>
+      <w:numFmt w:val="bullet"/>
+      <w:lvlText w:val=""/>
+      <w:lvlJc w:val="left"/>
+      <w:pPr>
+        <w:tabs>
+          <w:tab w:val="num" w:pos="3600"/>
+        </w:tabs>
+        <w:ind w:left="3600" w:hanging="360"/>
+      </w:pPr>
+      <w:rPr>
+        <w:rFonts w:ascii="Wingdings" w:hAnsi="Wingdings" w:hint="default"/>
+        <w:sz w:val="20"/>
+      </w:rPr>
+    </w:lvl>
+    <w:lvl w:ilvl="5" w:tentative="1">
+      <w:start w:val="1"/>
+      <w:numFmt w:val="bullet"/>
+      <w:lvlText w:val=""/>
+      <w:lvlJc w:val="left"/>
+      <w:pPr>
+        <w:tabs>
+          <w:tab w:val="num" w:pos="4320"/>
+        </w:tabs>
+        <w:ind w:left="4320" w:hanging="360"/>
+      </w:pPr>
+      <w:rPr>
+        <w:rFonts w:ascii="Wingdings" w:hAnsi="Wingdings" w:hint="default"/>
+        <w:sz w:val="20"/>
+      </w:rPr>
+    </w:lvl>
+    <w:lvl w:ilvl="6" w:tentative="1">
+      <w:start w:val="1"/>
+      <w:numFmt w:val="bullet"/>
+      <w:lvlText w:val=""/>
+      <w:lvlJc w:val="left"/>
+      <w:pPr>
+        <w:tabs>
+          <w:tab w:val="num" w:pos="5040"/>
+        </w:tabs>
+        <w:ind w:left="5040" w:hanging="360"/>
+      </w:pPr>
+      <w:rPr>
+        <w:rFonts w:ascii="Wingdings" w:hAnsi="Wingdings" w:hint="default"/>
+        <w:sz w:val="20"/>
+      </w:rPr>
+    </w:lvl>
+    <w:lvl w:ilvl="7" w:tentative="1">
+      <w:start w:val="1"/>
+      <w:numFmt w:val="bullet"/>
+      <w:lvlText w:val=""/>
+      <w:lvlJc w:val="left"/>
+      <w:pPr>
+        <w:tabs>
+          <w:tab w:val="num" w:pos="5760"/>
+        </w:tabs>
+        <w:ind w:left="5760" w:hanging="360"/>
+      </w:pPr>
+      <w:rPr>
+        <w:rFonts w:ascii="Wingdings" w:hAnsi="Wingdings" w:hint="default"/>
+        <w:sz w:val="20"/>
+      </w:rPr>
+    </w:lvl>
+    <w:lvl w:ilvl="8" w:tentative="1">
+      <w:start w:val="1"/>
+      <w:numFmt w:val="bullet"/>
+      <w:lvlText w:val=""/>
+      <w:lvlJc w:val="left"/>
+      <w:pPr>
+        <w:tabs>
+          <w:tab w:val="num" w:pos="6480"/>
+        </w:tabs>
+        <w:ind w:left="6480" w:hanging="360"/>
+      </w:pPr>
+      <w:rPr>
+        <w:rFonts w:ascii="Wingdings" w:hAnsi="Wingdings" w:hint="default"/>
+        <w:sz w:val="20"/>
+      </w:rPr>
+    </w:lvl>
+  </w:abstractNum>
+  <w:abstractNum w:abstractNumId="1" w15:restartNumberingAfterBreak="0">
+    <w:nsid w:val="052B6FA0"/>
+    <w:multiLevelType w:val="multilevel"/>
+    <w:tmpl w:val="3C2CD80C"/>
+    <w:lvl w:ilvl="0">
+      <w:start w:val="1"/>
+      <w:numFmt w:val="bullet"/>
+      <w:lvlText w:val=""/>
+      <w:lvlJc w:val="left"/>
+      <w:pPr>
+        <w:tabs>
+          <w:tab w:val="num" w:pos="720"/>
+        </w:tabs>
+        <w:ind w:left="720" w:hanging="360"/>
+      </w:pPr>
+      <w:rPr>
+        <w:rFonts w:ascii="Symbol" w:hAnsi="Symbol" w:hint="default"/>
+        <w:sz w:val="20"/>
+      </w:rPr>
+    </w:lvl>
+    <w:lvl w:ilvl="1">
+      <w:start w:val="1"/>
+      <w:numFmt w:val="bullet"/>
+      <w:lvlText w:val="o"/>
+      <w:lvlJc w:val="left"/>
+      <w:pPr>
+        <w:tabs>
+          <w:tab w:val="num" w:pos="1440"/>
+        </w:tabs>
+        <w:ind w:left="1440" w:hanging="360"/>
+      </w:pPr>
+      <w:rPr>
+        <w:rFonts w:ascii="Courier New" w:hAnsi="Courier New" w:hint="default"/>
+        <w:sz w:val="20"/>
+      </w:rPr>
+    </w:lvl>
+    <w:lvl w:ilvl="2" w:tentative="1">
+      <w:start w:val="1"/>
+      <w:numFmt w:val="bullet"/>
+      <w:lvlText w:val=""/>
+      <w:lvlJc w:val="left"/>
+      <w:pPr>
+        <w:tabs>
+          <w:tab w:val="num" w:pos="2160"/>
+        </w:tabs>
+        <w:ind w:left="2160" w:hanging="360"/>
+      </w:pPr>
+      <w:rPr>
+        <w:rFonts w:ascii="Wingdings" w:hAnsi="Wingdings" w:hint="default"/>
+        <w:sz w:val="20"/>
+      </w:rPr>
+    </w:lvl>
+    <w:lvl w:ilvl="3" w:tentative="1">
+      <w:start w:val="1"/>
+      <w:numFmt w:val="bullet"/>
+      <w:lvlText w:val=""/>
+      <w:lvlJc w:val="left"/>
+      <w:pPr>
+        <w:tabs>
+          <w:tab w:val="num" w:pos="2880"/>
+        </w:tabs>
+        <w:ind w:left="2880" w:hanging="360"/>
+      </w:pPr>
+      <w:rPr>
+        <w:rFonts w:ascii="Wingdings" w:hAnsi="Wingdings" w:hint="default"/>
+        <w:sz w:val="20"/>
+      </w:rPr>
+    </w:lvl>
+    <w:lvl w:ilvl="4" w:tentative="1">
+      <w:start w:val="1"/>
+      <w:numFmt w:val="bullet"/>
+      <w:lvlText w:val=""/>
+      <w:lvlJc w:val="left"/>
+      <w:pPr>
+        <w:tabs>
+          <w:tab w:val="num" w:pos="3600"/>
+        </w:tabs>
+        <w:ind w:left="3600" w:hanging="360"/>
+      </w:pPr>
+      <w:rPr>
+        <w:rFonts w:ascii="Wingdings" w:hAnsi="Wingdings" w:hint="default"/>
+        <w:sz w:val="20"/>
+      </w:rPr>
+    </w:lvl>
+    <w:lvl w:ilvl="5" w:tentative="1">
+      <w:start w:val="1"/>
+      <w:numFmt w:val="bullet"/>
+      <w:lvlText w:val=""/>
+      <w:lvlJc w:val="left"/>
+      <w:pPr>
+        <w:tabs>
+          <w:tab w:val="num" w:pos="4320"/>
+        </w:tabs>
+        <w:ind w:left="4320" w:hanging="360"/>
+      </w:pPr>
+      <w:rPr>
+        <w:rFonts w:ascii="Wingdings" w:hAnsi="Wingdings" w:hint="default"/>
+        <w:sz w:val="20"/>
+      </w:rPr>
+    </w:lvl>
+    <w:lvl w:ilvl="6" w:tentative="1">
+      <w:start w:val="1"/>
+      <w:numFmt w:val="bullet"/>
+      <w:lvlText w:val=""/>
+      <w:lvlJc w:val="left"/>
+      <w:pPr>
+        <w:tabs>
+          <w:tab w:val="num" w:pos="5040"/>
+        </w:tabs>
+        <w:ind w:left="5040" w:hanging="360"/>
+      </w:pPr>
+      <w:rPr>
+        <w:rFonts w:ascii="Wingdings" w:hAnsi="Wingdings" w:hint="default"/>
+        <w:sz w:val="20"/>
+      </w:rPr>
+    </w:lvl>
+    <w:lvl w:ilvl="7" w:tentative="1">
+      <w:start w:val="1"/>
+      <w:numFmt w:val="bullet"/>
+      <w:lvlText w:val=""/>
+      <w:lvlJc w:val="left"/>
+      <w:pPr>
+        <w:tabs>
+          <w:tab w:val="num" w:pos="5760"/>
+        </w:tabs>
+        <w:ind w:left="5760" w:hanging="360"/>
+      </w:pPr>
+      <w:rPr>
+        <w:rFonts w:ascii="Wingdings" w:hAnsi="Wingdings" w:hint="default"/>
+        <w:sz w:val="20"/>
+      </w:rPr>
+    </w:lvl>
+    <w:lvl w:ilvl="8" w:tentative="1">
+      <w:start w:val="1"/>
+      <w:numFmt w:val="bullet"/>
+      <w:lvlText w:val=""/>
+      <w:lvlJc w:val="left"/>
+      <w:pPr>
+        <w:tabs>
+          <w:tab w:val="num" w:pos="6480"/>
+        </w:tabs>
+        <w:ind w:left="6480" w:hanging="360"/>
+      </w:pPr>
+      <w:rPr>
+        <w:rFonts w:ascii="Wingdings" w:hAnsi="Wingdings" w:hint="default"/>
+        <w:sz w:val="20"/>
+      </w:rPr>
+    </w:lvl>
+  </w:abstractNum>
+  <w:abstractNum w:abstractNumId="2" w15:restartNumberingAfterBreak="0">
+    <w:nsid w:val="0D702750"/>
+    <w:multiLevelType w:val="multilevel"/>
+    <w:tmpl w:val="B8B6BA76"/>
+    <w:lvl w:ilvl="0">
+      <w:start w:val="1"/>
+      <w:numFmt w:val="decimal"/>
+      <w:lvlText w:val="%1."/>
+      <w:lvlJc w:val="left"/>
+      <w:pPr>
+        <w:tabs>
+          <w:tab w:val="num" w:pos="720"/>
+        </w:tabs>
+        <w:ind w:left="720" w:hanging="360"/>
+      </w:pPr>
+    </w:lvl>
+    <w:lvl w:ilvl="1" w:tentative="1">
+      <w:start w:val="1"/>
+      <w:numFmt w:val="decimal"/>
+      <w:lvlText w:val="%2."/>
+      <w:lvlJc w:val="left"/>
+      <w:pPr>
+        <w:tabs>
+          <w:tab w:val="num" w:pos="1440"/>
+        </w:tabs>
+        <w:ind w:left="1440" w:hanging="360"/>
+      </w:pPr>
+    </w:lvl>
+    <w:lvl w:ilvl="2" w:tentative="1">
+      <w:start w:val="1"/>
+      <w:numFmt w:val="decimal"/>
+      <w:lvlText w:val="%3."/>
+      <w:lvlJc w:val="left"/>
+      <w:pPr>
+        <w:tabs>
+          <w:tab w:val="num" w:pos="2160"/>
+        </w:tabs>
+        <w:ind w:left="2160" w:hanging="360"/>
+      </w:pPr>
+    </w:lvl>
+    <w:lvl w:ilvl="3" w:tentative="1">
+      <w:start w:val="1"/>
+      <w:numFmt w:val="decimal"/>
+      <w:lvlText w:val="%4."/>
+      <w:lvlJc w:val="left"/>
+      <w:pPr>
+        <w:tabs>
+          <w:tab w:val="num" w:pos="2880"/>
+        </w:tabs>
+        <w:ind w:left="2880" w:hanging="360"/>
+      </w:pPr>
+    </w:lvl>
+    <w:lvl w:ilvl="4" w:tentative="1">
+      <w:start w:val="1"/>
+      <w:numFmt w:val="decimal"/>
+      <w:lvlText w:val="%5."/>
+      <w:lvlJc w:val="left"/>
+      <w:pPr>
+        <w:tabs>
+          <w:tab w:val="num" w:pos="3600"/>
+        </w:tabs>
+        <w:ind w:left="3600" w:hanging="360"/>
+      </w:pPr>
+    </w:lvl>
+    <w:lvl w:ilvl="5" w:tentative="1">
+      <w:start w:val="1"/>
+      <w:numFmt w:val="decimal"/>
+      <w:lvlText w:val="%6."/>
+      <w:lvlJc w:val="left"/>
+      <w:pPr>
+        <w:tabs>
+          <w:tab w:val="num" w:pos="4320"/>
+        </w:tabs>
+        <w:ind w:left="4320" w:hanging="360"/>
+      </w:pPr>
+    </w:lvl>
+    <w:lvl w:ilvl="6" w:tentative="1">
+      <w:start w:val="1"/>
+      <w:numFmt w:val="decimal"/>
+      <w:lvlText w:val="%7."/>
+      <w:lvlJc w:val="left"/>
+      <w:pPr>
+        <w:tabs>
+          <w:tab w:val="num" w:pos="5040"/>
+        </w:tabs>
+        <w:ind w:left="5040" w:hanging="360"/>
+      </w:pPr>
+    </w:lvl>
+    <w:lvl w:ilvl="7" w:tentative="1">
+      <w:start w:val="1"/>
+      <w:numFmt w:val="decimal"/>
+      <w:lvlText w:val="%8."/>
+      <w:lvlJc w:val="left"/>
+      <w:pPr>
+        <w:tabs>
+          <w:tab w:val="num" w:pos="5760"/>
+        </w:tabs>
+        <w:ind w:left="5760" w:hanging="360"/>
+      </w:pPr>
+    </w:lvl>
+    <w:lvl w:ilvl="8" w:tentative="1">
+      <w:start w:val="1"/>
+      <w:numFmt w:val="decimal"/>
+      <w:lvlText w:val="%9."/>
+      <w:lvlJc w:val="left"/>
+      <w:pPr>
+        <w:tabs>
+          <w:tab w:val="num" w:pos="6480"/>
+        </w:tabs>
+        <w:ind w:left="6480" w:hanging="360"/>
+      </w:pPr>
+    </w:lvl>
+  </w:abstractNum>
+  <w:abstractNum w:abstractNumId="3" w15:restartNumberingAfterBreak="0">
+    <w:nsid w:val="10B527B6"/>
+    <w:multiLevelType w:val="multilevel"/>
+    <w:tmpl w:val="6C406814"/>
+    <w:lvl w:ilvl="0">
+      <w:start w:val="1"/>
+      <w:numFmt w:val="decimal"/>
+      <w:lvlText w:val="%1."/>
+      <w:lvlJc w:val="left"/>
+      <w:pPr>
+        <w:tabs>
+          <w:tab w:val="num" w:pos="720"/>
+        </w:tabs>
+        <w:ind w:left="720" w:hanging="360"/>
+      </w:pPr>
+    </w:lvl>
+    <w:lvl w:ilvl="1">
+      <w:start w:val="1"/>
+      <w:numFmt w:val="bullet"/>
+      <w:lvlText w:val="o"/>
+      <w:lvlJc w:val="left"/>
+      <w:pPr>
+        <w:tabs>
+          <w:tab w:val="num" w:pos="1440"/>
+        </w:tabs>
+        <w:ind w:left="1440" w:hanging="360"/>
+      </w:pPr>
+      <w:rPr>
+        <w:rFonts w:ascii="Courier New" w:hAnsi="Courier New" w:hint="default"/>
+        <w:sz w:val="20"/>
+      </w:rPr>
+    </w:lvl>
+    <w:lvl w:ilvl="2" w:tentative="1">
+      <w:start w:val="1"/>
+      <w:numFmt w:val="decimal"/>
+      <w:lvlText w:val="%3."/>
+      <w:lvlJc w:val="left"/>
+      <w:pPr>
+        <w:tabs>
+          <w:tab w:val="num" w:pos="2160"/>
+        </w:tabs>
+        <w:ind w:left="2160" w:hanging="360"/>
+      </w:pPr>
+    </w:lvl>
+    <w:lvl w:ilvl="3" w:tentative="1">
+      <w:start w:val="1"/>
+      <w:numFmt w:val="decimal"/>
+      <w:lvlText w:val="%4."/>
+      <w:lvlJc w:val="left"/>
+      <w:pPr>
+        <w:tabs>
+          <w:tab w:val="num" w:pos="2880"/>
+        </w:tabs>
+        <w:ind w:left="2880" w:hanging="360"/>
+      </w:pPr>
+    </w:lvl>
+    <w:lvl w:ilvl="4" w:tentative="1">
+      <w:start w:val="1"/>
+      <w:numFmt w:val="decimal"/>
+      <w:lvlText w:val="%5."/>
+      <w:lvlJc w:val="left"/>
+      <w:pPr>
+        <w:tabs>
+          <w:tab w:val="num" w:pos="3600"/>
+        </w:tabs>
+        <w:ind w:left="3600" w:hanging="360"/>
+      </w:pPr>
+    </w:lvl>
+    <w:lvl w:ilvl="5" w:tentative="1">
+      <w:start w:val="1"/>
+      <w:numFmt w:val="decimal"/>
+      <w:lvlText w:val="%6."/>
+      <w:lvlJc w:val="left"/>
+      <w:pPr>
+        <w:tabs>
+          <w:tab w:val="num" w:pos="4320"/>
+        </w:tabs>
+        <w:ind w:left="4320" w:hanging="360"/>
+      </w:pPr>
+    </w:lvl>
+    <w:lvl w:ilvl="6" w:tentative="1">
+      <w:start w:val="1"/>
+      <w:numFmt w:val="decimal"/>
+      <w:lvlText w:val="%7."/>
+      <w:lvlJc w:val="left"/>
+      <w:pPr>
+        <w:tabs>
+          <w:tab w:val="num" w:pos="5040"/>
+        </w:tabs>
+        <w:ind w:left="5040" w:hanging="360"/>
+      </w:pPr>
+    </w:lvl>
+    <w:lvl w:ilvl="7" w:tentative="1">
+      <w:start w:val="1"/>
+      <w:numFmt w:val="decimal"/>
+      <w:lvlText w:val="%8."/>
+      <w:lvlJc w:val="left"/>
+      <w:pPr>
+        <w:tabs>
+          <w:tab w:val="num" w:pos="5760"/>
+        </w:tabs>
+        <w:ind w:left="5760" w:hanging="360"/>
+      </w:pPr>
+    </w:lvl>
+    <w:lvl w:ilvl="8" w:tentative="1">
+      <w:start w:val="1"/>
+      <w:numFmt w:val="decimal"/>
+      <w:lvlText w:val="%9."/>
+      <w:lvlJc w:val="left"/>
+      <w:pPr>
+        <w:tabs>
+          <w:tab w:val="num" w:pos="6480"/>
+        </w:tabs>
+        <w:ind w:left="6480" w:hanging="360"/>
+      </w:pPr>
+    </w:lvl>
+  </w:abstractNum>
+  <w:abstractNum w:abstractNumId="4" w15:restartNumberingAfterBreak="0">
+    <w:nsid w:val="2ACB73CC"/>
+    <w:multiLevelType w:val="multilevel"/>
+    <w:tmpl w:val="3DD0A24E"/>
+    <w:lvl w:ilvl="0">
+      <w:start w:val="1"/>
+      <w:numFmt w:val="bullet"/>
+      <w:lvlText w:val=""/>
+      <w:lvlJc w:val="left"/>
+      <w:pPr>
+        <w:tabs>
+          <w:tab w:val="num" w:pos="720"/>
+        </w:tabs>
+        <w:ind w:left="720" w:hanging="360"/>
+      </w:pPr>
+      <w:rPr>
+        <w:rFonts w:ascii="Symbol" w:hAnsi="Symbol" w:hint="default"/>
+        <w:sz w:val="20"/>
+      </w:rPr>
+    </w:lvl>
+    <w:lvl w:ilvl="1" w:tentative="1">
+      <w:start w:val="1"/>
+      <w:numFmt w:val="bullet"/>
+      <w:lvlText w:val="o"/>
+      <w:lvlJc w:val="left"/>
+      <w:pPr>
+        <w:tabs>
+          <w:tab w:val="num" w:pos="1440"/>
+        </w:tabs>
+        <w:ind w:left="1440" w:hanging="360"/>
+      </w:pPr>
+      <w:rPr>
+        <w:rFonts w:ascii="Courier New" w:hAnsi="Courier New" w:hint="default"/>
+        <w:sz w:val="20"/>
+      </w:rPr>
+    </w:lvl>
+    <w:lvl w:ilvl="2" w:tentative="1">
+      <w:start w:val="1"/>
+      <w:numFmt w:val="bullet"/>
+      <w:lvlText w:val=""/>
+      <w:lvlJc w:val="left"/>
+      <w:pPr>
+        <w:tabs>
+          <w:tab w:val="num" w:pos="2160"/>
+        </w:tabs>
+        <w:ind w:left="2160" w:hanging="360"/>
+      </w:pPr>
+      <w:rPr>
+        <w:rFonts w:ascii="Wingdings" w:hAnsi="Wingdings" w:hint="default"/>
+        <w:sz w:val="20"/>
+      </w:rPr>
+    </w:lvl>
+    <w:lvl w:ilvl="3" w:tentative="1">
+      <w:start w:val="1"/>
+      <w:numFmt w:val="bullet"/>
+      <w:lvlText w:val=""/>
+      <w:lvlJc w:val="left"/>
+      <w:pPr>
+        <w:tabs>
+          <w:tab w:val="num" w:pos="2880"/>
+        </w:tabs>
+        <w:ind w:left="2880" w:hanging="360"/>
+      </w:pPr>
+      <w:rPr>
+        <w:rFonts w:ascii="Wingdings" w:hAnsi="Wingdings" w:hint="default"/>
+        <w:sz w:val="20"/>
+      </w:rPr>
+    </w:lvl>
+    <w:lvl w:ilvl="4" w:tentative="1">
+      <w:start w:val="1"/>
+      <w:numFmt w:val="bullet"/>
+      <w:lvlText w:val=""/>
+      <w:lvlJc w:val="left"/>
+      <w:pPr>
+        <w:tabs>
+          <w:tab w:val="num" w:pos="3600"/>
+        </w:tabs>
+        <w:ind w:left="3600" w:hanging="360"/>
+      </w:pPr>
+      <w:rPr>
+        <w:rFonts w:ascii="Wingdings" w:hAnsi="Wingdings" w:hint="default"/>
+        <w:sz w:val="20"/>
+      </w:rPr>
+    </w:lvl>
+    <w:lvl w:ilvl="5" w:tentative="1">
+      <w:start w:val="1"/>
+      <w:numFmt w:val="bullet"/>
+      <w:lvlText w:val=""/>
+      <w:lvlJc w:val="left"/>
+      <w:pPr>
+        <w:tabs>
+          <w:tab w:val="num" w:pos="4320"/>
+        </w:tabs>
+        <w:ind w:left="4320" w:hanging="360"/>
+      </w:pPr>
+      <w:rPr>
+        <w:rFonts w:ascii="Wingdings" w:hAnsi="Wingdings" w:hint="default"/>
+        <w:sz w:val="20"/>
+      </w:rPr>
+    </w:lvl>
+    <w:lvl w:ilvl="6" w:tentative="1">
+      <w:start w:val="1"/>
+      <w:numFmt w:val="bullet"/>
+      <w:lvlText w:val=""/>
+      <w:lvlJc w:val="left"/>
+      <w:pPr>
+        <w:tabs>
+          <w:tab w:val="num" w:pos="5040"/>
+        </w:tabs>
+        <w:ind w:left="5040" w:hanging="360"/>
+      </w:pPr>
+      <w:rPr>
+        <w:rFonts w:ascii="Wingdings" w:hAnsi="Wingdings" w:hint="default"/>
+        <w:sz w:val="20"/>
+      </w:rPr>
+    </w:lvl>
+    <w:lvl w:ilvl="7" w:tentative="1">
+      <w:start w:val="1"/>
+      <w:numFmt w:val="bullet"/>
+      <w:lvlText w:val=""/>
+      <w:lvlJc w:val="left"/>
+      <w:pPr>
+        <w:tabs>
+          <w:tab w:val="num" w:pos="5760"/>
+        </w:tabs>
+        <w:ind w:left="5760" w:hanging="360"/>
+      </w:pPr>
+      <w:rPr>
+        <w:rFonts w:ascii="Wingdings" w:hAnsi="Wingdings" w:hint="default"/>
+        <w:sz w:val="20"/>
+      </w:rPr>
+    </w:lvl>
+    <w:lvl w:ilvl="8" w:tentative="1">
+      <w:start w:val="1"/>
+      <w:numFmt w:val="bullet"/>
+      <w:lvlText w:val=""/>
+      <w:lvlJc w:val="left"/>
+      <w:pPr>
+        <w:tabs>
+          <w:tab w:val="num" w:pos="6480"/>
+        </w:tabs>
+        <w:ind w:left="6480" w:hanging="360"/>
+      </w:pPr>
+      <w:rPr>
+        <w:rFonts w:ascii="Wingdings" w:hAnsi="Wingdings" w:hint="default"/>
+        <w:sz w:val="20"/>
+      </w:rPr>
+    </w:lvl>
+  </w:abstractNum>
+  <w:abstractNum w:abstractNumId="5" w15:restartNumberingAfterBreak="0">
+    <w:nsid w:val="3F0B505B"/>
+    <w:multiLevelType w:val="multilevel"/>
+    <w:tmpl w:val="FE0CDDD6"/>
+    <w:lvl w:ilvl="0">
+      <w:start w:val="1"/>
+      <w:numFmt w:val="bullet"/>
+      <w:lvlText w:val=""/>
+      <w:lvlJc w:val="left"/>
+      <w:pPr>
+        <w:tabs>
+          <w:tab w:val="num" w:pos="720"/>
+        </w:tabs>
+        <w:ind w:left="720" w:hanging="360"/>
+      </w:pPr>
+      <w:rPr>
+        <w:rFonts w:ascii="Symbol" w:hAnsi="Symbol" w:hint="default"/>
+        <w:sz w:val="20"/>
+      </w:rPr>
+    </w:lvl>
+    <w:lvl w:ilvl="1" w:tentative="1">
+      <w:start w:val="1"/>
+      <w:numFmt w:val="bullet"/>
+      <w:lvlText w:val="o"/>
+      <w:lvlJc w:val="left"/>
+      <w:pPr>
+        <w:tabs>
+          <w:tab w:val="num" w:pos="1440"/>
+        </w:tabs>
+        <w:ind w:left="1440" w:hanging="360"/>
+      </w:pPr>
+      <w:rPr>
+        <w:rFonts w:ascii="Courier New" w:hAnsi="Courier New" w:hint="default"/>
+        <w:sz w:val="20"/>
+      </w:rPr>
+    </w:lvl>
+    <w:lvl w:ilvl="2" w:tentative="1">
+      <w:start w:val="1"/>
+      <w:numFmt w:val="bullet"/>
+      <w:lvlText w:val=""/>
+      <w:lvlJc w:val="left"/>
+      <w:pPr>
+        <w:tabs>
+          <w:tab w:val="num" w:pos="2160"/>
+        </w:tabs>
+        <w:ind w:left="2160" w:hanging="360"/>
+      </w:pPr>
+      <w:rPr>
+        <w:rFonts w:ascii="Wingdings" w:hAnsi="Wingdings" w:hint="default"/>
+        <w:sz w:val="20"/>
+      </w:rPr>
+    </w:lvl>
+    <w:lvl w:ilvl="3" w:tentative="1">
+      <w:start w:val="1"/>
+      <w:numFmt w:val="bullet"/>
+      <w:lvlText w:val=""/>
+      <w:lvlJc w:val="left"/>
+      <w:pPr>
+        <w:tabs>
+          <w:tab w:val="num" w:pos="2880"/>
+        </w:tabs>
+        <w:ind w:left="2880" w:hanging="360"/>
+      </w:pPr>
+      <w:rPr>
+        <w:rFonts w:ascii="Wingdings" w:hAnsi="Wingdings" w:hint="default"/>
+        <w:sz w:val="20"/>
+      </w:rPr>
+    </w:lvl>
+    <w:lvl w:ilvl="4" w:tentative="1">
+      <w:start w:val="1"/>
+      <w:numFmt w:val="bullet"/>
+      <w:lvlText w:val=""/>
+      <w:lvlJc w:val="left"/>
+      <w:pPr>
+        <w:tabs>
+          <w:tab w:val="num" w:pos="3600"/>
+        </w:tabs>
+        <w:ind w:left="3600" w:hanging="360"/>
+      </w:pPr>
+      <w:rPr>
+        <w:rFonts w:ascii="Wingdings" w:hAnsi="Wingdings" w:hint="default"/>
+        <w:sz w:val="20"/>
+      </w:rPr>
+    </w:lvl>
+    <w:lvl w:ilvl="5" w:tentative="1">
+      <w:start w:val="1"/>
+      <w:numFmt w:val="bullet"/>
+      <w:lvlText w:val=""/>
+      <w:lvlJc w:val="left"/>
+      <w:pPr>
+        <w:tabs>
+          <w:tab w:val="num" w:pos="4320"/>
+        </w:tabs>
+        <w:ind w:left="4320" w:hanging="360"/>
+      </w:pPr>
+      <w:rPr>
+        <w:rFonts w:ascii="Wingdings" w:hAnsi="Wingdings" w:hint="default"/>
+        <w:sz w:val="20"/>
+      </w:rPr>
+    </w:lvl>
+    <w:lvl w:ilvl="6" w:tentative="1">
+      <w:start w:val="1"/>
+      <w:numFmt w:val="bullet"/>
+      <w:lvlText w:val=""/>
+      <w:lvlJc w:val="left"/>
+      <w:pPr>
+        <w:tabs>
+          <w:tab w:val="num" w:pos="5040"/>
+        </w:tabs>
+        <w:ind w:left="5040" w:hanging="360"/>
+      </w:pPr>
+      <w:rPr>
+        <w:rFonts w:ascii="Wingdings" w:hAnsi="Wingdings" w:hint="default"/>
+        <w:sz w:val="20"/>
+      </w:rPr>
+    </w:lvl>
+    <w:lvl w:ilvl="7" w:tentative="1">
+      <w:start w:val="1"/>
+      <w:numFmt w:val="bullet"/>
+      <w:lvlText w:val=""/>
+      <w:lvlJc w:val="left"/>
+      <w:pPr>
+        <w:tabs>
+          <w:tab w:val="num" w:pos="5760"/>
+        </w:tabs>
+        <w:ind w:left="5760" w:hanging="360"/>
+      </w:pPr>
+      <w:rPr>
+        <w:rFonts w:ascii="Wingdings" w:hAnsi="Wingdings" w:hint="default"/>
+        <w:sz w:val="20"/>
+      </w:rPr>
+    </w:lvl>
+    <w:lvl w:ilvl="8" w:tentative="1">
+      <w:start w:val="1"/>
+      <w:numFmt w:val="bullet"/>
+      <w:lvlText w:val=""/>
+      <w:lvlJc w:val="left"/>
+      <w:pPr>
+        <w:tabs>
+          <w:tab w:val="num" w:pos="6480"/>
+        </w:tabs>
+        <w:ind w:left="6480" w:hanging="360"/>
+      </w:pPr>
+      <w:rPr>
+        <w:rFonts w:ascii="Wingdings" w:hAnsi="Wingdings" w:hint="default"/>
+        <w:sz w:val="20"/>
+      </w:rPr>
+    </w:lvl>
+  </w:abstractNum>
+  <w:abstractNum w:abstractNumId="6" w15:restartNumberingAfterBreak="0">
+    <w:nsid w:val="7A3A5339"/>
+    <w:multiLevelType w:val="multilevel"/>
+    <w:tmpl w:val="EB8E3018"/>
+    <w:lvl w:ilvl="0">
+      <w:start w:val="1"/>
+      <w:numFmt w:val="bullet"/>
+      <w:lvlText w:val=""/>
+      <w:lvlJc w:val="left"/>
+      <w:pPr>
+        <w:tabs>
+          <w:tab w:val="num" w:pos="720"/>
+        </w:tabs>
+        <w:ind w:left="720" w:hanging="360"/>
+      </w:pPr>
+      <w:rPr>
+        <w:rFonts w:ascii="Symbol" w:hAnsi="Symbol" w:hint="default"/>
+        <w:sz w:val="20"/>
+      </w:rPr>
+    </w:lvl>
+    <w:lvl w:ilvl="1" w:tentative="1">
+      <w:start w:val="1"/>
+      <w:numFmt w:val="bullet"/>
+      <w:lvlText w:val="o"/>
+      <w:lvlJc w:val="left"/>
+      <w:pPr>
+        <w:tabs>
+          <w:tab w:val="num" w:pos="1440"/>
+        </w:tabs>
+        <w:ind w:left="1440" w:hanging="360"/>
+      </w:pPr>
+      <w:rPr>
+        <w:rFonts w:ascii="Courier New" w:hAnsi="Courier New" w:hint="default"/>
+        <w:sz w:val="20"/>
+      </w:rPr>
+    </w:lvl>
+    <w:lvl w:ilvl="2" w:tentative="1">
+      <w:start w:val="1"/>
+      <w:numFmt w:val="bullet"/>
+      <w:lvlText w:val=""/>
+      <w:lvlJc w:val="left"/>
+      <w:pPr>
+        <w:tabs>
+          <w:tab w:val="num" w:pos="2160"/>
+        </w:tabs>
+        <w:ind w:left="2160" w:hanging="360"/>
+      </w:pPr>
+      <w:rPr>
+        <w:rFonts w:ascii="Wingdings" w:hAnsi="Wingdings" w:hint="default"/>
+        <w:sz w:val="20"/>
+      </w:rPr>
+    </w:lvl>
+    <w:lvl w:ilvl="3" w:tentative="1">
+      <w:start w:val="1"/>
+      <w:numFmt w:val="bullet"/>
+      <w:lvlText w:val=""/>
+      <w:lvlJc w:val="left"/>
+      <w:pPr>
+        <w:tabs>
+          <w:tab w:val="num" w:pos="2880"/>
+        </w:tabs>
+        <w:ind w:left="2880" w:hanging="360"/>
+      </w:pPr>
+      <w:rPr>
+        <w:rFonts w:ascii="Wingdings" w:hAnsi="Wingdings" w:hint="default"/>
+        <w:sz w:val="20"/>
+      </w:rPr>
+    </w:lvl>
+    <w:lvl w:ilvl="4" w:tentative="1">
+      <w:start w:val="1"/>
+      <w:numFmt w:val="bullet"/>
+      <w:lvlText w:val=""/>
+      <w:lvlJc w:val="left"/>
+      <w:pPr>
+        <w:tabs>
+          <w:tab w:val="num" w:pos="3600"/>
+        </w:tabs>
+        <w:ind w:left="3600" w:hanging="360"/>
+      </w:pPr>
+      <w:rPr>
+        <w:rFonts w:ascii="Wingdings" w:hAnsi="Wingdings" w:hint="default"/>
+        <w:sz w:val="20"/>
+      </w:rPr>
+    </w:lvl>
+    <w:lvl w:ilvl="5" w:tentative="1">
+      <w:start w:val="1"/>
+      <w:numFmt w:val="bullet"/>
+      <w:lvlText w:val=""/>
+      <w:lvlJc w:val="left"/>
+      <w:pPr>
+        <w:tabs>
+          <w:tab w:val="num" w:pos="4320"/>
+        </w:tabs>
+        <w:ind w:left="4320" w:hanging="360"/>
+      </w:pPr>
+      <w:rPr>
+        <w:rFonts w:ascii="Wingdings" w:hAnsi="Wingdings" w:hint="default"/>
+        <w:sz w:val="20"/>
+      </w:rPr>
+    </w:lvl>
+    <w:lvl w:ilvl="6" w:tentative="1">
+      <w:start w:val="1"/>
+      <w:numFmt w:val="bullet"/>
+      <w:lvlText w:val=""/>
+      <w:lvlJc w:val="left"/>
+      <w:pPr>
+        <w:tabs>
+          <w:tab w:val="num" w:pos="5040"/>
+        </w:tabs>
+        <w:ind w:left="5040" w:hanging="360"/>
+      </w:pPr>
+      <w:rPr>
+        <w:rFonts w:ascii="Wingdings" w:hAnsi="Wingdings" w:hint="default"/>
+        <w:sz w:val="20"/>
+      </w:rPr>
+    </w:lvl>
+    <w:lvl w:ilvl="7" w:tentative="1">
+      <w:start w:val="1"/>
+      <w:numFmt w:val="bullet"/>
+      <w:lvlText w:val=""/>
+      <w:lvlJc w:val="left"/>
+      <w:pPr>
+        <w:tabs>
+          <w:tab w:val="num" w:pos="5760"/>
+        </w:tabs>
+        <w:ind w:left="5760" w:hanging="360"/>
+      </w:pPr>
+      <w:rPr>
+        <w:rFonts w:ascii="Wingdings" w:hAnsi="Wingdings" w:hint="default"/>
+        <w:sz w:val="20"/>
+      </w:rPr>
+    </w:lvl>
+    <w:lvl w:ilvl="8" w:tentative="1">
+      <w:start w:val="1"/>
+      <w:numFmt w:val="bullet"/>
+      <w:lvlText w:val=""/>
+      <w:lvlJc w:val="left"/>
+      <w:pPr>
+        <w:tabs>
+          <w:tab w:val="num" w:pos="6480"/>
+        </w:tabs>
+        <w:ind w:left="6480" w:hanging="360"/>
+      </w:pPr>
+      <w:rPr>
+        <w:rFonts w:ascii="Wingdings" w:hAnsi="Wingdings" w:hint="default"/>
+        <w:sz w:val="20"/>
+      </w:rPr>
+    </w:lvl>
+  </w:abstractNum>
+  <w:num w:numId="1" w16cid:durableId="9838918">
+    <w:abstractNumId w:val="5"/>
+  </w:num>
+  <w:num w:numId="2" w16cid:durableId="1801486000">
+    <w:abstractNumId w:val="0"/>
+  </w:num>
+  <w:num w:numId="3" w16cid:durableId="15935913">
+    <w:abstractNumId w:val="1"/>
+  </w:num>
+  <w:num w:numId="4" w16cid:durableId="342320188">
+    <w:abstractNumId w:val="3"/>
+  </w:num>
+  <w:num w:numId="5" w16cid:durableId="1758016976">
+    <w:abstractNumId w:val="2"/>
+  </w:num>
+  <w:num w:numId="6" w16cid:durableId="119694532">
+    <w:abstractNumId w:val="4"/>
+  </w:num>
+  <w:num w:numId="7" w16cid:durableId="1208949945">
+    <w:abstractNumId w:val="6"/>
+  </w:num>
+</w:numbering>
 </file>
 
 <file path=word/styles.xml><?xml version="1.0" encoding="utf-8"?>
@@ -1017,7 +8547,6 @@
   <w:style w:type="character" w:default="1" w:styleId="Fuentedeprrafopredeter">
     <w:name w:val="Default Paragraph Font"/>
     <w:uiPriority w:val="1"/>
-    <w:semiHidden/>
     <w:unhideWhenUsed/>
   </w:style>
   <w:style w:type="table" w:default="1" w:styleId="Tablanormal">
